--- a/resources/examples/demo_rmd_word_doc.docx
+++ b/resources/examples/demo_rmd_word_doc.docx
@@ -7,13 +7,7 @@
         <w:pStyle w:val="Titel"/>
       </w:pPr>
       <w:r>
-        <w:t xml:space="preserve">Document</w:t>
-      </w:r>
-      <w:r>
-        <w:t xml:space="preserve"> </w:t>
-      </w:r>
-      <w:r>
-        <w:t xml:space="preserve">title</w:t>
+        <w:t xml:space="preserve">Document title</w:t>
       </w:r>
     </w:p>
     <w:p>
@@ -21,19 +15,7 @@
         <w:pStyle w:val="Untertitel"/>
       </w:pPr>
       <w:r>
-        <w:t xml:space="preserve">Subtitle</w:t>
-      </w:r>
-      <w:r>
-        <w:t xml:space="preserve"> </w:t>
-      </w:r>
-      <w:r>
-        <w:t xml:space="preserve">of</w:t>
-      </w:r>
-      <w:r>
-        <w:t xml:space="preserve"> </w:t>
-      </w:r>
-      <w:r>
-        <w:t xml:space="preserve">document</w:t>
+        <w:t xml:space="preserve">Subtitle of document</w:t>
       </w:r>
     </w:p>
     <w:p>
@@ -41,13 +23,7 @@
         <w:pStyle w:val="Author"/>
       </w:pPr>
       <w:r>
-        <w:t xml:space="preserve">Author</w:t>
-      </w:r>
-      <w:r>
-        <w:t xml:space="preserve"> </w:t>
-      </w:r>
-      <w:r>
-        <w:t xml:space="preserve">name(s)</w:t>
+        <w:t xml:space="preserve">Author name(s)</w:t>
       </w:r>
     </w:p>
     <w:p>
@@ -55,10 +31,10 @@
         <w:pStyle w:val="Datum"/>
       </w:pPr>
       <w:r>
-        <w:t xml:space="preserve">2022-08-31</w:t>
+        <w:t xml:space="preserve">2026-03-14</w:t>
       </w:r>
     </w:p>
-    <w:bookmarkStart w:id="28" w:name="introduction"/>
+    <w:bookmarkStart w:id="27" w:name="introduction"/>
     <w:p>
       <w:pPr>
         <w:pStyle w:val="berschrift1"/>
@@ -67,7 +43,7 @@
         <w:t xml:space="preserve">Introduction</w:t>
       </w:r>
     </w:p>
-    <w:bookmarkStart w:id="22" w:name="yaml-header"/>
+    <w:bookmarkStart w:id="21" w:name="yaml-header"/>
     <w:p>
       <w:pPr>
         <w:pStyle w:val="berschrift2"/>
@@ -86,16 +62,16 @@
     </w:p>
     <w:p>
       <w:pPr>
+        <w:pStyle w:val="Compact"/>
         <w:numPr>
           <w:ilvl w:val="0"/>
           <w:numId w:val="1001"/>
         </w:numPr>
-        <w:pStyle w:val="Compact"/>
       </w:pPr>
       <w:r>
         <w:rPr>
+          <w:i/>
           <w:iCs/>
-          <w:i/>
         </w:rPr>
         <w:t xml:space="preserve">title</w:t>
       </w:r>
@@ -105,16 +81,16 @@
     </w:p>
     <w:p>
       <w:pPr>
+        <w:pStyle w:val="Compact"/>
         <w:numPr>
           <w:ilvl w:val="0"/>
           <w:numId w:val="1001"/>
         </w:numPr>
-        <w:pStyle w:val="Compact"/>
       </w:pPr>
       <w:r>
         <w:rPr>
+          <w:i/>
           <w:iCs/>
-          <w:i/>
         </w:rPr>
         <w:t xml:space="preserve">subtitle</w:t>
       </w:r>
@@ -124,16 +100,16 @@
     </w:p>
     <w:p>
       <w:pPr>
+        <w:pStyle w:val="Compact"/>
         <w:numPr>
           <w:ilvl w:val="0"/>
           <w:numId w:val="1001"/>
         </w:numPr>
-        <w:pStyle w:val="Compact"/>
       </w:pPr>
       <w:r>
         <w:rPr>
+          <w:i/>
           <w:iCs/>
-          <w:i/>
         </w:rPr>
         <w:t xml:space="preserve">author</w:t>
       </w:r>
@@ -143,16 +119,16 @@
     </w:p>
     <w:p>
       <w:pPr>
+        <w:pStyle w:val="Compact"/>
         <w:numPr>
           <w:ilvl w:val="0"/>
           <w:numId w:val="1001"/>
         </w:numPr>
-        <w:pStyle w:val="Compact"/>
       </w:pPr>
       <w:r>
         <w:rPr>
+          <w:i/>
           <w:iCs/>
-          <w:i/>
         </w:rPr>
         <w:t xml:space="preserve">date</w:t>
       </w:r>
@@ -162,16 +138,16 @@
     </w:p>
     <w:p>
       <w:pPr>
+        <w:pStyle w:val="Compact"/>
         <w:numPr>
           <w:ilvl w:val="0"/>
           <w:numId w:val="1001"/>
         </w:numPr>
-        <w:pStyle w:val="Compact"/>
       </w:pPr>
       <w:r>
         <w:rPr>
+          <w:i/>
           <w:iCs/>
-          <w:i/>
         </w:rPr>
         <w:t xml:space="preserve">abstract</w:t>
       </w:r>
@@ -181,16 +157,16 @@
     </w:p>
     <w:p>
       <w:pPr>
+        <w:pStyle w:val="Compact"/>
         <w:numPr>
           <w:ilvl w:val="0"/>
           <w:numId w:val="1001"/>
         </w:numPr>
-        <w:pStyle w:val="Compact"/>
       </w:pPr>
       <w:r>
         <w:rPr>
+          <w:i/>
           <w:iCs/>
-          <w:i/>
         </w:rPr>
         <w:t xml:space="preserve">bibliography</w:t>
       </w:r>
@@ -202,8 +178,8 @@
       </w:r>
       <w:r>
         <w:rPr>
+          <w:i/>
           <w:iCs/>
-          <w:i/>
         </w:rPr>
         <w:t xml:space="preserve">.bib</w:t>
       </w:r>
@@ -216,16 +192,16 @@
     </w:p>
     <w:p>
       <w:pPr>
+        <w:pStyle w:val="Compact"/>
         <w:numPr>
           <w:ilvl w:val="0"/>
           <w:numId w:val="1001"/>
         </w:numPr>
-        <w:pStyle w:val="Compact"/>
       </w:pPr>
       <w:r>
         <w:rPr>
+          <w:i/>
           <w:iCs/>
-          <w:i/>
         </w:rPr>
         <w:t xml:space="preserve">csl</w:t>
       </w:r>
@@ -236,13 +212,7 @@
         <w:t xml:space="preserve"> </w:t>
       </w:r>
       <w:r>
-        <w:t xml:space="preserve">‘</w:t>
-      </w:r>
-      <w:r>
-        <w:t xml:space="preserve">sage-harvard.csl</w:t>
-      </w:r>
-      <w:r>
-        <w:t xml:space="preserve">’</w:t>
+        <w:t xml:space="preserve">‘sage-harvard.csl’</w:t>
       </w:r>
       <w:r>
         <w:t xml:space="preserve"> </w:t>
@@ -253,7 +223,7 @@
       <w:r>
         <w:t xml:space="preserve"> </w:t>
       </w:r>
-      <w:hyperlink r:id="rId20">
+      <w:hyperlink r:id="rId19">
         <w:r>
           <w:rPr>
             <w:rStyle w:val="Hyperlink"/>
@@ -270,16 +240,16 @@
     </w:p>
     <w:p>
       <w:pPr>
+        <w:pStyle w:val="Compact"/>
         <w:numPr>
           <w:ilvl w:val="0"/>
           <w:numId w:val="1001"/>
         </w:numPr>
-        <w:pStyle w:val="Compact"/>
       </w:pPr>
       <w:r>
         <w:rPr>
+          <w:i/>
           <w:iCs/>
-          <w:i/>
         </w:rPr>
         <w:t xml:space="preserve">output</w:t>
       </w:r>
@@ -291,8 +261,8 @@
       </w:r>
       <w:r>
         <w:rPr>
+          <w:i/>
           <w:iCs/>
-          <w:i/>
         </w:rPr>
         <w:t xml:space="preserve">UHHformats::word_doc</w:t>
       </w:r>
@@ -307,8 +277,8 @@
       </w:r>
       <w:r>
         <w:rPr>
+          <w:i/>
           <w:iCs/>
-          <w:i/>
         </w:rPr>
         <w:t xml:space="preserve">bookdown::word_document2</w:t>
       </w:r>
@@ -318,256 +288,200 @@
     </w:p>
     <w:p>
       <w:pPr>
+        <w:pStyle w:val="Compact"/>
         <w:numPr>
           <w:ilvl w:val="1"/>
           <w:numId w:val="1002"/>
         </w:numPr>
-        <w:pStyle w:val="Compact"/>
       </w:pPr>
       <w:r>
         <w:rPr>
+          <w:i/>
           <w:iCs/>
-          <w:i/>
         </w:rPr>
         <w:t xml:space="preserve">toc: FALSE</w:t>
       </w:r>
     </w:p>
     <w:p>
       <w:pPr>
+        <w:pStyle w:val="Compact"/>
         <w:numPr>
           <w:ilvl w:val="1"/>
           <w:numId w:val="1002"/>
         </w:numPr>
-        <w:pStyle w:val="Compact"/>
       </w:pPr>
       <w:r>
         <w:rPr>
+          <w:i/>
           <w:iCs/>
-          <w:i/>
         </w:rPr>
         <w:t xml:space="preserve">toc_depth: 4</w:t>
       </w:r>
     </w:p>
     <w:p>
       <w:pPr>
+        <w:pStyle w:val="Compact"/>
         <w:numPr>
           <w:ilvl w:val="1"/>
           <w:numId w:val="1002"/>
         </w:numPr>
-        <w:pStyle w:val="Compact"/>
       </w:pPr>
       <w:r>
         <w:rPr>
+          <w:i/>
           <w:iCs/>
-          <w:i/>
         </w:rPr>
         <w:t xml:space="preserve">number_sections: FALSE</w:t>
       </w:r>
     </w:p>
     <w:p>
       <w:pPr>
+        <w:pStyle w:val="Compact"/>
         <w:numPr>
           <w:ilvl w:val="1"/>
           <w:numId w:val="1002"/>
         </w:numPr>
-        <w:pStyle w:val="Compact"/>
       </w:pPr>
       <w:r>
         <w:rPr>
+          <w:i/>
           <w:iCs/>
-          <w:i/>
         </w:rPr>
         <w:t xml:space="preserve">highlight:</w:t>
       </w:r>
       <w:r>
         <w:rPr>
+          <w:i/>
           <w:iCs/>
+        </w:rPr>
+        <w:t xml:space="preserve"> </w:t>
+      </w:r>
+      <w:r>
+        <w:rPr>
           <w:i/>
+          <w:iCs/>
         </w:rPr>
-        <w:t xml:space="preserve"> </w:t>
-      </w:r>
-      <w:r>
-        <w:rPr>
-          <w:iCs/>
-          <w:i/>
-        </w:rPr>
-        <w:t xml:space="preserve">“</w:t>
-      </w:r>
-      <w:r>
-        <w:rPr>
-          <w:iCs/>
-          <w:i/>
-        </w:rPr>
-        <w:t xml:space="preserve">default</w:t>
-      </w:r>
-      <w:r>
-        <w:rPr>
-          <w:iCs/>
-          <w:i/>
-        </w:rPr>
-        <w:t xml:space="preserve">”</w:t>
+        <w:t xml:space="preserve">“default”</w:t>
       </w:r>
     </w:p>
     <w:p>
       <w:pPr>
+        <w:pStyle w:val="Compact"/>
         <w:numPr>
           <w:ilvl w:val="1"/>
           <w:numId w:val="1002"/>
         </w:numPr>
-        <w:pStyle w:val="Compact"/>
       </w:pPr>
       <w:r>
         <w:rPr>
+          <w:i/>
           <w:iCs/>
-          <w:i/>
         </w:rPr>
         <w:t xml:space="preserve">reference_docx:</w:t>
       </w:r>
       <w:r>
         <w:rPr>
+          <w:i/>
           <w:iCs/>
+        </w:rPr>
+        <w:t xml:space="preserve"> </w:t>
+      </w:r>
+      <w:r>
+        <w:rPr>
           <w:i/>
+          <w:iCs/>
         </w:rPr>
-        <w:t xml:space="preserve"> </w:t>
-      </w:r>
-      <w:r>
-        <w:rPr>
-          <w:iCs/>
-          <w:i/>
-        </w:rPr>
-        <w:t xml:space="preserve">“</w:t>
-      </w:r>
-      <w:r>
-        <w:rPr>
-          <w:iCs/>
-          <w:i/>
-        </w:rPr>
-        <w:t xml:space="preserve">uhh-template</w:t>
-      </w:r>
-      <w:r>
-        <w:rPr>
-          <w:iCs/>
-          <w:i/>
-        </w:rPr>
-        <w:t xml:space="preserve">”</w:t>
+        <w:t xml:space="preserve">“uhh-template”</w:t>
       </w:r>
     </w:p>
     <w:p>
       <w:pPr>
+        <w:pStyle w:val="Compact"/>
         <w:numPr>
           <w:ilvl w:val="1"/>
           <w:numId w:val="1002"/>
         </w:numPr>
-        <w:pStyle w:val="Compact"/>
       </w:pPr>
       <w:r>
         <w:rPr>
+          <w:i/>
           <w:iCs/>
-          <w:i/>
         </w:rPr>
         <w:t xml:space="preserve">font =</w:t>
       </w:r>
       <w:r>
         <w:rPr>
+          <w:i/>
           <w:iCs/>
+        </w:rPr>
+        <w:t xml:space="preserve"> </w:t>
+      </w:r>
+      <w:r>
+        <w:rPr>
           <w:i/>
+          <w:iCs/>
         </w:rPr>
-        <w:t xml:space="preserve"> </w:t>
-      </w:r>
-      <w:r>
-        <w:rPr>
-          <w:iCs/>
-          <w:i/>
-        </w:rPr>
-        <w:t xml:space="preserve">“</w:t>
-      </w:r>
-      <w:r>
-        <w:rPr>
-          <w:iCs/>
-          <w:i/>
-        </w:rPr>
-        <w:t xml:space="preserve">Helvetica</w:t>
-      </w:r>
-      <w:r>
-        <w:rPr>
-          <w:iCs/>
-          <w:i/>
-        </w:rPr>
-        <w:t xml:space="preserve">”</w:t>
+        <w:t xml:space="preserve">“Helvetica”</w:t>
       </w:r>
     </w:p>
     <w:p>
       <w:pPr>
+        <w:pStyle w:val="Compact"/>
         <w:numPr>
           <w:ilvl w:val="1"/>
           <w:numId w:val="1002"/>
         </w:numPr>
-        <w:pStyle w:val="Compact"/>
       </w:pPr>
       <w:r>
         <w:rPr>
+          <w:i/>
           <w:iCs/>
-          <w:i/>
         </w:rPr>
         <w:t xml:space="preserve">language:</w:t>
       </w:r>
       <w:r>
         <w:rPr>
+          <w:i/>
           <w:iCs/>
+        </w:rPr>
+        <w:t xml:space="preserve"> </w:t>
+      </w:r>
+      <w:r>
+        <w:rPr>
           <w:i/>
+          <w:iCs/>
         </w:rPr>
-        <w:t xml:space="preserve"> </w:t>
-      </w:r>
-      <w:r>
-        <w:rPr>
-          <w:iCs/>
-          <w:i/>
-        </w:rPr>
-        <w:t xml:space="preserve">“</w:t>
-      </w:r>
-      <w:r>
-        <w:rPr>
-          <w:iCs/>
-          <w:i/>
-        </w:rPr>
-        <w:t xml:space="preserve">en</w:t>
-      </w:r>
-      <w:r>
-        <w:rPr>
-          <w:iCs/>
-          <w:i/>
-        </w:rPr>
-        <w:t xml:space="preserve">”</w:t>
+        <w:t xml:space="preserve">“en”</w:t>
       </w:r>
     </w:p>
     <w:p>
       <w:pPr>
+        <w:pStyle w:val="Compact"/>
         <w:numPr>
           <w:ilvl w:val="1"/>
           <w:numId w:val="1002"/>
         </w:numPr>
-        <w:pStyle w:val="Compact"/>
       </w:pPr>
       <w:r>
         <w:rPr>
+          <w:i/>
           <w:iCs/>
-          <w:i/>
         </w:rPr>
         <w:t xml:space="preserve">dpi: 144</w:t>
       </w:r>
     </w:p>
     <w:p>
       <w:pPr>
+        <w:pStyle w:val="Compact"/>
         <w:numPr>
           <w:ilvl w:val="0"/>
           <w:numId w:val="1001"/>
         </w:numPr>
-        <w:pStyle w:val="Compact"/>
       </w:pPr>
       <w:r>
         <w:rPr>
+          <w:i/>
           <w:iCs/>
-          <w:i/>
         </w:rPr>
         <w:t xml:space="preserve">toc-title</w:t>
       </w:r>
@@ -579,8 +493,8 @@
       </w:r>
       <w:r>
         <w:rPr>
+          <w:i/>
           <w:iCs/>
-          <w:i/>
         </w:rPr>
         <w:t xml:space="preserve">toc: TRUE</w:t>
       </w:r>
@@ -589,38 +503,24 @@
       </w:r>
       <w:r>
         <w:rPr>
+          <w:i/>
           <w:iCs/>
-          <w:i/>
         </w:rPr>
         <w:t xml:space="preserve">language:</w:t>
       </w:r>
       <w:r>
         <w:rPr>
+          <w:i/>
           <w:iCs/>
+        </w:rPr>
+        <w:t xml:space="preserve"> </w:t>
+      </w:r>
+      <w:r>
+        <w:rPr>
           <w:i/>
+          <w:iCs/>
         </w:rPr>
-        <w:t xml:space="preserve"> </w:t>
-      </w:r>
-      <w:r>
-        <w:rPr>
-          <w:iCs/>
-          <w:i/>
-        </w:rPr>
-        <w:t xml:space="preserve">“</w:t>
-      </w:r>
-      <w:r>
-        <w:rPr>
-          <w:iCs/>
-          <w:i/>
-        </w:rPr>
-        <w:t xml:space="preserve">de</w:t>
-      </w:r>
-      <w:r>
-        <w:rPr>
-          <w:iCs/>
-          <w:i/>
-        </w:rPr>
-        <w:t xml:space="preserve">”</w:t>
+        <w:t xml:space="preserve">“de”</w:t>
       </w:r>
       <w:r>
         <w:t xml:space="preserve">) you should specify here a German title.</w:t>
@@ -638,8 +538,8 @@
       </w:r>
       <w:r>
         <w:rPr>
+          <w:i/>
           <w:iCs/>
-          <w:i/>
         </w:rPr>
         <w:t xml:space="preserve">UHHformats::word_doc</w:t>
       </w:r>
@@ -653,13 +553,7 @@
         <w:t xml:space="preserve"> </w:t>
       </w:r>
       <w:r>
-        <w:t xml:space="preserve">‘</w:t>
-      </w:r>
-      <w:r>
-        <w:t xml:space="preserve">uhh-template.docx</w:t>
-      </w:r>
-      <w:r>
-        <w:t xml:space="preserve">’</w:t>
+        <w:t xml:space="preserve">‘uhh-template.docx’</w:t>
       </w:r>
       <w:r>
         <w:t xml:space="preserve"> </w:t>
@@ -670,7 +564,7 @@
       <w:r>
         <w:t xml:space="preserve"> </w:t>
       </w:r>
-      <w:hyperlink r:id="rId21">
+      <w:hyperlink r:id="rId20">
         <w:r>
           <w:rPr>
             <w:rStyle w:val="Hyperlink"/>
@@ -688,13 +582,7 @@
         <w:t xml:space="preserve"> </w:t>
       </w:r>
       <w:r>
-        <w:t xml:space="preserve">‘</w:t>
-      </w:r>
-      <w:r>
-        <w:t xml:space="preserve">Helvetica</w:t>
-      </w:r>
-      <w:r>
-        <w:t xml:space="preserve">’</w:t>
+        <w:t xml:space="preserve">‘Helvetica’</w:t>
       </w:r>
       <w:r>
         <w:t xml:space="preserve">. If you are associated with the UHH you can also use the University’s own font</w:t>
@@ -703,13 +591,7 @@
         <w:t xml:space="preserve"> </w:t>
       </w:r>
       <w:r>
-        <w:t xml:space="preserve">“</w:t>
-      </w:r>
-      <w:r>
-        <w:t xml:space="preserve">TheSansUHH</w:t>
-      </w:r>
-      <w:r>
-        <w:t xml:space="preserve">”</w:t>
+        <w:t xml:space="preserve">“TheSansUHH”</w:t>
       </w:r>
       <w:r>
         <w:t xml:space="preserve">. In that case replace</w:t>
@@ -719,82 +601,54 @@
       </w:r>
       <w:r>
         <w:rPr>
+          <w:i/>
           <w:iCs/>
-          <w:i/>
         </w:rPr>
         <w:t xml:space="preserve">font =</w:t>
       </w:r>
       <w:r>
         <w:rPr>
+          <w:i/>
           <w:iCs/>
+        </w:rPr>
+        <w:t xml:space="preserve"> </w:t>
+      </w:r>
+      <w:r>
+        <w:rPr>
           <w:i/>
+          <w:iCs/>
         </w:rPr>
+        <w:t xml:space="preserve">“Helvetica”</w:t>
+      </w:r>
+      <w:r>
+        <w:t xml:space="preserve"> </w:t>
+      </w:r>
+      <w:r>
+        <w:t xml:space="preserve">with</w:t>
+      </w:r>
+      <w:r>
         <w:t xml:space="preserve"> </w:t>
       </w:r>
       <w:r>
         <w:rPr>
+          <w:i/>
           <w:iCs/>
-          <w:i/>
-        </w:rPr>
-        <w:t xml:space="preserve">“</w:t>
-      </w:r>
-      <w:r>
-        <w:rPr>
-          <w:iCs/>
-          <w:i/>
-        </w:rPr>
-        <w:t xml:space="preserve">Helvetica</w:t>
-      </w:r>
-      <w:r>
-        <w:rPr>
-          <w:iCs/>
-          <w:i/>
-        </w:rPr>
-        <w:t xml:space="preserve">”</w:t>
-      </w:r>
-      <w:r>
-        <w:t xml:space="preserve"> </w:t>
-      </w:r>
-      <w:r>
-        <w:t xml:space="preserve">with</w:t>
-      </w:r>
-      <w:r>
-        <w:t xml:space="preserve"> </w:t>
-      </w:r>
-      <w:r>
-        <w:rPr>
-          <w:iCs/>
-          <w:i/>
         </w:rPr>
         <w:t xml:space="preserve">font =</w:t>
       </w:r>
       <w:r>
         <w:rPr>
+          <w:i/>
           <w:iCs/>
+        </w:rPr>
+        <w:t xml:space="preserve"> </w:t>
+      </w:r>
+      <w:r>
+        <w:rPr>
           <w:i/>
+          <w:iCs/>
         </w:rPr>
-        <w:t xml:space="preserve"> </w:t>
-      </w:r>
-      <w:r>
-        <w:rPr>
-          <w:iCs/>
-          <w:i/>
-        </w:rPr>
-        <w:t xml:space="preserve">“</w:t>
-      </w:r>
-      <w:r>
-        <w:rPr>
-          <w:iCs/>
-          <w:i/>
-        </w:rPr>
-        <w:t xml:space="preserve">TheSansUHH</w:t>
-      </w:r>
-      <w:r>
-        <w:rPr>
-          <w:iCs/>
-          <w:i/>
-        </w:rPr>
-        <w:t xml:space="preserve">”</w:t>
+        <w:t xml:space="preserve">“TheSansUHH”</w:t>
       </w:r>
       <w:r>
         <w:t xml:space="preserve">.</w:t>
@@ -811,13 +665,7 @@
         <w:t xml:space="preserve"> </w:t>
       </w:r>
       <w:r>
-        <w:t xml:space="preserve">“</w:t>
-      </w:r>
-      <w:r>
-        <w:t xml:space="preserve">default</w:t>
-      </w:r>
-      <w:r>
-        <w:t xml:space="preserve">”</w:t>
+        <w:t xml:space="preserve">“default”</w:t>
       </w:r>
       <w:r>
         <w:t xml:space="preserve"> </w:t>
@@ -827,49 +675,35 @@
       </w:r>
       <w:r>
         <w:rPr>
+          <w:i/>
           <w:iCs/>
-          <w:i/>
         </w:rPr>
         <w:t xml:space="preserve">reference_docx:</w:t>
       </w:r>
       <w:r>
         <w:rPr>
+          <w:i/>
           <w:iCs/>
+        </w:rPr>
+        <w:t xml:space="preserve"> </w:t>
+      </w:r>
+      <w:r>
+        <w:rPr>
           <w:i/>
+          <w:iCs/>
         </w:rPr>
+        <w:t xml:space="preserve">“default”</w:t>
+      </w:r>
+      <w:r>
+        <w:t xml:space="preserve">). For further options see also the documentation of the</w:t>
+      </w:r>
+      <w:r>
         <w:t xml:space="preserve"> </w:t>
       </w:r>
       <w:r>
         <w:rPr>
+          <w:i/>
           <w:iCs/>
-          <w:i/>
-        </w:rPr>
-        <w:t xml:space="preserve">“</w:t>
-      </w:r>
-      <w:r>
-        <w:rPr>
-          <w:iCs/>
-          <w:i/>
-        </w:rPr>
-        <w:t xml:space="preserve">default</w:t>
-      </w:r>
-      <w:r>
-        <w:rPr>
-          <w:iCs/>
-          <w:i/>
-        </w:rPr>
-        <w:t xml:space="preserve">”</w:t>
-      </w:r>
-      <w:r>
-        <w:t xml:space="preserve">). For further options see also the documentation of the</w:t>
-      </w:r>
-      <w:r>
-        <w:t xml:space="preserve"> </w:t>
-      </w:r>
-      <w:r>
-        <w:rPr>
-          <w:iCs/>
-          <w:i/>
         </w:rPr>
         <w:t xml:space="preserve">bookdown::word_document2</w:t>
       </w:r>
@@ -888,13 +722,7 @@
         <w:t xml:space="preserve">If you set the language to German, a configuration file named ’_bookdown.yml’ is copied into the working directory, which defines the labels of the figure legend and table captions. If you want to use other labels (e.g. </w:t>
       </w:r>
       <w:r>
-        <w:t xml:space="preserve">‘</w:t>
-      </w:r>
-      <w:r>
-        <w:t xml:space="preserve">Abb.</w:t>
-      </w:r>
-      <w:r>
-        <w:t xml:space="preserve">’</w:t>
+        <w:t xml:space="preserve">‘Abb.’</w:t>
       </w:r>
       <w:r>
         <w:t xml:space="preserve"> </w:t>
@@ -906,20 +734,14 @@
         <w:t xml:space="preserve"> </w:t>
       </w:r>
       <w:r>
-        <w:t xml:space="preserve">‘</w:t>
-      </w:r>
-      <w:r>
-        <w:t xml:space="preserve">Abbildung</w:t>
-      </w:r>
-      <w:r>
-        <w:t xml:space="preserve">’</w:t>
+        <w:t xml:space="preserve">‘Abbildung’</w:t>
       </w:r>
       <w:r>
         <w:t xml:space="preserve">) feel free to modify the file.</w:t>
       </w:r>
     </w:p>
-    <w:bookmarkEnd w:id="22"/>
-    <w:bookmarkStart w:id="27" w:name="the-bookdown-package"/>
+    <w:bookmarkEnd w:id="21"/>
+    <w:bookmarkStart w:id="26" w:name="the-bookdown-package"/>
     <w:p>
       <w:pPr>
         <w:pStyle w:val="berschrift2"/>
@@ -938,7 +760,7 @@
       <w:r>
         <w:t xml:space="preserve"> </w:t>
       </w:r>
-      <w:hyperlink r:id="rId23">
+      <w:hyperlink r:id="rId22">
         <w:r>
           <w:rPr>
             <w:rStyle w:val="Hyperlink"/>
@@ -955,7 +777,7 @@
       <w:r>
         <w:t xml:space="preserve"> </w:t>
       </w:r>
-      <w:hyperlink r:id="rId24">
+      <w:hyperlink r:id="rId23">
         <w:r>
           <w:rPr>
             <w:rStyle w:val="Hyperlink"/>
@@ -971,8 +793,8 @@
       </w:r>
       <w:r>
         <w:rPr>
+          <w:i/>
           <w:iCs/>
-          <w:i/>
         </w:rPr>
         <w:t xml:space="preserve">bookdown</w:t>
       </w:r>
@@ -987,8 +809,8 @@
       </w:r>
       <w:r>
         <w:rPr>
+          <w:i/>
           <w:iCs/>
-          <w:i/>
         </w:rPr>
         <w:t xml:space="preserve">rmarkdown</w:t>
       </w:r>
@@ -1001,13 +823,13 @@
     </w:p>
     <w:p>
       <w:pPr>
+        <w:pStyle w:val="Compact"/>
         <w:numPr>
           <w:ilvl w:val="0"/>
           <w:numId w:val="1003"/>
         </w:numPr>
-        <w:pStyle w:val="Compact"/>
-      </w:pPr>
-      <w:hyperlink r:id="rId25">
+      </w:pPr>
+      <w:hyperlink r:id="rId24">
         <w:r>
           <w:rPr>
             <w:rStyle w:val="Hyperlink"/>
@@ -1024,13 +846,13 @@
     </w:p>
     <w:p>
       <w:pPr>
+        <w:pStyle w:val="Compact"/>
         <w:numPr>
           <w:ilvl w:val="0"/>
           <w:numId w:val="1003"/>
         </w:numPr>
-        <w:pStyle w:val="Compact"/>
-      </w:pPr>
-      <w:hyperlink r:id="rId26">
+      </w:pPr>
+      <w:hyperlink r:id="rId25">
         <w:r>
           <w:rPr>
             <w:rStyle w:val="Hyperlink"/>
@@ -1045,9 +867,9 @@
         <w:t xml:space="preserve">by Yihui Xie</w:t>
       </w:r>
     </w:p>
+    <w:bookmarkEnd w:id="26"/>
     <w:bookmarkEnd w:id="27"/>
-    <w:bookmarkEnd w:id="28"/>
-    <w:bookmarkStart w:id="31" w:name="methods"/>
+    <w:bookmarkStart w:id="30" w:name="methods"/>
     <w:p>
       <w:pPr>
         <w:pStyle w:val="berschrift1"/>
@@ -1056,7 +878,7 @@
         <w:t xml:space="preserve">Methods</w:t>
       </w:r>
     </w:p>
-    <w:bookmarkStart w:id="29" w:name="cross-references"/>
+    <w:bookmarkStart w:id="28" w:name="cross-references"/>
     <w:p>
       <w:pPr>
         <w:pStyle w:val="berschrift2"/>
@@ -1076,30 +898,24 @@
         <w:t xml:space="preserve"> </w:t>
       </w:r>
       <w:r>
+        <w:t xml:space="preserve">‘@ref(fig:</w:t>
+      </w:r>
+      <w:r>
+        <w:t xml:space="preserve">)’</w:t>
+      </w:r>
+      <w:r>
+        <w:t xml:space="preserve">, where</w:t>
+      </w:r>
+      <w:r>
+        <w:t xml:space="preserve"> </w:t>
+      </w:r>
+      <w:r>
         <w:t xml:space="preserve">‘</w:t>
       </w:r>
       <w:r>
-        <w:t xml:space="preserve">@ref(fig:</w:t>
-      </w:r>
-      <w:r>
-        <w:t xml:space="preserve">)</w:t>
-      </w:r>
-      <w:r>
         <w:t xml:space="preserve">’</w:t>
       </w:r>
       <w:r>
-        <w:t xml:space="preserve">, where</w:t>
-      </w:r>
-      <w:r>
-        <w:t xml:space="preserve"> </w:t>
-      </w:r>
-      <w:r>
-        <w:t xml:space="preserve">‘</w:t>
-      </w:r>
-      <w:r>
-        <w:t xml:space="preserve">’</w:t>
-      </w:r>
-      <w:r>
         <w:t xml:space="preserve"> </w:t>
       </w:r>
       <w:r>
@@ -1110,8 +926,8 @@
       </w:r>
       <w:r>
         <w:rPr>
+          <w:b/>
           <w:bCs/>
-          <w:b/>
         </w:rPr>
         <w:t xml:space="preserve">not contain underscores</w:t>
       </w:r>
@@ -1125,19 +941,10 @@
         <w:t xml:space="preserve"> </w:t>
       </w:r>
       <w:r>
-        <w:t xml:space="preserve">‘</w:t>
-      </w:r>
-      <w:r>
-        <w:t xml:space="preserve">fig.cap=</w:t>
-      </w:r>
-      <w:r>
-        <w:t xml:space="preserve">“</w:t>
-      </w:r>
-      <w:r>
-        <w:t xml:space="preserve">Your caption</w:t>
-      </w:r>
-      <w:r>
-        <w:t xml:space="preserve">”</w:t>
+        <w:t xml:space="preserve">‘fig.cap=</w:t>
+      </w:r>
+      <w:r>
+        <w:t xml:space="preserve">“Your caption”</w:t>
       </w:r>
       <w:r>
         <w:t xml:space="preserve">’</w:t>
@@ -1202,13 +1009,7 @@
         <w:t xml:space="preserve"> </w:t>
       </w:r>
       <w:r>
-        <w:t xml:space="preserve">‘</w:t>
-      </w:r>
-      <w:r>
-        <w:t xml:space="preserve">tab:</w:t>
-      </w:r>
-      <w:r>
-        <w:t xml:space="preserve">’</w:t>
+        <w:t xml:space="preserve">‘tab:’</w:t>
       </w:r>
       <w:r>
         <w:t xml:space="preserve"> </w:t>
@@ -1220,16 +1021,10 @@
         <w:t xml:space="preserve"> </w:t>
       </w:r>
       <w:r>
-        <w:t xml:space="preserve">‘</w:t>
-      </w:r>
-      <w:r>
-        <w:t xml:space="preserve">@ref(tab:</w:t>
-      </w:r>
-      <w:r>
-        <w:t xml:space="preserve">)</w:t>
-      </w:r>
-      <w:r>
-        <w:t xml:space="preserve">’</w:t>
+        <w:t xml:space="preserve">‘@ref(tab:</w:t>
+      </w:r>
+      <w:r>
+        <w:t xml:space="preserve">)’</w:t>
       </w:r>
       <w:r>
         <w:t xml:space="preserve">) instead of a</w:t>
@@ -1238,13 +1033,7 @@
         <w:t xml:space="preserve"> </w:t>
       </w:r>
       <w:r>
-        <w:t xml:space="preserve">‘</w:t>
-      </w:r>
-      <w:r>
-        <w:t xml:space="preserve">fig:</w:t>
-      </w:r>
-      <w:r>
-        <w:t xml:space="preserve">’</w:t>
+        <w:t xml:space="preserve">‘fig:’</w:t>
       </w:r>
       <w:r>
         <w:t xml:space="preserve">. Also, captions of tables produced with R cannot be set in the chunk options as for figures but in the R functions directly (see examples in the</w:t>
@@ -1302,8 +1091,8 @@
         <w:r>
           <w:rPr>
             <w:rStyle w:val="Hyperlink"/>
+            <w:i/>
             <w:iCs/>
-            <w:i/>
           </w:rPr>
           <w:t xml:space="preserve">knitr</w:t>
         </w:r>
@@ -1327,8 +1116,8 @@
         <w:t xml:space="preserve">chapter.</w:t>
       </w:r>
     </w:p>
-    <w:bookmarkEnd w:id="29"/>
-    <w:bookmarkStart w:id="30" w:name="mathematical-equations"/>
+    <w:bookmarkEnd w:id="28"/>
+    <w:bookmarkStart w:id="29" w:name="mathematical-equations"/>
     <w:p>
       <w:pPr>
         <w:pStyle w:val="berschrift2"/>
@@ -1364,8 +1153,8 @@
       </w:r>
       <w:r>
         <w:rPr>
+          <w:b/>
           <w:bCs/>
-          <w:b/>
         </w:rPr>
         <w:t xml:space="preserve">inline mode</w:t>
       </w:r>
@@ -1415,8 +1204,8 @@
       </w:r>
       <w:r>
         <w:rPr>
+          <w:b/>
           <w:bCs/>
-          <w:b/>
         </w:rPr>
         <w:t xml:space="preserve">display mode</w:t>
       </w:r>
@@ -1474,13 +1263,7 @@
         <w:t xml:space="preserve"> </w:t>
       </w:r>
       <w:r>
-        <w:t xml:space="preserve">‘</w:t>
-      </w:r>
-      <w:r>
-        <w:t xml:space="preserve">$</w:t>
-      </w:r>
-      <w:r>
-        <w:t xml:space="preserve">’</w:t>
+        <w:t xml:space="preserve">‘$’</w:t>
       </w:r>
       <w:r>
         <w:t xml:space="preserve"> </w:t>
@@ -1500,13 +1283,7 @@
         <w:t xml:space="preserve"> </w:t>
       </w:r>
       <w:r>
-        <w:t xml:space="preserve">‘</w:t>
-      </w:r>
-      <w:r>
-        <w:t xml:space="preserve">#eq:label</w:t>
-      </w:r>
-      <w:r>
-        <w:t xml:space="preserve">’</w:t>
+        <w:t xml:space="preserve">‘#eq:label’</w:t>
       </w:r>
       <w:r>
         <w:t xml:space="preserve"> </w:t>
@@ -1549,8 +1326,8 @@
                 <m:naryPr>
                   <m:chr m:val="∑"/>
                   <m:limLoc m:val="undOvr"/>
-                  <m:subHide m:val="0"/>
-                  <m:supHide m:val="0"/>
+                  <m:subHide m:val="off"/>
+                  <m:supHide m:val="off"/>
                 </m:naryPr>
                 <m:sub>
                   <m:r>
@@ -1596,19 +1373,21 @@
           <m:r>
             <m:t>  </m:t>
           </m:r>
-          <m:d>
-            <m:dPr>
-              <m:begChr m:val="("/>
-              <m:endChr m:val=")"/>
-              <m:sepChr m:val=""/>
-              <m:grow/>
-            </m:dPr>
-            <m:e>
-              <m:r>
-                <m:t>1</m:t>
-              </m:r>
-            </m:e>
-          </m:d>
+          <m:r>
+            <m:rPr>
+              <m:sty m:val="p"/>
+            </m:rPr>
+            <m:t>(</m:t>
+          </m:r>
+          <m:r>
+            <m:t>1</m:t>
+          </m:r>
+          <m:r>
+            <m:rPr>
+              <m:sty m:val="p"/>
+            </m:rPr>
+            <m:t>)</m:t>
+          </m:r>
         </m:oMath>
       </m:oMathPara>
     </w:p>
@@ -1654,28 +1433,30 @@
         <m:r>
           <m:t>N</m:t>
         </m:r>
-        <m:d>
-          <m:dPr>
-            <m:begChr m:val="("/>
-            <m:endChr m:val=")"/>
-            <m:sepChr m:val=""/>
-            <m:grow/>
-          </m:dPr>
-          <m:e>
-            <m:r>
-              <m:t>0</m:t>
-            </m:r>
-            <m:r>
-              <m:rPr>
-                <m:sty m:val="p"/>
-              </m:rPr>
-              <m:t>,</m:t>
-            </m:r>
-            <m:r>
-              <m:t>1</m:t>
-            </m:r>
-          </m:e>
-        </m:d>
+        <m:r>
+          <m:rPr>
+            <m:sty m:val="p"/>
+          </m:rPr>
+          <m:t>(</m:t>
+        </m:r>
+        <m:r>
+          <m:t>0</m:t>
+        </m:r>
+        <m:r>
+          <m:rPr>
+            <m:sty m:val="p"/>
+          </m:rPr>
+          <m:t>,</m:t>
+        </m:r>
+        <m:r>
+          <m:t>1</m:t>
+        </m:r>
+        <m:r>
+          <m:rPr>
+            <m:sty m:val="p"/>
+          </m:rPr>
+          <m:t>)</m:t>
+        </m:r>
       </m:oMath>
       <w:r>
         <w:t xml:space="preserve">, it’s density function can be described with</w:t>
@@ -1702,19 +1483,21 @@
               </m:r>
             </m:sub>
           </m:sSub>
-          <m:d>
-            <m:dPr>
-              <m:begChr m:val="("/>
-              <m:endChr m:val=")"/>
-              <m:sepChr m:val=""/>
-              <m:grow/>
-            </m:dPr>
-            <m:e>
-              <m:r>
-                <m:t>y</m:t>
-              </m:r>
-            </m:e>
-          </m:d>
+          <m:r>
+            <m:rPr>
+              <m:sty m:val="p"/>
+            </m:rPr>
+            <m:t>(</m:t>
+          </m:r>
+          <m:r>
+            <m:t>y</m:t>
+          </m:r>
+          <m:r>
+            <m:rPr>
+              <m:sty m:val="p"/>
+            </m:rPr>
+            <m:t>)</m:t>
+          </m:r>
           <m:r>
             <m:rPr>
               <m:sty m:val="p"/>
@@ -1724,19 +1507,21 @@
           <m:r>
             <m:t>φ</m:t>
           </m:r>
-          <m:d>
-            <m:dPr>
-              <m:begChr m:val="("/>
-              <m:endChr m:val=")"/>
-              <m:sepChr m:val=""/>
-              <m:grow/>
-            </m:dPr>
-            <m:e>
-              <m:r>
-                <m:t>y</m:t>
-              </m:r>
-            </m:e>
-          </m:d>
+          <m:r>
+            <m:rPr>
+              <m:sty m:val="p"/>
+            </m:rPr>
+            <m:t>(</m:t>
+          </m:r>
+          <m:r>
+            <m:t>y</m:t>
+          </m:r>
+          <m:r>
+            <m:rPr>
+              <m:sty m:val="p"/>
+            </m:rPr>
+            <m:t>)</m:t>
+          </m:r>
           <m:limUpp>
             <m:e>
               <m:r>
@@ -1779,7 +1564,7 @@
             <m:den>
               <m:rad>
                 <m:radPr>
-                  <m:degHide m:val="1"/>
+                  <m:degHide m:val="on"/>
                 </m:radPr>
                 <m:deg/>
                 <m:e>
@@ -1802,8 +1587,8 @@
           <m:d>
             <m:dPr>
               <m:begChr m:val="{"/>
+              <m:sepChr m:val=""/>
               <m:endChr m:val="}"/>
-              <m:sepChr m:val=""/>
               <m:grow/>
             </m:dPr>
             <m:e>
@@ -1856,8 +1641,8 @@
           </m:r>
           <m:r>
             <m:rPr>
+              <m:scr m:val="double-struck"/>
               <m:sty m:val="p"/>
-              <m:scr m:val="double-struck"/>
             </m:rPr>
             <m:t>R</m:t>
           </m:r>
@@ -1870,19 +1655,21 @@
           <m:r>
             <m:t>  </m:t>
           </m:r>
-          <m:d>
-            <m:dPr>
-              <m:begChr m:val="("/>
-              <m:endChr m:val=")"/>
-              <m:sepChr m:val=""/>
-              <m:grow/>
-            </m:dPr>
-            <m:e>
-              <m:r>
-                <m:t>2</m:t>
-              </m:r>
-            </m:e>
-          </m:d>
+          <m:r>
+            <m:rPr>
+              <m:sty m:val="p"/>
+            </m:rPr>
+            <m:t>(</m:t>
+          </m:r>
+          <m:r>
+            <m:t>2</m:t>
+          </m:r>
+          <m:r>
+            <m:rPr>
+              <m:sty m:val="p"/>
+            </m:rPr>
+            <m:t>)</m:t>
+          </m:r>
         </m:oMath>
       </m:oMathPara>
     </w:p>
@@ -1923,19 +1710,21 @@
               </m:r>
             </m:sub>
           </m:sSub>
-          <m:d>
-            <m:dPr>
-              <m:begChr m:val="("/>
-              <m:endChr m:val=")"/>
-              <m:sepChr m:val=""/>
-              <m:grow/>
-            </m:dPr>
-            <m:e>
-              <m:r>
-                <m:t>y</m:t>
-              </m:r>
-            </m:e>
-          </m:d>
+          <m:r>
+            <m:rPr>
+              <m:sty m:val="p"/>
+            </m:rPr>
+            <m:t>(</m:t>
+          </m:r>
+          <m:r>
+            <m:t>y</m:t>
+          </m:r>
+          <m:r>
+            <m:rPr>
+              <m:sty m:val="p"/>
+            </m:rPr>
+            <m:t>)</m:t>
+          </m:r>
           <m:r>
             <m:rPr>
               <m:sty m:val="p"/>
@@ -1943,21 +1732,26 @@
             <m:t>=</m:t>
           </m:r>
           <m:r>
+            <m:rPr>
+              <m:sty m:val="p"/>
+            </m:rPr>
             <m:t>Φ</m:t>
           </m:r>
-          <m:d>
-            <m:dPr>
-              <m:begChr m:val="("/>
-              <m:endChr m:val=")"/>
-              <m:sepChr m:val=""/>
-              <m:grow/>
-            </m:dPr>
-            <m:e>
-              <m:r>
-                <m:t>y</m:t>
-              </m:r>
-            </m:e>
-          </m:d>
+          <m:r>
+            <m:rPr>
+              <m:sty m:val="p"/>
+            </m:rPr>
+            <m:t>(</m:t>
+          </m:r>
+          <m:r>
+            <m:t>y</m:t>
+          </m:r>
+          <m:r>
+            <m:rPr>
+              <m:sty m:val="p"/>
+            </m:rPr>
+            <m:t>)</m:t>
+          </m:r>
           <m:limUpp>
             <m:e>
               <m:r>
@@ -1992,8 +1786,8 @@
             <m:naryPr>
               <m:chr m:val="∫"/>
               <m:limLoc m:val="subSup"/>
-              <m:subHide m:val="0"/>
-              <m:supHide m:val="0"/>
+              <m:subHide m:val="off"/>
+              <m:supHide m:val="off"/>
             </m:naryPr>
             <m:sub>
               <m:r>
@@ -2020,19 +1814,21 @@
               </m:r>
             </m:e>
           </m:nary>
-          <m:d>
-            <m:dPr>
-              <m:begChr m:val="("/>
-              <m:endChr m:val=")"/>
-              <m:sepChr m:val=""/>
-              <m:grow/>
-            </m:dPr>
-            <m:e>
-              <m:r>
-                <m:t>x</m:t>
-              </m:r>
-            </m:e>
-          </m:d>
+          <m:r>
+            <m:rPr>
+              <m:sty m:val="p"/>
+            </m:rPr>
+            <m:t>(</m:t>
+          </m:r>
+          <m:r>
+            <m:t>x</m:t>
+          </m:r>
+          <m:r>
+            <m:rPr>
+              <m:sty m:val="p"/>
+            </m:rPr>
+            <m:t>)</m:t>
+          </m:r>
           <m:r>
             <m:t> </m:t>
           </m:r>
@@ -2065,27 +1861,29 @@
           </m:r>
           <m:r>
             <m:rPr>
+              <m:scr m:val="double-struck"/>
               <m:sty m:val="p"/>
-              <m:scr m:val="double-struck"/>
             </m:rPr>
             <m:t>R</m:t>
           </m:r>
           <m:r>
             <m:t>  </m:t>
           </m:r>
-          <m:d>
-            <m:dPr>
-              <m:begChr m:val="("/>
-              <m:endChr m:val=")"/>
-              <m:sepChr m:val=""/>
-              <m:grow/>
-            </m:dPr>
-            <m:e>
-              <m:r>
-                <m:t>3</m:t>
-              </m:r>
-            </m:e>
-          </m:d>
+          <m:r>
+            <m:rPr>
+              <m:sty m:val="p"/>
+            </m:rPr>
+            <m:t>(</m:t>
+          </m:r>
+          <m:r>
+            <m:t>3</m:t>
+          </m:r>
+          <m:r>
+            <m:rPr>
+              <m:sty m:val="p"/>
+            </m:rPr>
+            <m:t>)</m:t>
+          </m:r>
         </m:oMath>
       </m:oMathPara>
     </w:p>
@@ -2105,9 +1903,9 @@
         <w:t xml:space="preserve">The numbering of equations, as in (2), should only be done if they are referred to in the rest of the text. Especially if there are many equations in the thesis, the use of LaTeX seems to make more sense.</w:t>
       </w:r>
     </w:p>
+    <w:bookmarkEnd w:id="29"/>
     <w:bookmarkEnd w:id="30"/>
-    <w:bookmarkEnd w:id="31"/>
-    <w:bookmarkStart w:id="44" w:name="results"/>
+    <w:bookmarkStart w:id="48" w:name="results"/>
     <w:p>
       <w:pPr>
         <w:pStyle w:val="berschrift1"/>
@@ -2116,7 +1914,7 @@
         <w:t xml:space="preserve">Results</w:t>
       </w:r>
     </w:p>
-    <w:bookmarkStart w:id="32" w:name="r-output"/>
+    <w:bookmarkStart w:id="31" w:name="r-output"/>
     <w:p>
       <w:pPr>
         <w:pStyle w:val="berschrift2"/>
@@ -2213,8 +2011,8 @@
         <w:t xml:space="preserve"> Max.   :7.900   Max.   :4.400   Max.   :6.900  </w:t>
       </w:r>
     </w:p>
-    <w:bookmarkEnd w:id="32"/>
-    <w:bookmarkStart w:id="36" w:name="tables"/>
+    <w:bookmarkEnd w:id="31"/>
+    <w:bookmarkStart w:id="38" w:name="tables"/>
     <w:p>
       <w:pPr>
         <w:pStyle w:val="berschrift2"/>
@@ -2244,8 +2042,8 @@
       </w:r>
       <w:r>
         <w:rPr>
+          <w:i/>
           <w:iCs/>
-          <w:i/>
         </w:rPr>
         <w:t xml:space="preserve">knitr</w:t>
       </w:r>
@@ -2280,8 +2078,8 @@
       </w:r>
       <w:r>
         <w:rPr>
+          <w:i/>
           <w:iCs/>
-          <w:i/>
         </w:rPr>
         <w:t xml:space="preserve">knitr::kable()</w:t>
       </w:r>
@@ -2295,13 +2093,7 @@
         <w:t xml:space="preserve"> </w:t>
       </w:r>
       <w:r>
-        <w:t xml:space="preserve">‘</w:t>
-      </w:r>
-      <w:r>
-        <w:t xml:space="preserve">caption</w:t>
-      </w:r>
-      <w:r>
-        <w:t xml:space="preserve">’</w:t>
+        <w:t xml:space="preserve">‘caption’</w:t>
       </w:r>
       <w:r>
         <w:t xml:space="preserve"> </w:t>
@@ -2314,6 +2106,8 @@
       <w:pPr>
         <w:pStyle w:val="TableCaption"/>
       </w:pPr>
+      <w:bookmarkStart w:id="32" w:name="tab:kable1"/>
+      <w:bookmarkEnd w:id="32"/>
       <w:r>
         <w:t xml:space="preserve">Table 1: This is a table produced with knitr::kable().</w:t>
       </w:r>
@@ -2336,7 +2130,7 @@
       </w:tblGrid>
       <w:tr>
         <w:trPr>
-          <w:tblHeader w:val="true"/>
+          <w:tblHeader w:val="on"/>
         </w:trPr>
         <w:tc>
           <w:tcPr/>
@@ -2851,7 +2645,7 @@
       </w:tr>
     </w:tbl>
     <w:bookmarkEnd w:id="33"/>
-    <w:bookmarkStart w:id="35" w:name="the-huxtable-package"/>
+    <w:bookmarkStart w:id="37" w:name="the-flextable-package"/>
     <w:p>
       <w:pPr>
         <w:pStyle w:val="berschrift3"/>
@@ -2864,10 +2658,10 @@
       </w:r>
       <w:r>
         <w:rPr>
+          <w:i/>
           <w:iCs/>
-          <w:i/>
         </w:rPr>
-        <w:t xml:space="preserve">huxtable</w:t>
+        <w:t xml:space="preserve">flextable</w:t>
       </w:r>
       <w:r>
         <w:t xml:space="preserve"> </w:t>
@@ -2880,58 +2674,47 @@
       <w:pPr>
         <w:pStyle w:val="FirstParagraph"/>
       </w:pPr>
-      <w:r>
-        <w:t xml:space="preserve">If you are interested in further table adaptations for Word output, I highly recommend a look at the R package</w:t>
-      </w:r>
-      <w:r>
-        <w:t xml:space="preserve"> </w:t>
-      </w:r>
       <w:hyperlink r:id="rId34">
         <w:r>
           <w:rPr>
             <w:rStyle w:val="Hyperlink"/>
           </w:rPr>
-          <w:t xml:space="preserve">‘</w:t>
-        </w:r>
-        <w:r>
-          <w:rPr>
-            <w:rStyle w:val="Hyperlink"/>
-          </w:rPr>
-          <w:t xml:space="preserve">huxtable</w:t>
-        </w:r>
-        <w:r>
-          <w:rPr>
-            <w:rStyle w:val="Hyperlink"/>
-          </w:rPr>
-          <w:t xml:space="preserve">’</w:t>
+          <w:t xml:space="preserve">flextable</w:t>
         </w:r>
       </w:hyperlink>
       <w:r>
-        <w:t xml:space="preserve">. The following code will produce an example table if the</w:t>
-      </w:r>
-      <w:r>
-        <w:t xml:space="preserve"> </w:t>
-      </w:r>
-      <w:r>
-        <w:rPr>
-          <w:iCs/>
-          <w:i/>
-        </w:rPr>
-        <w:t xml:space="preserve">huxtable</w:t>
-      </w:r>
-      <w:r>
-        <w:t xml:space="preserve"> </w:t>
-      </w:r>
-      <w:r>
-        <w:t xml:space="preserve">package is installed:</w:t>
+        <w:t xml:space="preserve"> </w:t>
+      </w:r>
+      <w:r>
+        <w:t xml:space="preserve">creates tables that work well in both PDF and Word output. Table</w:t>
+      </w:r>
+      <w:r>
+        <w:t xml:space="preserve"> </w:t>
+      </w:r>
+      <w:r>
+        <w:t xml:space="preserve">2</w:t>
+      </w:r>
+      <w:r>
+        <w:t xml:space="preserve"> </w:t>
+      </w:r>
+      <w:r>
+        <w:t xml:space="preserve">shows an example:</w:t>
       </w:r>
     </w:p>
     <w:p>
       <w:pPr>
         <w:pStyle w:val="TableCaption"/>
       </w:pPr>
-      <w:r>
-        <w:t xml:space="preserve">Table 2: Overview of the first lines and columns in the mtcars dataset.</w:t>
+      <w:bookmarkStart w:id="35" w:name="tab:flextable1"/>
+      <w:bookmarkEnd w:id="35"/>
+      <w:r>
+        <w:t xml:space="preserve">Table 2:</w:t>
+      </w:r>
+      <w:r>
+        <w:t xml:space="preserve"> </w:t>
+      </w:r>
+      <w:r>
+        <w:t xml:space="preserve">Overview of the first rows and columns in the mtcars dataset.</w:t>
       </w:r>
     </w:p>
     <w:tbl xmlns:w="http://schemas.openxmlformats.org/wordprocessingml/2006/main" xmlns:r="http://schemas.openxmlformats.org/officeDocument/2006/relationships" xmlns:w14="http://schemas.microsoft.com/office/word/2010/wordml" xmlns:wp="http://schemas.openxmlformats.org/drawingml/2006/wordprocessingDrawing" xmlns:a="http://schemas.openxmlformats.org/drawingml/2006/main" xmlns:pic="http://schemas.openxmlformats.org/drawingml/2006/picture">
@@ -2941,69 +2724,24 @@
         <w:tblLook w:firstRow="1" w:lastRow="0" w:firstColumn="0" w:lastColumn="0" w:noHBand="0" w:noVBand="1"/>
       </w:tblPr>
       <w:tblGrid>
-        <w:gridCol w:w="1234"/>
-        <w:gridCol w:w="1234"/>
-        <w:gridCol w:w="1234"/>
-        <w:gridCol w:w="1234"/>
-        <w:gridCol w:w="1234"/>
-        <w:gridCol w:w="1234"/>
-        <w:gridCol w:w="1234"/>
+        <w:gridCol w:w="839"/>
+        <w:gridCol w:w="680"/>
+        <w:gridCol w:w="814"/>
+        <w:gridCol w:w="778"/>
+        <w:gridCol w:w="839"/>
+        <w:gridCol w:w="961"/>
       </w:tblGrid>
       <w:tr>
         <w:trPr>
-          <w:cantSplit/>
-          <w:trHeight w:val="360" w:hRule="auto"/>
+          <w:trHeight w:val="616" w:hRule="auto"/>
+          <w:tblHeader/>
         </w:trPr>
-        body1
+        header1
         <w:tc>
           <w:tcPr>
             <w:tcBorders>
-              <w:bottom w:val="single" w:sz="3" w:space="0" w:color="000000"/>
-              <w:top w:val="single" w:sz="3" w:space="0" w:color="000000"/>
-              <w:left w:val="single" w:sz="3" w:space="0" w:color="000000"/>
-              <w:right w:val="none" w:sz="0" w:space="0" w:color="000000"/>
-            </w:tcBorders>
-            <w:shd w:val="clear" w:color="auto" w:fill="FFFFFF"/>
-            <w:tcMar>
-              <w:top w:w="0" w:type="dxa"/>
-              <w:bottom w:w="0" w:type="dxa"/>
-              <w:left w:w="0" w:type="dxa"/>
-              <w:right w:w="0" w:type="dxa"/>
-            </w:tcMar>
-            <w:vAlign w:val="top"/>
-          </w:tcPr>
-          <w:p>
-            <w:pPr>
-              <w:jc w:val="left"/>
-              <w:keepNext/>
-              <w:pBdr>
-                <w:bottom w:val="none" w:sz="0" w:space="0" w:color="000000"/>
-                <w:top w:val="none" w:sz="0" w:space="0" w:color="000000"/>
-                <w:left w:val="none" w:sz="0" w:space="0" w:color="000000"/>
-                <w:right w:val="none" w:sz="0" w:space="0" w:color="000000"/>
-              </w:pBdr>
-              <w:spacing w:after="120" w:before="120" w:line="240"/>
-              <w:ind w:firstLine="0" w:left="120" w:right="120"/>
-            </w:pPr>
-            <w:r xmlns:w="http://schemas.openxmlformats.org/wordprocessingml/2006/main" xmlns:wp="http://schemas.openxmlformats.org/drawingml/2006/wordprocessingDrawing" xmlns:r="http://schemas.openxmlformats.org/officeDocument/2006/relationships" xmlns:w14="http://schemas.microsoft.com/office/word/2010/wordml">
-              <w:rPr>
-                <w:rFonts w:ascii="Helvetica"/>
-                <w:i w:val="false"/>
-                <w:b w:val="true"/>
-                <w:u w:val="none"/>
-                <w:sz w:val="20"/>
-                <w:szCs w:val="20"/>
-                <w:color w:val="000000"/>
-              </w:rPr>
-              <w:t xml:space="preserve">model</w:t>
-            </w:r>
-          </w:p>
-        </w:tc>
-        <w:tc>
-          <w:tcPr>
-            <w:tcBorders>
-              <w:bottom w:val="single" w:sz="3" w:space="0" w:color="000000"/>
-              <w:top w:val="single" w:sz="3" w:space="0" w:color="000000"/>
+              <w:bottom w:val="single" w:sz="12" w:space="0" w:color="666666"/>
+              <w:top w:val="single" w:sz="12" w:space="0" w:color="666666"/>
               <w:left w:val="none" w:sz="0" w:space="0" w:color="000000"/>
               <w:right w:val="none" w:sz="0" w:space="0" w:color="000000"/>
             </w:tcBorders>
@@ -3014,29 +2752,39 @@
               <w:left w:w="0" w:type="dxa"/>
               <w:right w:w="0" w:type="dxa"/>
             </w:tcMar>
-            <w:vAlign w:val="top"/>
+            <w:vAlign w:val="center"/>
           </w:tcPr>
           <w:p>
             <w:pPr>
               <w:jc w:val="right"/>
-              <w:keepNext/>
               <w:pBdr>
                 <w:bottom w:val="none" w:sz="0" w:space="0" w:color="000000"/>
                 <w:top w:val="none" w:sz="0" w:space="0" w:color="000000"/>
                 <w:left w:val="none" w:sz="0" w:space="0" w:color="000000"/>
                 <w:right w:val="none" w:sz="0" w:space="0" w:color="000000"/>
               </w:pBdr>
-              <w:spacing w:after="120" w:before="120" w:line="240"/>
-              <w:ind w:firstLine="0" w:left="120" w:right="120"/>
+              <w:spacing w:after="100" w:before="100" w:line="240"/>
+              <w:ind w:left="100" w:right="100" w:firstLine="0" w:firstLineChars="0"/>
+              <w:rPr>
+                <w:rFonts w:ascii="Helvetica" w:hAnsi="Helvetica" w:eastAsia="Helvetica" w:cs="Helvetica"/>
+                <w:i w:val="false"/>
+                <w:b w:val="true"/>
+                <w:u w:val="none"/>
+                <w:strike w:val="false"/>
+                <w:sz w:val="22"/>
+                <w:szCs w:val="22"/>
+                <w:color w:val="000000"/>
+              </w:rPr>
             </w:pPr>
             <w:r xmlns:w="http://schemas.openxmlformats.org/wordprocessingml/2006/main" xmlns:wp="http://schemas.openxmlformats.org/drawingml/2006/wordprocessingDrawing" xmlns:r="http://schemas.openxmlformats.org/officeDocument/2006/relationships" xmlns:w14="http://schemas.microsoft.com/office/word/2010/wordml">
               <w:rPr>
-                <w:rFonts w:ascii="Helvetica"/>
+                <w:rFonts w:ascii="Helvetica" w:hAnsi="Helvetica" w:eastAsia="Helvetica" w:cs="Helvetica"/>
                 <w:i w:val="false"/>
                 <w:b w:val="true"/>
                 <w:u w:val="none"/>
-                <w:sz w:val="20"/>
-                <w:szCs w:val="20"/>
+                <w:strike w:val="false"/>
+                <w:sz w:val="22"/>
+                <w:szCs w:val="22"/>
                 <w:color w:val="000000"/>
               </w:rPr>
               <w:t xml:space="preserve">mpg</w:t>
@@ -3046,8 +2794,8 @@
         <w:tc>
           <w:tcPr>
             <w:tcBorders>
-              <w:bottom w:val="single" w:sz="3" w:space="0" w:color="000000"/>
-              <w:top w:val="single" w:sz="3" w:space="0" w:color="000000"/>
+              <w:bottom w:val="single" w:sz="12" w:space="0" w:color="666666"/>
+              <w:top w:val="single" w:sz="12" w:space="0" w:color="666666"/>
               <w:left w:val="none" w:sz="0" w:space="0" w:color="000000"/>
               <w:right w:val="none" w:sz="0" w:space="0" w:color="000000"/>
             </w:tcBorders>
@@ -3058,29 +2806,39 @@
               <w:left w:w="0" w:type="dxa"/>
               <w:right w:w="0" w:type="dxa"/>
             </w:tcMar>
-            <w:vAlign w:val="top"/>
+            <w:vAlign w:val="center"/>
           </w:tcPr>
           <w:p>
             <w:pPr>
               <w:jc w:val="right"/>
-              <w:keepNext/>
               <w:pBdr>
                 <w:bottom w:val="none" w:sz="0" w:space="0" w:color="000000"/>
                 <w:top w:val="none" w:sz="0" w:space="0" w:color="000000"/>
                 <w:left w:val="none" w:sz="0" w:space="0" w:color="000000"/>
                 <w:right w:val="none" w:sz="0" w:space="0" w:color="000000"/>
               </w:pBdr>
-              <w:spacing w:after="120" w:before="120" w:line="240"/>
-              <w:ind w:firstLine="0" w:left="120" w:right="120"/>
+              <w:spacing w:after="100" w:before="100" w:line="240"/>
+              <w:ind w:left="100" w:right="100" w:firstLine="0" w:firstLineChars="0"/>
+              <w:rPr>
+                <w:rFonts w:ascii="Helvetica" w:hAnsi="Helvetica" w:eastAsia="Helvetica" w:cs="Helvetica"/>
+                <w:i w:val="false"/>
+                <w:b w:val="true"/>
+                <w:u w:val="none"/>
+                <w:strike w:val="false"/>
+                <w:sz w:val="22"/>
+                <w:szCs w:val="22"/>
+                <w:color w:val="000000"/>
+              </w:rPr>
             </w:pPr>
             <w:r xmlns:w="http://schemas.openxmlformats.org/wordprocessingml/2006/main" xmlns:wp="http://schemas.openxmlformats.org/drawingml/2006/wordprocessingDrawing" xmlns:r="http://schemas.openxmlformats.org/officeDocument/2006/relationships" xmlns:w14="http://schemas.microsoft.com/office/word/2010/wordml">
               <w:rPr>
-                <w:rFonts w:ascii="Helvetica"/>
+                <w:rFonts w:ascii="Helvetica" w:hAnsi="Helvetica" w:eastAsia="Helvetica" w:cs="Helvetica"/>
                 <w:i w:val="false"/>
                 <w:b w:val="true"/>
                 <w:u w:val="none"/>
-                <w:sz w:val="20"/>
-                <w:szCs w:val="20"/>
+                <w:strike w:val="false"/>
+                <w:sz w:val="22"/>
+                <w:szCs w:val="22"/>
                 <w:color w:val="000000"/>
               </w:rPr>
               <w:t xml:space="preserve">cyl</w:t>
@@ -3090,8 +2848,8 @@
         <w:tc>
           <w:tcPr>
             <w:tcBorders>
-              <w:bottom w:val="single" w:sz="3" w:space="0" w:color="000000"/>
-              <w:top w:val="single" w:sz="3" w:space="0" w:color="000000"/>
+              <w:bottom w:val="single" w:sz="12" w:space="0" w:color="666666"/>
+              <w:top w:val="single" w:sz="12" w:space="0" w:color="666666"/>
               <w:left w:val="none" w:sz="0" w:space="0" w:color="000000"/>
               <w:right w:val="none" w:sz="0" w:space="0" w:color="000000"/>
             </w:tcBorders>
@@ -3102,29 +2860,39 @@
               <w:left w:w="0" w:type="dxa"/>
               <w:right w:w="0" w:type="dxa"/>
             </w:tcMar>
-            <w:vAlign w:val="top"/>
+            <w:vAlign w:val="center"/>
           </w:tcPr>
           <w:p>
             <w:pPr>
               <w:jc w:val="right"/>
-              <w:keepNext/>
               <w:pBdr>
                 <w:bottom w:val="none" w:sz="0" w:space="0" w:color="000000"/>
                 <w:top w:val="none" w:sz="0" w:space="0" w:color="000000"/>
                 <w:left w:val="none" w:sz="0" w:space="0" w:color="000000"/>
                 <w:right w:val="none" w:sz="0" w:space="0" w:color="000000"/>
               </w:pBdr>
-              <w:spacing w:after="120" w:before="120" w:line="240"/>
-              <w:ind w:firstLine="0" w:left="120" w:right="120"/>
+              <w:spacing w:after="100" w:before="100" w:line="240"/>
+              <w:ind w:left="100" w:right="100" w:firstLine="0" w:firstLineChars="0"/>
+              <w:rPr>
+                <w:rFonts w:ascii="Helvetica" w:hAnsi="Helvetica" w:eastAsia="Helvetica" w:cs="Helvetica"/>
+                <w:i w:val="false"/>
+                <w:b w:val="true"/>
+                <w:u w:val="none"/>
+                <w:strike w:val="false"/>
+                <w:sz w:val="22"/>
+                <w:szCs w:val="22"/>
+                <w:color w:val="000000"/>
+              </w:rPr>
             </w:pPr>
             <w:r xmlns:w="http://schemas.openxmlformats.org/wordprocessingml/2006/main" xmlns:wp="http://schemas.openxmlformats.org/drawingml/2006/wordprocessingDrawing" xmlns:r="http://schemas.openxmlformats.org/officeDocument/2006/relationships" xmlns:w14="http://schemas.microsoft.com/office/word/2010/wordml">
               <w:rPr>
-                <w:rFonts w:ascii="Helvetica"/>
+                <w:rFonts w:ascii="Helvetica" w:hAnsi="Helvetica" w:eastAsia="Helvetica" w:cs="Helvetica"/>
                 <w:i w:val="false"/>
                 <w:b w:val="true"/>
                 <w:u w:val="none"/>
-                <w:sz w:val="20"/>
-                <w:szCs w:val="20"/>
+                <w:strike w:val="false"/>
+                <w:sz w:val="22"/>
+                <w:szCs w:val="22"/>
                 <w:color w:val="000000"/>
               </w:rPr>
               <w:t xml:space="preserve">disp</w:t>
@@ -3134,8 +2902,8 @@
         <w:tc>
           <w:tcPr>
             <w:tcBorders>
-              <w:bottom w:val="single" w:sz="3" w:space="0" w:color="000000"/>
-              <w:top w:val="single" w:sz="3" w:space="0" w:color="000000"/>
+              <w:bottom w:val="single" w:sz="12" w:space="0" w:color="666666"/>
+              <w:top w:val="single" w:sz="12" w:space="0" w:color="666666"/>
               <w:left w:val="none" w:sz="0" w:space="0" w:color="000000"/>
               <w:right w:val="none" w:sz="0" w:space="0" w:color="000000"/>
             </w:tcBorders>
@@ -3146,29 +2914,39 @@
               <w:left w:w="0" w:type="dxa"/>
               <w:right w:w="0" w:type="dxa"/>
             </w:tcMar>
-            <w:vAlign w:val="top"/>
+            <w:vAlign w:val="center"/>
           </w:tcPr>
           <w:p>
             <w:pPr>
               <w:jc w:val="right"/>
-              <w:keepNext/>
               <w:pBdr>
                 <w:bottom w:val="none" w:sz="0" w:space="0" w:color="000000"/>
                 <w:top w:val="none" w:sz="0" w:space="0" w:color="000000"/>
                 <w:left w:val="none" w:sz="0" w:space="0" w:color="000000"/>
                 <w:right w:val="none" w:sz="0" w:space="0" w:color="000000"/>
               </w:pBdr>
-              <w:spacing w:after="120" w:before="120" w:line="240"/>
-              <w:ind w:firstLine="0" w:left="120" w:right="120"/>
+              <w:spacing w:after="100" w:before="100" w:line="240"/>
+              <w:ind w:left="100" w:right="100" w:firstLine="0" w:firstLineChars="0"/>
+              <w:rPr>
+                <w:rFonts w:ascii="Helvetica" w:hAnsi="Helvetica" w:eastAsia="Helvetica" w:cs="Helvetica"/>
+                <w:i w:val="false"/>
+                <w:b w:val="true"/>
+                <w:u w:val="none"/>
+                <w:strike w:val="false"/>
+                <w:sz w:val="22"/>
+                <w:szCs w:val="22"/>
+                <w:color w:val="000000"/>
+              </w:rPr>
             </w:pPr>
             <w:r xmlns:w="http://schemas.openxmlformats.org/wordprocessingml/2006/main" xmlns:wp="http://schemas.openxmlformats.org/drawingml/2006/wordprocessingDrawing" xmlns:r="http://schemas.openxmlformats.org/officeDocument/2006/relationships" xmlns:w14="http://schemas.microsoft.com/office/word/2010/wordml">
               <w:rPr>
-                <w:rFonts w:ascii="Helvetica"/>
+                <w:rFonts w:ascii="Helvetica" w:hAnsi="Helvetica" w:eastAsia="Helvetica" w:cs="Helvetica"/>
                 <w:i w:val="false"/>
                 <w:b w:val="true"/>
                 <w:u w:val="none"/>
-                <w:sz w:val="20"/>
-                <w:szCs w:val="20"/>
+                <w:strike w:val="false"/>
+                <w:sz w:val="22"/>
+                <w:szCs w:val="22"/>
                 <w:color w:val="000000"/>
               </w:rPr>
               <w:t xml:space="preserve">hp</w:t>
@@ -3178,8 +2956,8 @@
         <w:tc>
           <w:tcPr>
             <w:tcBorders>
-              <w:bottom w:val="single" w:sz="3" w:space="0" w:color="000000"/>
-              <w:top w:val="single" w:sz="3" w:space="0" w:color="000000"/>
+              <w:bottom w:val="single" w:sz="12" w:space="0" w:color="666666"/>
+              <w:top w:val="single" w:sz="12" w:space="0" w:color="666666"/>
               <w:left w:val="none" w:sz="0" w:space="0" w:color="000000"/>
               <w:right w:val="none" w:sz="0" w:space="0" w:color="000000"/>
             </w:tcBorders>
@@ -3190,29 +2968,39 @@
               <w:left w:w="0" w:type="dxa"/>
               <w:right w:w="0" w:type="dxa"/>
             </w:tcMar>
-            <w:vAlign w:val="top"/>
+            <w:vAlign w:val="center"/>
           </w:tcPr>
           <w:p>
             <w:pPr>
               <w:jc w:val="right"/>
-              <w:keepNext/>
               <w:pBdr>
                 <w:bottom w:val="none" w:sz="0" w:space="0" w:color="000000"/>
                 <w:top w:val="none" w:sz="0" w:space="0" w:color="000000"/>
                 <w:left w:val="none" w:sz="0" w:space="0" w:color="000000"/>
                 <w:right w:val="none" w:sz="0" w:space="0" w:color="000000"/>
               </w:pBdr>
-              <w:spacing w:after="120" w:before="120" w:line="240"/>
-              <w:ind w:firstLine="0" w:left="120" w:right="120"/>
+              <w:spacing w:after="100" w:before="100" w:line="240"/>
+              <w:ind w:left="100" w:right="100" w:firstLine="0" w:firstLineChars="0"/>
+              <w:rPr>
+                <w:rFonts w:ascii="Helvetica" w:hAnsi="Helvetica" w:eastAsia="Helvetica" w:cs="Helvetica"/>
+                <w:i w:val="false"/>
+                <w:b w:val="true"/>
+                <w:u w:val="none"/>
+                <w:strike w:val="false"/>
+                <w:sz w:val="22"/>
+                <w:szCs w:val="22"/>
+                <w:color w:val="000000"/>
+              </w:rPr>
             </w:pPr>
             <w:r xmlns:w="http://schemas.openxmlformats.org/wordprocessingml/2006/main" xmlns:wp="http://schemas.openxmlformats.org/drawingml/2006/wordprocessingDrawing" xmlns:r="http://schemas.openxmlformats.org/officeDocument/2006/relationships" xmlns:w14="http://schemas.microsoft.com/office/word/2010/wordml">
               <w:rPr>
-                <w:rFonts w:ascii="Helvetica"/>
+                <w:rFonts w:ascii="Helvetica" w:hAnsi="Helvetica" w:eastAsia="Helvetica" w:cs="Helvetica"/>
                 <w:i w:val="false"/>
                 <w:b w:val="true"/>
                 <w:u w:val="none"/>
-                <w:sz w:val="20"/>
-                <w:szCs w:val="20"/>
+                <w:strike w:val="false"/>
+                <w:sz w:val="22"/>
+                <w:szCs w:val="22"/>
                 <w:color w:val="000000"/>
               </w:rPr>
               <w:t xml:space="preserve">drat</w:t>
@@ -3222,103 +3010,8 @@
         <w:tc>
           <w:tcPr>
             <w:tcBorders>
-              <w:bottom w:val="single" w:sz="3" w:space="0" w:color="000000"/>
-              <w:top w:val="single" w:sz="3" w:space="0" w:color="000000"/>
-              <w:left w:val="none" w:sz="0" w:space="0" w:color="000000"/>
-              <w:right w:val="single" w:sz="3" w:space="0" w:color="000000"/>
-            </w:tcBorders>
-            <w:shd w:val="clear" w:color="auto" w:fill="FFFFFF"/>
-            <w:tcMar>
-              <w:top w:w="0" w:type="dxa"/>
-              <w:bottom w:w="0" w:type="dxa"/>
-              <w:left w:w="0" w:type="dxa"/>
-              <w:right w:w="0" w:type="dxa"/>
-            </w:tcMar>
-            <w:vAlign w:val="top"/>
-          </w:tcPr>
-          <w:p>
-            <w:pPr>
-              <w:jc w:val="right"/>
-              <w:keepNext/>
-              <w:pBdr>
-                <w:bottom w:val="none" w:sz="0" w:space="0" w:color="000000"/>
-                <w:top w:val="none" w:sz="0" w:space="0" w:color="000000"/>
-                <w:left w:val="none" w:sz="0" w:space="0" w:color="000000"/>
-                <w:right w:val="none" w:sz="0" w:space="0" w:color="000000"/>
-              </w:pBdr>
-              <w:spacing w:after="120" w:before="120" w:line="240"/>
-              <w:ind w:firstLine="0" w:left="120" w:right="120"/>
-            </w:pPr>
-            <w:r xmlns:w="http://schemas.openxmlformats.org/wordprocessingml/2006/main" xmlns:wp="http://schemas.openxmlformats.org/drawingml/2006/wordprocessingDrawing" xmlns:r="http://schemas.openxmlformats.org/officeDocument/2006/relationships" xmlns:w14="http://schemas.microsoft.com/office/word/2010/wordml">
-              <w:rPr>
-                <w:rFonts w:ascii="Helvetica"/>
-                <w:i w:val="false"/>
-                <w:b w:val="true"/>
-                <w:u w:val="none"/>
-                <w:sz w:val="20"/>
-                <w:szCs w:val="20"/>
-                <w:color w:val="000000"/>
-              </w:rPr>
-              <w:t xml:space="preserve">wt</w:t>
-            </w:r>
-          </w:p>
-        </w:tc>
-      </w:tr>
-      <w:tr>
-        <w:trPr>
-          <w:cantSplit/>
-          <w:trHeight w:val="360" w:hRule="auto"/>
-        </w:trPr>
-        body2
-        <w:tc>
-          <w:tcPr>
-            <w:tcBorders>
-              <w:bottom w:val="none" w:sz="0" w:space="0" w:color="000000"/>
-              <w:top w:val="single" w:sz="3" w:space="0" w:color="000000"/>
-              <w:left w:val="single" w:sz="3" w:space="0" w:color="000000"/>
-              <w:right w:val="none" w:sz="0" w:space="0" w:color="000000"/>
-            </w:tcBorders>
-            <w:shd w:val="clear" w:color="auto" w:fill="FFFFFF"/>
-            <w:tcMar>
-              <w:top w:w="0" w:type="dxa"/>
-              <w:bottom w:w="0" w:type="dxa"/>
-              <w:left w:w="0" w:type="dxa"/>
-              <w:right w:w="0" w:type="dxa"/>
-            </w:tcMar>
-            <w:vAlign w:val="top"/>
-          </w:tcPr>
-          <w:p>
-            <w:pPr>
-              <w:jc w:val="left"/>
-              <w:keepNext/>
-              <w:pBdr>
-                <w:bottom w:val="none" w:sz="0" w:space="0" w:color="000000"/>
-                <w:top w:val="none" w:sz="0" w:space="0" w:color="000000"/>
-                <w:left w:val="none" w:sz="0" w:space="0" w:color="000000"/>
-                <w:right w:val="none" w:sz="0" w:space="0" w:color="000000"/>
-              </w:pBdr>
-              <w:spacing w:after="120" w:before="120" w:line="240"/>
-              <w:ind w:firstLine="0" w:left="120" w:right="120"/>
-            </w:pPr>
-            <w:r xmlns:w="http://schemas.openxmlformats.org/wordprocessingml/2006/main" xmlns:wp="http://schemas.openxmlformats.org/drawingml/2006/wordprocessingDrawing" xmlns:r="http://schemas.openxmlformats.org/officeDocument/2006/relationships" xmlns:w14="http://schemas.microsoft.com/office/word/2010/wordml">
-              <w:rPr>
-                <w:rFonts w:ascii="Helvetica"/>
-                <w:i w:val="false"/>
-                <w:b w:val="false"/>
-                <w:u w:val="none"/>
-                <w:sz w:val="20"/>
-                <w:szCs w:val="20"/>
-                <w:color w:val="000000"/>
-              </w:rPr>
-              <w:t xml:space="preserve">Mazda RX4.00</w:t>
-            </w:r>
-          </w:p>
-        </w:tc>
-        <w:tc>
-          <w:tcPr>
-            <w:tcBorders>
-              <w:bottom w:val="none" w:sz="0" w:space="0" w:color="000000"/>
-              <w:top w:val="single" w:sz="3" w:space="0" w:color="000000"/>
+              <w:bottom w:val="single" w:sz="12" w:space="0" w:color="666666"/>
+              <w:top w:val="single" w:sz="12" w:space="0" w:color="666666"/>
               <w:left w:val="none" w:sz="0" w:space="0" w:color="000000"/>
               <w:right w:val="none" w:sz="0" w:space="0" w:color="000000"/>
             </w:tcBorders>
@@ -3329,40 +3022,56 @@
               <w:left w:w="0" w:type="dxa"/>
               <w:right w:w="0" w:type="dxa"/>
             </w:tcMar>
-            <w:vAlign w:val="top"/>
+            <w:vAlign w:val="center"/>
           </w:tcPr>
           <w:p>
             <w:pPr>
               <w:jc w:val="right"/>
-              <w:keepNext/>
               <w:pBdr>
                 <w:bottom w:val="none" w:sz="0" w:space="0" w:color="000000"/>
                 <w:top w:val="none" w:sz="0" w:space="0" w:color="000000"/>
                 <w:left w:val="none" w:sz="0" w:space="0" w:color="000000"/>
                 <w:right w:val="none" w:sz="0" w:space="0" w:color="000000"/>
               </w:pBdr>
-              <w:spacing w:after="120" w:before="120" w:line="240"/>
-              <w:ind w:firstLine="0" w:left="120" w:right="120"/>
+              <w:spacing w:after="100" w:before="100" w:line="240"/>
+              <w:ind w:left="100" w:right="100" w:firstLine="0" w:firstLineChars="0"/>
+              <w:rPr>
+                <w:rFonts w:ascii="Helvetica" w:hAnsi="Helvetica" w:eastAsia="Helvetica" w:cs="Helvetica"/>
+                <w:i w:val="false"/>
+                <w:b w:val="true"/>
+                <w:u w:val="none"/>
+                <w:strike w:val="false"/>
+                <w:sz w:val="22"/>
+                <w:szCs w:val="22"/>
+                <w:color w:val="000000"/>
+              </w:rPr>
             </w:pPr>
             <w:r xmlns:w="http://schemas.openxmlformats.org/wordprocessingml/2006/main" xmlns:wp="http://schemas.openxmlformats.org/drawingml/2006/wordprocessingDrawing" xmlns:r="http://schemas.openxmlformats.org/officeDocument/2006/relationships" xmlns:w14="http://schemas.microsoft.com/office/word/2010/wordml">
               <w:rPr>
-                <w:rFonts w:ascii="Helvetica"/>
+                <w:rFonts w:ascii="Helvetica" w:hAnsi="Helvetica" w:eastAsia="Helvetica" w:cs="Helvetica"/>
                 <w:i w:val="false"/>
-                <w:b w:val="false"/>
+                <w:b w:val="true"/>
                 <w:u w:val="none"/>
-                <w:sz w:val="20"/>
-                <w:szCs w:val="20"/>
+                <w:strike w:val="false"/>
+                <w:sz w:val="22"/>
+                <w:szCs w:val="22"/>
                 <w:color w:val="000000"/>
               </w:rPr>
-              <w:t xml:space="preserve">21.00</w:t>
+              <w:t xml:space="preserve">wt</w:t>
             </w:r>
           </w:p>
         </w:tc>
+      </w:tr>
+      <w:tr>
+        <w:trPr>
+          <w:trHeight w:val="569" w:hRule="auto"/>
+        </w:trPr>
+        body1
         <w:tc>
           <w:tcPr>
             <w:tcBorders>
               <w:bottom w:val="none" w:sz="0" w:space="0" w:color="000000"/>
-              <w:top w:val="single" w:sz="3" w:space="0" w:color="000000"/>
+              <w:top w:val="single" w:sz="12" w:space="0" w:color="666666"/>
               <w:left w:val="none" w:sz="0" w:space="0" w:color="000000"/>
               <w:right w:val="none" w:sz="0" w:space="0" w:color="000000"/>
             </w:tcBorders>
@@ -3373,32 +3082,42 @@
               <w:left w:w="0" w:type="dxa"/>
               <w:right w:w="0" w:type="dxa"/>
             </w:tcMar>
-            <w:vAlign w:val="top"/>
+            <w:vAlign w:val="center"/>
           </w:tcPr>
           <w:p>
             <w:pPr>
               <w:jc w:val="right"/>
-              <w:keepNext/>
               <w:pBdr>
                 <w:bottom w:val="none" w:sz="0" w:space="0" w:color="000000"/>
                 <w:top w:val="none" w:sz="0" w:space="0" w:color="000000"/>
                 <w:left w:val="none" w:sz="0" w:space="0" w:color="000000"/>
                 <w:right w:val="none" w:sz="0" w:space="0" w:color="000000"/>
               </w:pBdr>
-              <w:spacing w:after="120" w:before="120" w:line="240"/>
-              <w:ind w:firstLine="0" w:left="120" w:right="120"/>
+              <w:spacing w:after="100" w:before="100" w:line="240"/>
+              <w:ind w:left="100" w:right="100" w:firstLine="0" w:firstLineChars="0"/>
+              <w:rPr>
+                <w:rFonts w:ascii="Helvetica" w:hAnsi="Helvetica" w:eastAsia="Helvetica" w:cs="Helvetica"/>
+                <w:i w:val="false"/>
+                <w:b w:val="false"/>
+                <w:u w:val="none"/>
+                <w:strike w:val="false"/>
+                <w:sz w:val="22"/>
+                <w:szCs w:val="22"/>
+                <w:color w:val="000000"/>
+              </w:rPr>
             </w:pPr>
             <w:r xmlns:w="http://schemas.openxmlformats.org/wordprocessingml/2006/main" xmlns:wp="http://schemas.openxmlformats.org/drawingml/2006/wordprocessingDrawing" xmlns:r="http://schemas.openxmlformats.org/officeDocument/2006/relationships" xmlns:w14="http://schemas.microsoft.com/office/word/2010/wordml">
               <w:rPr>
-                <w:rFonts w:ascii="Helvetica"/>
+                <w:rFonts w:ascii="Helvetica" w:hAnsi="Helvetica" w:eastAsia="Helvetica" w:cs="Helvetica"/>
                 <w:i w:val="false"/>
                 <w:b w:val="false"/>
                 <w:u w:val="none"/>
-                <w:sz w:val="20"/>
-                <w:szCs w:val="20"/>
+                <w:strike w:val="false"/>
+                <w:sz w:val="22"/>
+                <w:szCs w:val="22"/>
                 <w:color w:val="000000"/>
               </w:rPr>
-              <w:t xml:space="preserve">6.00</w:t>
+              <w:t xml:space="preserve">21.0</w:t>
             </w:r>
           </w:p>
         </w:tc>
@@ -3406,7 +3125,7 @@
           <w:tcPr>
             <w:tcBorders>
               <w:bottom w:val="none" w:sz="0" w:space="0" w:color="000000"/>
-              <w:top w:val="single" w:sz="3" w:space="0" w:color="000000"/>
+              <w:top w:val="single" w:sz="12" w:space="0" w:color="666666"/>
               <w:left w:val="none" w:sz="0" w:space="0" w:color="000000"/>
               <w:right w:val="none" w:sz="0" w:space="0" w:color="000000"/>
             </w:tcBorders>
@@ -3417,32 +3136,42 @@
               <w:left w:w="0" w:type="dxa"/>
               <w:right w:w="0" w:type="dxa"/>
             </w:tcMar>
-            <w:vAlign w:val="top"/>
+            <w:vAlign w:val="center"/>
           </w:tcPr>
           <w:p>
             <w:pPr>
               <w:jc w:val="right"/>
-              <w:keepNext/>
               <w:pBdr>
                 <w:bottom w:val="none" w:sz="0" w:space="0" w:color="000000"/>
                 <w:top w:val="none" w:sz="0" w:space="0" w:color="000000"/>
                 <w:left w:val="none" w:sz="0" w:space="0" w:color="000000"/>
                 <w:right w:val="none" w:sz="0" w:space="0" w:color="000000"/>
               </w:pBdr>
-              <w:spacing w:after="120" w:before="120" w:line="240"/>
-              <w:ind w:firstLine="0" w:left="120" w:right="120"/>
+              <w:spacing w:after="100" w:before="100" w:line="240"/>
+              <w:ind w:left="100" w:right="100" w:firstLine="0" w:firstLineChars="0"/>
+              <w:rPr>
+                <w:rFonts w:ascii="Helvetica" w:hAnsi="Helvetica" w:eastAsia="Helvetica" w:cs="Helvetica"/>
+                <w:i w:val="false"/>
+                <w:b w:val="false"/>
+                <w:u w:val="none"/>
+                <w:strike w:val="false"/>
+                <w:sz w:val="22"/>
+                <w:szCs w:val="22"/>
+                <w:color w:val="000000"/>
+              </w:rPr>
             </w:pPr>
             <w:r xmlns:w="http://schemas.openxmlformats.org/wordprocessingml/2006/main" xmlns:wp="http://schemas.openxmlformats.org/drawingml/2006/wordprocessingDrawing" xmlns:r="http://schemas.openxmlformats.org/officeDocument/2006/relationships" xmlns:w14="http://schemas.microsoft.com/office/word/2010/wordml">
               <w:rPr>
-                <w:rFonts w:ascii="Helvetica"/>
+                <w:rFonts w:ascii="Helvetica" w:hAnsi="Helvetica" w:eastAsia="Helvetica" w:cs="Helvetica"/>
                 <w:i w:val="false"/>
                 <w:b w:val="false"/>
                 <w:u w:val="none"/>
-                <w:sz w:val="20"/>
-                <w:szCs w:val="20"/>
+                <w:strike w:val="false"/>
+                <w:sz w:val="22"/>
+                <w:szCs w:val="22"/>
                 <w:color w:val="000000"/>
               </w:rPr>
-              <w:t xml:space="preserve">160.00</w:t>
+              <w:t xml:space="preserve">6</w:t>
             </w:r>
           </w:p>
         </w:tc>
@@ -3450,7 +3179,7 @@
           <w:tcPr>
             <w:tcBorders>
               <w:bottom w:val="none" w:sz="0" w:space="0" w:color="000000"/>
-              <w:top w:val="single" w:sz="3" w:space="0" w:color="000000"/>
+              <w:top w:val="single" w:sz="12" w:space="0" w:color="666666"/>
               <w:left w:val="none" w:sz="0" w:space="0" w:color="000000"/>
               <w:right w:val="none" w:sz="0" w:space="0" w:color="000000"/>
             </w:tcBorders>
@@ -3461,32 +3190,42 @@
               <w:left w:w="0" w:type="dxa"/>
               <w:right w:w="0" w:type="dxa"/>
             </w:tcMar>
-            <w:vAlign w:val="top"/>
+            <w:vAlign w:val="center"/>
           </w:tcPr>
           <w:p>
             <w:pPr>
               <w:jc w:val="right"/>
-              <w:keepNext/>
               <w:pBdr>
                 <w:bottom w:val="none" w:sz="0" w:space="0" w:color="000000"/>
                 <w:top w:val="none" w:sz="0" w:space="0" w:color="000000"/>
                 <w:left w:val="none" w:sz="0" w:space="0" w:color="000000"/>
                 <w:right w:val="none" w:sz="0" w:space="0" w:color="000000"/>
               </w:pBdr>
-              <w:spacing w:after="120" w:before="120" w:line="240"/>
-              <w:ind w:firstLine="0" w:left="120" w:right="120"/>
+              <w:spacing w:after="100" w:before="100" w:line="240"/>
+              <w:ind w:left="100" w:right="100" w:firstLine="0" w:firstLineChars="0"/>
+              <w:rPr>
+                <w:rFonts w:ascii="Helvetica" w:hAnsi="Helvetica" w:eastAsia="Helvetica" w:cs="Helvetica"/>
+                <w:i w:val="false"/>
+                <w:b w:val="false"/>
+                <w:u w:val="none"/>
+                <w:strike w:val="false"/>
+                <w:sz w:val="22"/>
+                <w:szCs w:val="22"/>
+                <w:color w:val="000000"/>
+              </w:rPr>
             </w:pPr>
             <w:r xmlns:w="http://schemas.openxmlformats.org/wordprocessingml/2006/main" xmlns:wp="http://schemas.openxmlformats.org/drawingml/2006/wordprocessingDrawing" xmlns:r="http://schemas.openxmlformats.org/officeDocument/2006/relationships" xmlns:w14="http://schemas.microsoft.com/office/word/2010/wordml">
               <w:rPr>
-                <w:rFonts w:ascii="Helvetica"/>
+                <w:rFonts w:ascii="Helvetica" w:hAnsi="Helvetica" w:eastAsia="Helvetica" w:cs="Helvetica"/>
                 <w:i w:val="false"/>
                 <w:b w:val="false"/>
                 <w:u w:val="none"/>
-                <w:sz w:val="20"/>
-                <w:szCs w:val="20"/>
+                <w:strike w:val="false"/>
+                <w:sz w:val="22"/>
+                <w:szCs w:val="22"/>
                 <w:color w:val="000000"/>
               </w:rPr>
-              <w:t xml:space="preserve">110.00</w:t>
+              <w:t xml:space="preserve">160</w:t>
             </w:r>
           </w:p>
         </w:tc>
@@ -3494,7 +3233,7 @@
           <w:tcPr>
             <w:tcBorders>
               <w:bottom w:val="none" w:sz="0" w:space="0" w:color="000000"/>
-              <w:top w:val="single" w:sz="3" w:space="0" w:color="000000"/>
+              <w:top w:val="single" w:sz="12" w:space="0" w:color="666666"/>
               <w:left w:val="none" w:sz="0" w:space="0" w:color="000000"/>
               <w:right w:val="none" w:sz="0" w:space="0" w:color="000000"/>
             </w:tcBorders>
@@ -3505,29 +3244,93 @@
               <w:left w:w="0" w:type="dxa"/>
               <w:right w:w="0" w:type="dxa"/>
             </w:tcMar>
-            <w:vAlign w:val="top"/>
+            <w:vAlign w:val="center"/>
           </w:tcPr>
           <w:p>
             <w:pPr>
               <w:jc w:val="right"/>
-              <w:keepNext/>
               <w:pBdr>
                 <w:bottom w:val="none" w:sz="0" w:space="0" w:color="000000"/>
                 <w:top w:val="none" w:sz="0" w:space="0" w:color="000000"/>
                 <w:left w:val="none" w:sz="0" w:space="0" w:color="000000"/>
                 <w:right w:val="none" w:sz="0" w:space="0" w:color="000000"/>
               </w:pBdr>
-              <w:spacing w:after="120" w:before="120" w:line="240"/>
-              <w:ind w:firstLine="0" w:left="120" w:right="120"/>
+              <w:spacing w:after="100" w:before="100" w:line="240"/>
+              <w:ind w:left="100" w:right="100" w:firstLine="0" w:firstLineChars="0"/>
+              <w:rPr>
+                <w:rFonts w:ascii="Helvetica" w:hAnsi="Helvetica" w:eastAsia="Helvetica" w:cs="Helvetica"/>
+                <w:i w:val="false"/>
+                <w:b w:val="false"/>
+                <w:u w:val="none"/>
+                <w:strike w:val="false"/>
+                <w:sz w:val="22"/>
+                <w:szCs w:val="22"/>
+                <w:color w:val="000000"/>
+              </w:rPr>
             </w:pPr>
             <w:r xmlns:w="http://schemas.openxmlformats.org/wordprocessingml/2006/main" xmlns:wp="http://schemas.openxmlformats.org/drawingml/2006/wordprocessingDrawing" xmlns:r="http://schemas.openxmlformats.org/officeDocument/2006/relationships" xmlns:w14="http://schemas.microsoft.com/office/word/2010/wordml">
               <w:rPr>
-                <w:rFonts w:ascii="Helvetica"/>
+                <w:rFonts w:ascii="Helvetica" w:hAnsi="Helvetica" w:eastAsia="Helvetica" w:cs="Helvetica"/>
                 <w:i w:val="false"/>
                 <w:b w:val="false"/>
                 <w:u w:val="none"/>
-                <w:sz w:val="20"/>
-                <w:szCs w:val="20"/>
+                <w:strike w:val="false"/>
+                <w:sz w:val="22"/>
+                <w:szCs w:val="22"/>
+                <w:color w:val="000000"/>
+              </w:rPr>
+              <w:t xml:space="preserve">110</w:t>
+            </w:r>
+          </w:p>
+        </w:tc>
+        <w:tc>
+          <w:tcPr>
+            <w:tcBorders>
+              <w:bottom w:val="none" w:sz="0" w:space="0" w:color="000000"/>
+              <w:top w:val="single" w:sz="12" w:space="0" w:color="666666"/>
+              <w:left w:val="none" w:sz="0" w:space="0" w:color="000000"/>
+              <w:right w:val="none" w:sz="0" w:space="0" w:color="000000"/>
+            </w:tcBorders>
+            <w:shd w:val="clear" w:color="auto" w:fill="FFFFFF"/>
+            <w:tcMar>
+              <w:top w:w="0" w:type="dxa"/>
+              <w:bottom w:w="0" w:type="dxa"/>
+              <w:left w:w="0" w:type="dxa"/>
+              <w:right w:w="0" w:type="dxa"/>
+            </w:tcMar>
+            <w:vAlign w:val="center"/>
+          </w:tcPr>
+          <w:p>
+            <w:pPr>
+              <w:jc w:val="right"/>
+              <w:pBdr>
+                <w:bottom w:val="none" w:sz="0" w:space="0" w:color="000000"/>
+                <w:top w:val="none" w:sz="0" w:space="0" w:color="000000"/>
+                <w:left w:val="none" w:sz="0" w:space="0" w:color="000000"/>
+                <w:right w:val="none" w:sz="0" w:space="0" w:color="000000"/>
+              </w:pBdr>
+              <w:spacing w:after="100" w:before="100" w:line="240"/>
+              <w:ind w:left="100" w:right="100" w:firstLine="0" w:firstLineChars="0"/>
+              <w:rPr>
+                <w:rFonts w:ascii="Helvetica" w:hAnsi="Helvetica" w:eastAsia="Helvetica" w:cs="Helvetica"/>
+                <w:i w:val="false"/>
+                <w:b w:val="false"/>
+                <w:u w:val="none"/>
+                <w:strike w:val="false"/>
+                <w:sz w:val="22"/>
+                <w:szCs w:val="22"/>
+                <w:color w:val="000000"/>
+              </w:rPr>
+            </w:pPr>
+            <w:r xmlns:w="http://schemas.openxmlformats.org/wordprocessingml/2006/main" xmlns:wp="http://schemas.openxmlformats.org/drawingml/2006/wordprocessingDrawing" xmlns:r="http://schemas.openxmlformats.org/officeDocument/2006/relationships" xmlns:w14="http://schemas.microsoft.com/office/word/2010/wordml">
+              <w:rPr>
+                <w:rFonts w:ascii="Helvetica" w:hAnsi="Helvetica" w:eastAsia="Helvetica" w:cs="Helvetica"/>
+                <w:i w:val="false"/>
+                <w:b w:val="false"/>
+                <w:u w:val="none"/>
+                <w:strike w:val="false"/>
+                <w:sz w:val="22"/>
+                <w:szCs w:val="22"/>
                 <w:color w:val="000000"/>
               </w:rPr>
               <w:t xml:space="preserve">3.90</w:t>
@@ -3538,59 +3341,8 @@
           <w:tcPr>
             <w:tcBorders>
               <w:bottom w:val="none" w:sz="0" w:space="0" w:color="000000"/>
-              <w:top w:val="single" w:sz="3" w:space="0" w:color="000000"/>
+              <w:top w:val="single" w:sz="12" w:space="0" w:color="666666"/>
               <w:left w:val="none" w:sz="0" w:space="0" w:color="000000"/>
-              <w:right w:val="single" w:sz="3" w:space="0" w:color="000000"/>
-            </w:tcBorders>
-            <w:shd w:val="clear" w:color="auto" w:fill="FFFFFF"/>
-            <w:tcMar>
-              <w:top w:w="0" w:type="dxa"/>
-              <w:bottom w:w="0" w:type="dxa"/>
-              <w:left w:w="0" w:type="dxa"/>
-              <w:right w:w="0" w:type="dxa"/>
-            </w:tcMar>
-            <w:vAlign w:val="top"/>
-          </w:tcPr>
-          <w:p>
-            <w:pPr>
-              <w:jc w:val="right"/>
-              <w:keepNext/>
-              <w:pBdr>
-                <w:bottom w:val="none" w:sz="0" w:space="0" w:color="000000"/>
-                <w:top w:val="none" w:sz="0" w:space="0" w:color="000000"/>
-                <w:left w:val="none" w:sz="0" w:space="0" w:color="000000"/>
-                <w:right w:val="none" w:sz="0" w:space="0" w:color="000000"/>
-              </w:pBdr>
-              <w:spacing w:after="120" w:before="120" w:line="240"/>
-              <w:ind w:firstLine="0" w:left="120" w:right="120"/>
-            </w:pPr>
-            <w:r xmlns:w="http://schemas.openxmlformats.org/wordprocessingml/2006/main" xmlns:wp="http://schemas.openxmlformats.org/drawingml/2006/wordprocessingDrawing" xmlns:r="http://schemas.openxmlformats.org/officeDocument/2006/relationships" xmlns:w14="http://schemas.microsoft.com/office/word/2010/wordml">
-              <w:rPr>
-                <w:rFonts w:ascii="Helvetica"/>
-                <w:i w:val="false"/>
-                <w:b w:val="false"/>
-                <w:u w:val="none"/>
-                <w:sz w:val="20"/>
-                <w:szCs w:val="20"/>
-                <w:color w:val="000000"/>
-              </w:rPr>
-              <w:t xml:space="preserve">2.62</w:t>
-            </w:r>
-          </w:p>
-        </w:tc>
-      </w:tr>
-      <w:tr>
-        <w:trPr>
-          <w:cantSplit/>
-          <w:trHeight w:val="360" w:hRule="auto"/>
-        </w:trPr>
-        body3
-        <w:tc>
-          <w:tcPr>
-            <w:tcBorders>
-              <w:bottom w:val="none" w:sz="0" w:space="0" w:color="000000"/>
-              <w:top w:val="none" w:sz="0" w:space="0" w:color="000000"/>
-              <w:left w:val="single" w:sz="3" w:space="0" w:color="000000"/>
               <w:right w:val="none" w:sz="0" w:space="0" w:color="000000"/>
             </w:tcBorders>
             <w:shd w:val="clear" w:color="auto" w:fill="FFFFFF"/>
@@ -3600,32 +3352,102 @@
               <w:left w:w="0" w:type="dxa"/>
               <w:right w:w="0" w:type="dxa"/>
             </w:tcMar>
-            <w:vAlign w:val="top"/>
+            <w:vAlign w:val="center"/>
           </w:tcPr>
           <w:p>
             <w:pPr>
-              <w:jc w:val="left"/>
-              <w:keepNext/>
+              <w:jc w:val="right"/>
               <w:pBdr>
                 <w:bottom w:val="none" w:sz="0" w:space="0" w:color="000000"/>
                 <w:top w:val="none" w:sz="0" w:space="0" w:color="000000"/>
                 <w:left w:val="none" w:sz="0" w:space="0" w:color="000000"/>
                 <w:right w:val="none" w:sz="0" w:space="0" w:color="000000"/>
               </w:pBdr>
-              <w:spacing w:after="120" w:before="120" w:line="240"/>
-              <w:ind w:firstLine="0" w:left="120" w:right="120"/>
+              <w:spacing w:after="100" w:before="100" w:line="240"/>
+              <w:ind w:left="100" w:right="100" w:firstLine="0" w:firstLineChars="0"/>
+              <w:rPr>
+                <w:rFonts w:ascii="Helvetica" w:hAnsi="Helvetica" w:eastAsia="Helvetica" w:cs="Helvetica"/>
+                <w:i w:val="false"/>
+                <w:b w:val="false"/>
+                <w:u w:val="none"/>
+                <w:strike w:val="false"/>
+                <w:sz w:val="22"/>
+                <w:szCs w:val="22"/>
+                <w:color w:val="000000"/>
+              </w:rPr>
             </w:pPr>
             <w:r xmlns:w="http://schemas.openxmlformats.org/wordprocessingml/2006/main" xmlns:wp="http://schemas.openxmlformats.org/drawingml/2006/wordprocessingDrawing" xmlns:r="http://schemas.openxmlformats.org/officeDocument/2006/relationships" xmlns:w14="http://schemas.microsoft.com/office/word/2010/wordml">
               <w:rPr>
-                <w:rFonts w:ascii="Helvetica"/>
+                <w:rFonts w:ascii="Helvetica" w:hAnsi="Helvetica" w:eastAsia="Helvetica" w:cs="Helvetica"/>
                 <w:i w:val="false"/>
                 <w:b w:val="false"/>
                 <w:u w:val="none"/>
-                <w:sz w:val="20"/>
-                <w:szCs w:val="20"/>
+                <w:strike w:val="false"/>
+                <w:sz w:val="22"/>
+                <w:szCs w:val="22"/>
                 <w:color w:val="000000"/>
               </w:rPr>
-              <w:t xml:space="preserve">Mazda RX4.00 Wag</w:t>
+              <w:t xml:space="preserve">2.620</w:t>
+            </w:r>
+          </w:p>
+        </w:tc>
+      </w:tr>
+      <w:tr>
+        <w:trPr>
+          <w:trHeight w:val="569" w:hRule="auto"/>
+        </w:trPr>
+        body2
+        <w:tc>
+          <w:tcPr>
+            <w:tcBorders>
+              <w:bottom w:val="none" w:sz="0" w:space="0" w:color="000000"/>
+              <w:top w:val="none" w:sz="0" w:space="0" w:color="000000"/>
+              <w:left w:val="none" w:sz="0" w:space="0" w:color="000000"/>
+              <w:right w:val="none" w:sz="0" w:space="0" w:color="000000"/>
+            </w:tcBorders>
+            <w:shd w:val="clear" w:color="auto" w:fill="FFFFFF"/>
+            <w:tcMar>
+              <w:top w:w="0" w:type="dxa"/>
+              <w:bottom w:w="0" w:type="dxa"/>
+              <w:left w:w="0" w:type="dxa"/>
+              <w:right w:w="0" w:type="dxa"/>
+            </w:tcMar>
+            <w:vAlign w:val="center"/>
+          </w:tcPr>
+          <w:p>
+            <w:pPr>
+              <w:jc w:val="right"/>
+              <w:pBdr>
+                <w:bottom w:val="none" w:sz="0" w:space="0" w:color="000000"/>
+                <w:top w:val="none" w:sz="0" w:space="0" w:color="000000"/>
+                <w:left w:val="none" w:sz="0" w:space="0" w:color="000000"/>
+                <w:right w:val="none" w:sz="0" w:space="0" w:color="000000"/>
+              </w:pBdr>
+              <w:spacing w:after="100" w:before="100" w:line="240"/>
+              <w:ind w:left="100" w:right="100" w:firstLine="0" w:firstLineChars="0"/>
+              <w:rPr>
+                <w:rFonts w:ascii="Helvetica" w:hAnsi="Helvetica" w:eastAsia="Helvetica" w:cs="Helvetica"/>
+                <w:i w:val="false"/>
+                <w:b w:val="false"/>
+                <w:u w:val="none"/>
+                <w:strike w:val="false"/>
+                <w:sz w:val="22"/>
+                <w:szCs w:val="22"/>
+                <w:color w:val="000000"/>
+              </w:rPr>
+            </w:pPr>
+            <w:r xmlns:w="http://schemas.openxmlformats.org/wordprocessingml/2006/main" xmlns:wp="http://schemas.openxmlformats.org/drawingml/2006/wordprocessingDrawing" xmlns:r="http://schemas.openxmlformats.org/officeDocument/2006/relationships" xmlns:w14="http://schemas.microsoft.com/office/word/2010/wordml">
+              <w:rPr>
+                <w:rFonts w:ascii="Helvetica" w:hAnsi="Helvetica" w:eastAsia="Helvetica" w:cs="Helvetica"/>
+                <w:i w:val="false"/>
+                <w:b w:val="false"/>
+                <w:u w:val="none"/>
+                <w:strike w:val="false"/>
+                <w:sz w:val="22"/>
+                <w:szCs w:val="22"/>
+                <w:color w:val="000000"/>
+              </w:rPr>
+              <w:t xml:space="preserve">21.0</w:t>
             </w:r>
           </w:p>
         </w:tc>
@@ -3644,32 +3466,42 @@
               <w:left w:w="0" w:type="dxa"/>
               <w:right w:w="0" w:type="dxa"/>
             </w:tcMar>
-            <w:vAlign w:val="top"/>
+            <w:vAlign w:val="center"/>
           </w:tcPr>
           <w:p>
             <w:pPr>
               <w:jc w:val="right"/>
-              <w:keepNext/>
               <w:pBdr>
                 <w:bottom w:val="none" w:sz="0" w:space="0" w:color="000000"/>
                 <w:top w:val="none" w:sz="0" w:space="0" w:color="000000"/>
                 <w:left w:val="none" w:sz="0" w:space="0" w:color="000000"/>
                 <w:right w:val="none" w:sz="0" w:space="0" w:color="000000"/>
               </w:pBdr>
-              <w:spacing w:after="120" w:before="120" w:line="240"/>
-              <w:ind w:firstLine="0" w:left="120" w:right="120"/>
+              <w:spacing w:after="100" w:before="100" w:line="240"/>
+              <w:ind w:left="100" w:right="100" w:firstLine="0" w:firstLineChars="0"/>
+              <w:rPr>
+                <w:rFonts w:ascii="Helvetica" w:hAnsi="Helvetica" w:eastAsia="Helvetica" w:cs="Helvetica"/>
+                <w:i w:val="false"/>
+                <w:b w:val="false"/>
+                <w:u w:val="none"/>
+                <w:strike w:val="false"/>
+                <w:sz w:val="22"/>
+                <w:szCs w:val="22"/>
+                <w:color w:val="000000"/>
+              </w:rPr>
             </w:pPr>
             <w:r xmlns:w="http://schemas.openxmlformats.org/wordprocessingml/2006/main" xmlns:wp="http://schemas.openxmlformats.org/drawingml/2006/wordprocessingDrawing" xmlns:r="http://schemas.openxmlformats.org/officeDocument/2006/relationships" xmlns:w14="http://schemas.microsoft.com/office/word/2010/wordml">
               <w:rPr>
-                <w:rFonts w:ascii="Helvetica"/>
+                <w:rFonts w:ascii="Helvetica" w:hAnsi="Helvetica" w:eastAsia="Helvetica" w:cs="Helvetica"/>
                 <w:i w:val="false"/>
                 <w:b w:val="false"/>
                 <w:u w:val="none"/>
-                <w:sz w:val="20"/>
-                <w:szCs w:val="20"/>
+                <w:strike w:val="false"/>
+                <w:sz w:val="22"/>
+                <w:szCs w:val="22"/>
                 <w:color w:val="000000"/>
               </w:rPr>
-              <w:t xml:space="preserve">21.00</w:t>
+              <w:t xml:space="preserve">6</w:t>
             </w:r>
           </w:p>
         </w:tc>
@@ -3688,32 +3520,42 @@
               <w:left w:w="0" w:type="dxa"/>
               <w:right w:w="0" w:type="dxa"/>
             </w:tcMar>
-            <w:vAlign w:val="top"/>
+            <w:vAlign w:val="center"/>
           </w:tcPr>
           <w:p>
             <w:pPr>
               <w:jc w:val="right"/>
-              <w:keepNext/>
               <w:pBdr>
                 <w:bottom w:val="none" w:sz="0" w:space="0" w:color="000000"/>
                 <w:top w:val="none" w:sz="0" w:space="0" w:color="000000"/>
                 <w:left w:val="none" w:sz="0" w:space="0" w:color="000000"/>
                 <w:right w:val="none" w:sz="0" w:space="0" w:color="000000"/>
               </w:pBdr>
-              <w:spacing w:after="120" w:before="120" w:line="240"/>
-              <w:ind w:firstLine="0" w:left="120" w:right="120"/>
+              <w:spacing w:after="100" w:before="100" w:line="240"/>
+              <w:ind w:left="100" w:right="100" w:firstLine="0" w:firstLineChars="0"/>
+              <w:rPr>
+                <w:rFonts w:ascii="Helvetica" w:hAnsi="Helvetica" w:eastAsia="Helvetica" w:cs="Helvetica"/>
+                <w:i w:val="false"/>
+                <w:b w:val="false"/>
+                <w:u w:val="none"/>
+                <w:strike w:val="false"/>
+                <w:sz w:val="22"/>
+                <w:szCs w:val="22"/>
+                <w:color w:val="000000"/>
+              </w:rPr>
             </w:pPr>
             <w:r xmlns:w="http://schemas.openxmlformats.org/wordprocessingml/2006/main" xmlns:wp="http://schemas.openxmlformats.org/drawingml/2006/wordprocessingDrawing" xmlns:r="http://schemas.openxmlformats.org/officeDocument/2006/relationships" xmlns:w14="http://schemas.microsoft.com/office/word/2010/wordml">
               <w:rPr>
-                <w:rFonts w:ascii="Helvetica"/>
+                <w:rFonts w:ascii="Helvetica" w:hAnsi="Helvetica" w:eastAsia="Helvetica" w:cs="Helvetica"/>
                 <w:i w:val="false"/>
                 <w:b w:val="false"/>
                 <w:u w:val="none"/>
-                <w:sz w:val="20"/>
-                <w:szCs w:val="20"/>
+                <w:strike w:val="false"/>
+                <w:sz w:val="22"/>
+                <w:szCs w:val="22"/>
                 <w:color w:val="000000"/>
               </w:rPr>
-              <w:t xml:space="preserve">6.00</w:t>
+              <w:t xml:space="preserve">160</w:t>
             </w:r>
           </w:p>
         </w:tc>
@@ -3732,32 +3574,42 @@
               <w:left w:w="0" w:type="dxa"/>
               <w:right w:w="0" w:type="dxa"/>
             </w:tcMar>
-            <w:vAlign w:val="top"/>
+            <w:vAlign w:val="center"/>
           </w:tcPr>
           <w:p>
             <w:pPr>
               <w:jc w:val="right"/>
-              <w:keepNext/>
               <w:pBdr>
                 <w:bottom w:val="none" w:sz="0" w:space="0" w:color="000000"/>
                 <w:top w:val="none" w:sz="0" w:space="0" w:color="000000"/>
                 <w:left w:val="none" w:sz="0" w:space="0" w:color="000000"/>
                 <w:right w:val="none" w:sz="0" w:space="0" w:color="000000"/>
               </w:pBdr>
-              <w:spacing w:after="120" w:before="120" w:line="240"/>
-              <w:ind w:firstLine="0" w:left="120" w:right="120"/>
+              <w:spacing w:after="100" w:before="100" w:line="240"/>
+              <w:ind w:left="100" w:right="100" w:firstLine="0" w:firstLineChars="0"/>
+              <w:rPr>
+                <w:rFonts w:ascii="Helvetica" w:hAnsi="Helvetica" w:eastAsia="Helvetica" w:cs="Helvetica"/>
+                <w:i w:val="false"/>
+                <w:b w:val="false"/>
+                <w:u w:val="none"/>
+                <w:strike w:val="false"/>
+                <w:sz w:val="22"/>
+                <w:szCs w:val="22"/>
+                <w:color w:val="000000"/>
+              </w:rPr>
             </w:pPr>
             <w:r xmlns:w="http://schemas.openxmlformats.org/wordprocessingml/2006/main" xmlns:wp="http://schemas.openxmlformats.org/drawingml/2006/wordprocessingDrawing" xmlns:r="http://schemas.openxmlformats.org/officeDocument/2006/relationships" xmlns:w14="http://schemas.microsoft.com/office/word/2010/wordml">
               <w:rPr>
-                <w:rFonts w:ascii="Helvetica"/>
+                <w:rFonts w:ascii="Helvetica" w:hAnsi="Helvetica" w:eastAsia="Helvetica" w:cs="Helvetica"/>
                 <w:i w:val="false"/>
                 <w:b w:val="false"/>
                 <w:u w:val="none"/>
-                <w:sz w:val="20"/>
-                <w:szCs w:val="20"/>
+                <w:strike w:val="false"/>
+                <w:sz w:val="22"/>
+                <w:szCs w:val="22"/>
                 <w:color w:val="000000"/>
               </w:rPr>
-              <w:t xml:space="preserve">160.00</w:t>
+              <w:t xml:space="preserve">110</w:t>
             </w:r>
           </w:p>
         </w:tc>
@@ -3776,32 +3628,42 @@
               <w:left w:w="0" w:type="dxa"/>
               <w:right w:w="0" w:type="dxa"/>
             </w:tcMar>
-            <w:vAlign w:val="top"/>
+            <w:vAlign w:val="center"/>
           </w:tcPr>
           <w:p>
             <w:pPr>
               <w:jc w:val="right"/>
-              <w:keepNext/>
               <w:pBdr>
                 <w:bottom w:val="none" w:sz="0" w:space="0" w:color="000000"/>
                 <w:top w:val="none" w:sz="0" w:space="0" w:color="000000"/>
                 <w:left w:val="none" w:sz="0" w:space="0" w:color="000000"/>
                 <w:right w:val="none" w:sz="0" w:space="0" w:color="000000"/>
               </w:pBdr>
-              <w:spacing w:after="120" w:before="120" w:line="240"/>
-              <w:ind w:firstLine="0" w:left="120" w:right="120"/>
+              <w:spacing w:after="100" w:before="100" w:line="240"/>
+              <w:ind w:left="100" w:right="100" w:firstLine="0" w:firstLineChars="0"/>
+              <w:rPr>
+                <w:rFonts w:ascii="Helvetica" w:hAnsi="Helvetica" w:eastAsia="Helvetica" w:cs="Helvetica"/>
+                <w:i w:val="false"/>
+                <w:b w:val="false"/>
+                <w:u w:val="none"/>
+                <w:strike w:val="false"/>
+                <w:sz w:val="22"/>
+                <w:szCs w:val="22"/>
+                <w:color w:val="000000"/>
+              </w:rPr>
             </w:pPr>
             <w:r xmlns:w="http://schemas.openxmlformats.org/wordprocessingml/2006/main" xmlns:wp="http://schemas.openxmlformats.org/drawingml/2006/wordprocessingDrawing" xmlns:r="http://schemas.openxmlformats.org/officeDocument/2006/relationships" xmlns:w14="http://schemas.microsoft.com/office/word/2010/wordml">
               <w:rPr>
-                <w:rFonts w:ascii="Helvetica"/>
+                <w:rFonts w:ascii="Helvetica" w:hAnsi="Helvetica" w:eastAsia="Helvetica" w:cs="Helvetica"/>
                 <w:i w:val="false"/>
                 <w:b w:val="false"/>
                 <w:u w:val="none"/>
-                <w:sz w:val="20"/>
-                <w:szCs w:val="20"/>
+                <w:strike w:val="false"/>
+                <w:sz w:val="22"/>
+                <w:szCs w:val="22"/>
                 <w:color w:val="000000"/>
               </w:rPr>
-              <w:t xml:space="preserve">110.00</w:t>
+              <w:t xml:space="preserve">3.90</w:t>
             </w:r>
           </w:p>
         </w:tc>
@@ -3820,92 +3682,57 @@
               <w:left w:w="0" w:type="dxa"/>
               <w:right w:w="0" w:type="dxa"/>
             </w:tcMar>
-            <w:vAlign w:val="top"/>
+            <w:vAlign w:val="center"/>
           </w:tcPr>
           <w:p>
             <w:pPr>
               <w:jc w:val="right"/>
-              <w:keepNext/>
               <w:pBdr>
                 <w:bottom w:val="none" w:sz="0" w:space="0" w:color="000000"/>
                 <w:top w:val="none" w:sz="0" w:space="0" w:color="000000"/>
                 <w:left w:val="none" w:sz="0" w:space="0" w:color="000000"/>
                 <w:right w:val="none" w:sz="0" w:space="0" w:color="000000"/>
               </w:pBdr>
-              <w:spacing w:after="120" w:before="120" w:line="240"/>
-              <w:ind w:firstLine="0" w:left="120" w:right="120"/>
+              <w:spacing w:after="100" w:before="100" w:line="240"/>
+              <w:ind w:left="100" w:right="100" w:firstLine="0" w:firstLineChars="0"/>
+              <w:rPr>
+                <w:rFonts w:ascii="Helvetica" w:hAnsi="Helvetica" w:eastAsia="Helvetica" w:cs="Helvetica"/>
+                <w:i w:val="false"/>
+                <w:b w:val="false"/>
+                <w:u w:val="none"/>
+                <w:strike w:val="false"/>
+                <w:sz w:val="22"/>
+                <w:szCs w:val="22"/>
+                <w:color w:val="000000"/>
+              </w:rPr>
             </w:pPr>
             <w:r xmlns:w="http://schemas.openxmlformats.org/wordprocessingml/2006/main" xmlns:wp="http://schemas.openxmlformats.org/drawingml/2006/wordprocessingDrawing" xmlns:r="http://schemas.openxmlformats.org/officeDocument/2006/relationships" xmlns:w14="http://schemas.microsoft.com/office/word/2010/wordml">
               <w:rPr>
-                <w:rFonts w:ascii="Helvetica"/>
+                <w:rFonts w:ascii="Helvetica" w:hAnsi="Helvetica" w:eastAsia="Helvetica" w:cs="Helvetica"/>
                 <w:i w:val="false"/>
                 <w:b w:val="false"/>
                 <w:u w:val="none"/>
-                <w:sz w:val="20"/>
-                <w:szCs w:val="20"/>
+                <w:strike w:val="false"/>
+                <w:sz w:val="22"/>
+                <w:szCs w:val="22"/>
                 <w:color w:val="000000"/>
               </w:rPr>
-              <w:t xml:space="preserve">3.90</w:t>
+              <w:t xml:space="preserve">2.875</w:t>
             </w:r>
           </w:p>
         </w:tc>
+      </w:tr>
+      <w:tr>
+        <w:trPr>
+          <w:trHeight w:val="569" w:hRule="auto"/>
+        </w:trPr>
+        body3
         <w:tc>
           <w:tcPr>
             <w:tcBorders>
               <w:bottom w:val="none" w:sz="0" w:space="0" w:color="000000"/>
               <w:top w:val="none" w:sz="0" w:space="0" w:color="000000"/>
               <w:left w:val="none" w:sz="0" w:space="0" w:color="000000"/>
-              <w:right w:val="single" w:sz="3" w:space="0" w:color="000000"/>
-            </w:tcBorders>
-            <w:shd w:val="clear" w:color="auto" w:fill="FFFFFF"/>
-            <w:tcMar>
-              <w:top w:w="0" w:type="dxa"/>
-              <w:bottom w:w="0" w:type="dxa"/>
-              <w:left w:w="0" w:type="dxa"/>
-              <w:right w:w="0" w:type="dxa"/>
-            </w:tcMar>
-            <w:vAlign w:val="top"/>
-          </w:tcPr>
-          <w:p>
-            <w:pPr>
-              <w:jc w:val="right"/>
-              <w:keepNext/>
-              <w:pBdr>
-                <w:bottom w:val="none" w:sz="0" w:space="0" w:color="000000"/>
-                <w:top w:val="none" w:sz="0" w:space="0" w:color="000000"/>
-                <w:left w:val="none" w:sz="0" w:space="0" w:color="000000"/>
-                <w:right w:val="none" w:sz="0" w:space="0" w:color="000000"/>
-              </w:pBdr>
-              <w:spacing w:after="120" w:before="120" w:line="240"/>
-              <w:ind w:firstLine="0" w:left="120" w:right="120"/>
-            </w:pPr>
-            <w:r xmlns:w="http://schemas.openxmlformats.org/wordprocessingml/2006/main" xmlns:wp="http://schemas.openxmlformats.org/drawingml/2006/wordprocessingDrawing" xmlns:r="http://schemas.openxmlformats.org/officeDocument/2006/relationships" xmlns:w14="http://schemas.microsoft.com/office/word/2010/wordml">
-              <w:rPr>
-                <w:rFonts w:ascii="Helvetica"/>
-                <w:i w:val="false"/>
-                <w:b w:val="false"/>
-                <w:u w:val="none"/>
-                <w:sz w:val="20"/>
-                <w:szCs w:val="20"/>
-                <w:color w:val="000000"/>
-              </w:rPr>
-              <w:t xml:space="preserve">2.88</w:t>
-            </w:r>
-          </w:p>
-        </w:tc>
-      </w:tr>
-      <w:tr>
-        <w:trPr>
-          <w:cantSplit/>
-          <w:trHeight w:val="360" w:hRule="auto"/>
-        </w:trPr>
-        body4
-        <w:tc>
-          <w:tcPr>
-            <w:tcBorders>
-              <w:bottom w:val="none" w:sz="0" w:space="0" w:color="000000"/>
-              <w:top w:val="none" w:sz="0" w:space="0" w:color="000000"/>
-              <w:left w:val="single" w:sz="3" w:space="0" w:color="000000"/>
               <w:right w:val="none" w:sz="0" w:space="0" w:color="000000"/>
             </w:tcBorders>
             <w:shd w:val="clear" w:color="auto" w:fill="FFFFFF"/>
@@ -3915,32 +3742,42 @@
               <w:left w:w="0" w:type="dxa"/>
               <w:right w:w="0" w:type="dxa"/>
             </w:tcMar>
-            <w:vAlign w:val="top"/>
+            <w:vAlign w:val="center"/>
           </w:tcPr>
           <w:p>
             <w:pPr>
-              <w:jc w:val="left"/>
-              <w:keepNext/>
+              <w:jc w:val="right"/>
               <w:pBdr>
                 <w:bottom w:val="none" w:sz="0" w:space="0" w:color="000000"/>
                 <w:top w:val="none" w:sz="0" w:space="0" w:color="000000"/>
                 <w:left w:val="none" w:sz="0" w:space="0" w:color="000000"/>
                 <w:right w:val="none" w:sz="0" w:space="0" w:color="000000"/>
               </w:pBdr>
-              <w:spacing w:after="120" w:before="120" w:line="240"/>
-              <w:ind w:firstLine="0" w:left="120" w:right="120"/>
+              <w:spacing w:after="100" w:before="100" w:line="240"/>
+              <w:ind w:left="100" w:right="100" w:firstLine="0" w:firstLineChars="0"/>
+              <w:rPr>
+                <w:rFonts w:ascii="Helvetica" w:hAnsi="Helvetica" w:eastAsia="Helvetica" w:cs="Helvetica"/>
+                <w:i w:val="false"/>
+                <w:b w:val="false"/>
+                <w:u w:val="none"/>
+                <w:strike w:val="false"/>
+                <w:sz w:val="22"/>
+                <w:szCs w:val="22"/>
+                <w:color w:val="000000"/>
+              </w:rPr>
             </w:pPr>
             <w:r xmlns:w="http://schemas.openxmlformats.org/wordprocessingml/2006/main" xmlns:wp="http://schemas.openxmlformats.org/drawingml/2006/wordprocessingDrawing" xmlns:r="http://schemas.openxmlformats.org/officeDocument/2006/relationships" xmlns:w14="http://schemas.microsoft.com/office/word/2010/wordml">
               <w:rPr>
-                <w:rFonts w:ascii="Helvetica"/>
+                <w:rFonts w:ascii="Helvetica" w:hAnsi="Helvetica" w:eastAsia="Helvetica" w:cs="Helvetica"/>
                 <w:i w:val="false"/>
                 <w:b w:val="false"/>
                 <w:u w:val="none"/>
-                <w:sz w:val="20"/>
-                <w:szCs w:val="20"/>
+                <w:strike w:val="false"/>
+                <w:sz w:val="22"/>
+                <w:szCs w:val="22"/>
                 <w:color w:val="000000"/>
               </w:rPr>
-              <w:t xml:space="preserve">Datsun 710.00</w:t>
+              <w:t xml:space="preserve">22.8</w:t>
             </w:r>
           </w:p>
         </w:tc>
@@ -3959,32 +3796,42 @@
               <w:left w:w="0" w:type="dxa"/>
               <w:right w:w="0" w:type="dxa"/>
             </w:tcMar>
-            <w:vAlign w:val="top"/>
+            <w:vAlign w:val="center"/>
           </w:tcPr>
           <w:p>
             <w:pPr>
               <w:jc w:val="right"/>
-              <w:keepNext/>
               <w:pBdr>
                 <w:bottom w:val="none" w:sz="0" w:space="0" w:color="000000"/>
                 <w:top w:val="none" w:sz="0" w:space="0" w:color="000000"/>
                 <w:left w:val="none" w:sz="0" w:space="0" w:color="000000"/>
                 <w:right w:val="none" w:sz="0" w:space="0" w:color="000000"/>
               </w:pBdr>
-              <w:spacing w:after="120" w:before="120" w:line="240"/>
-              <w:ind w:firstLine="0" w:left="120" w:right="120"/>
+              <w:spacing w:after="100" w:before="100" w:line="240"/>
+              <w:ind w:left="100" w:right="100" w:firstLine="0" w:firstLineChars="0"/>
+              <w:rPr>
+                <w:rFonts w:ascii="Helvetica" w:hAnsi="Helvetica" w:eastAsia="Helvetica" w:cs="Helvetica"/>
+                <w:i w:val="false"/>
+                <w:b w:val="false"/>
+                <w:u w:val="none"/>
+                <w:strike w:val="false"/>
+                <w:sz w:val="22"/>
+                <w:szCs w:val="22"/>
+                <w:color w:val="000000"/>
+              </w:rPr>
             </w:pPr>
             <w:r xmlns:w="http://schemas.openxmlformats.org/wordprocessingml/2006/main" xmlns:wp="http://schemas.openxmlformats.org/drawingml/2006/wordprocessingDrawing" xmlns:r="http://schemas.openxmlformats.org/officeDocument/2006/relationships" xmlns:w14="http://schemas.microsoft.com/office/word/2010/wordml">
               <w:rPr>
-                <w:rFonts w:ascii="Helvetica"/>
+                <w:rFonts w:ascii="Helvetica" w:hAnsi="Helvetica" w:eastAsia="Helvetica" w:cs="Helvetica"/>
                 <w:i w:val="false"/>
                 <w:b w:val="false"/>
                 <w:u w:val="none"/>
-                <w:sz w:val="20"/>
-                <w:szCs w:val="20"/>
+                <w:strike w:val="false"/>
+                <w:sz w:val="22"/>
+                <w:szCs w:val="22"/>
                 <w:color w:val="000000"/>
               </w:rPr>
-              <w:t xml:space="preserve">22.80</w:t>
+              <w:t xml:space="preserve">4</w:t>
             </w:r>
           </w:p>
         </w:tc>
@@ -4003,32 +3850,42 @@
               <w:left w:w="0" w:type="dxa"/>
               <w:right w:w="0" w:type="dxa"/>
             </w:tcMar>
-            <w:vAlign w:val="top"/>
+            <w:vAlign w:val="center"/>
           </w:tcPr>
           <w:p>
             <w:pPr>
               <w:jc w:val="right"/>
-              <w:keepNext/>
               <w:pBdr>
                 <w:bottom w:val="none" w:sz="0" w:space="0" w:color="000000"/>
                 <w:top w:val="none" w:sz="0" w:space="0" w:color="000000"/>
                 <w:left w:val="none" w:sz="0" w:space="0" w:color="000000"/>
                 <w:right w:val="none" w:sz="0" w:space="0" w:color="000000"/>
               </w:pBdr>
-              <w:spacing w:after="120" w:before="120" w:line="240"/>
-              <w:ind w:firstLine="0" w:left="120" w:right="120"/>
+              <w:spacing w:after="100" w:before="100" w:line="240"/>
+              <w:ind w:left="100" w:right="100" w:firstLine="0" w:firstLineChars="0"/>
+              <w:rPr>
+                <w:rFonts w:ascii="Helvetica" w:hAnsi="Helvetica" w:eastAsia="Helvetica" w:cs="Helvetica"/>
+                <w:i w:val="false"/>
+                <w:b w:val="false"/>
+                <w:u w:val="none"/>
+                <w:strike w:val="false"/>
+                <w:sz w:val="22"/>
+                <w:szCs w:val="22"/>
+                <w:color w:val="000000"/>
+              </w:rPr>
             </w:pPr>
             <w:r xmlns:w="http://schemas.openxmlformats.org/wordprocessingml/2006/main" xmlns:wp="http://schemas.openxmlformats.org/drawingml/2006/wordprocessingDrawing" xmlns:r="http://schemas.openxmlformats.org/officeDocument/2006/relationships" xmlns:w14="http://schemas.microsoft.com/office/word/2010/wordml">
               <w:rPr>
-                <w:rFonts w:ascii="Helvetica"/>
+                <w:rFonts w:ascii="Helvetica" w:hAnsi="Helvetica" w:eastAsia="Helvetica" w:cs="Helvetica"/>
                 <w:i w:val="false"/>
                 <w:b w:val="false"/>
                 <w:u w:val="none"/>
-                <w:sz w:val="20"/>
-                <w:szCs w:val="20"/>
+                <w:strike w:val="false"/>
+                <w:sz w:val="22"/>
+                <w:szCs w:val="22"/>
                 <w:color w:val="000000"/>
               </w:rPr>
-              <w:t xml:space="preserve">4.00</w:t>
+              <w:t xml:space="preserve">108</w:t>
             </w:r>
           </w:p>
         </w:tc>
@@ -4047,32 +3904,42 @@
               <w:left w:w="0" w:type="dxa"/>
               <w:right w:w="0" w:type="dxa"/>
             </w:tcMar>
-            <w:vAlign w:val="top"/>
+            <w:vAlign w:val="center"/>
           </w:tcPr>
           <w:p>
             <w:pPr>
               <w:jc w:val="right"/>
-              <w:keepNext/>
               <w:pBdr>
                 <w:bottom w:val="none" w:sz="0" w:space="0" w:color="000000"/>
                 <w:top w:val="none" w:sz="0" w:space="0" w:color="000000"/>
                 <w:left w:val="none" w:sz="0" w:space="0" w:color="000000"/>
                 <w:right w:val="none" w:sz="0" w:space="0" w:color="000000"/>
               </w:pBdr>
-              <w:spacing w:after="120" w:before="120" w:line="240"/>
-              <w:ind w:firstLine="0" w:left="120" w:right="120"/>
+              <w:spacing w:after="100" w:before="100" w:line="240"/>
+              <w:ind w:left="100" w:right="100" w:firstLine="0" w:firstLineChars="0"/>
+              <w:rPr>
+                <w:rFonts w:ascii="Helvetica" w:hAnsi="Helvetica" w:eastAsia="Helvetica" w:cs="Helvetica"/>
+                <w:i w:val="false"/>
+                <w:b w:val="false"/>
+                <w:u w:val="none"/>
+                <w:strike w:val="false"/>
+                <w:sz w:val="22"/>
+                <w:szCs w:val="22"/>
+                <w:color w:val="000000"/>
+              </w:rPr>
             </w:pPr>
             <w:r xmlns:w="http://schemas.openxmlformats.org/wordprocessingml/2006/main" xmlns:wp="http://schemas.openxmlformats.org/drawingml/2006/wordprocessingDrawing" xmlns:r="http://schemas.openxmlformats.org/officeDocument/2006/relationships" xmlns:w14="http://schemas.microsoft.com/office/word/2010/wordml">
               <w:rPr>
-                <w:rFonts w:ascii="Helvetica"/>
+                <w:rFonts w:ascii="Helvetica" w:hAnsi="Helvetica" w:eastAsia="Helvetica" w:cs="Helvetica"/>
                 <w:i w:val="false"/>
                 <w:b w:val="false"/>
                 <w:u w:val="none"/>
-                <w:sz w:val="20"/>
-                <w:szCs w:val="20"/>
+                <w:strike w:val="false"/>
+                <w:sz w:val="22"/>
+                <w:szCs w:val="22"/>
                 <w:color w:val="000000"/>
               </w:rPr>
-              <w:t xml:space="preserve">108.00</w:t>
+              <w:t xml:space="preserve">93</w:t>
             </w:r>
           </w:p>
         </w:tc>
@@ -4091,32 +3958,42 @@
               <w:left w:w="0" w:type="dxa"/>
               <w:right w:w="0" w:type="dxa"/>
             </w:tcMar>
-            <w:vAlign w:val="top"/>
+            <w:vAlign w:val="center"/>
           </w:tcPr>
           <w:p>
             <w:pPr>
               <w:jc w:val="right"/>
-              <w:keepNext/>
               <w:pBdr>
                 <w:bottom w:val="none" w:sz="0" w:space="0" w:color="000000"/>
                 <w:top w:val="none" w:sz="0" w:space="0" w:color="000000"/>
                 <w:left w:val="none" w:sz="0" w:space="0" w:color="000000"/>
                 <w:right w:val="none" w:sz="0" w:space="0" w:color="000000"/>
               </w:pBdr>
-              <w:spacing w:after="120" w:before="120" w:line="240"/>
-              <w:ind w:firstLine="0" w:left="120" w:right="120"/>
+              <w:spacing w:after="100" w:before="100" w:line="240"/>
+              <w:ind w:left="100" w:right="100" w:firstLine="0" w:firstLineChars="0"/>
+              <w:rPr>
+                <w:rFonts w:ascii="Helvetica" w:hAnsi="Helvetica" w:eastAsia="Helvetica" w:cs="Helvetica"/>
+                <w:i w:val="false"/>
+                <w:b w:val="false"/>
+                <w:u w:val="none"/>
+                <w:strike w:val="false"/>
+                <w:sz w:val="22"/>
+                <w:szCs w:val="22"/>
+                <w:color w:val="000000"/>
+              </w:rPr>
             </w:pPr>
             <w:r xmlns:w="http://schemas.openxmlformats.org/wordprocessingml/2006/main" xmlns:wp="http://schemas.openxmlformats.org/drawingml/2006/wordprocessingDrawing" xmlns:r="http://schemas.openxmlformats.org/officeDocument/2006/relationships" xmlns:w14="http://schemas.microsoft.com/office/word/2010/wordml">
               <w:rPr>
-                <w:rFonts w:ascii="Helvetica"/>
+                <w:rFonts w:ascii="Helvetica" w:hAnsi="Helvetica" w:eastAsia="Helvetica" w:cs="Helvetica"/>
                 <w:i w:val="false"/>
                 <w:b w:val="false"/>
                 <w:u w:val="none"/>
-                <w:sz w:val="20"/>
-                <w:szCs w:val="20"/>
+                <w:strike w:val="false"/>
+                <w:sz w:val="22"/>
+                <w:szCs w:val="22"/>
                 <w:color w:val="000000"/>
               </w:rPr>
-              <w:t xml:space="preserve">93.00</w:t>
+              <w:t xml:space="preserve">3.85</w:t>
             </w:r>
           </w:p>
         </w:tc>
@@ -4135,92 +4012,57 @@
               <w:left w:w="0" w:type="dxa"/>
               <w:right w:w="0" w:type="dxa"/>
             </w:tcMar>
-            <w:vAlign w:val="top"/>
+            <w:vAlign w:val="center"/>
           </w:tcPr>
           <w:p>
             <w:pPr>
               <w:jc w:val="right"/>
-              <w:keepNext/>
               <w:pBdr>
                 <w:bottom w:val="none" w:sz="0" w:space="0" w:color="000000"/>
                 <w:top w:val="none" w:sz="0" w:space="0" w:color="000000"/>
                 <w:left w:val="none" w:sz="0" w:space="0" w:color="000000"/>
                 <w:right w:val="none" w:sz="0" w:space="0" w:color="000000"/>
               </w:pBdr>
-              <w:spacing w:after="120" w:before="120" w:line="240"/>
-              <w:ind w:firstLine="0" w:left="120" w:right="120"/>
+              <w:spacing w:after="100" w:before="100" w:line="240"/>
+              <w:ind w:left="100" w:right="100" w:firstLine="0" w:firstLineChars="0"/>
+              <w:rPr>
+                <w:rFonts w:ascii="Helvetica" w:hAnsi="Helvetica" w:eastAsia="Helvetica" w:cs="Helvetica"/>
+                <w:i w:val="false"/>
+                <w:b w:val="false"/>
+                <w:u w:val="none"/>
+                <w:strike w:val="false"/>
+                <w:sz w:val="22"/>
+                <w:szCs w:val="22"/>
+                <w:color w:val="000000"/>
+              </w:rPr>
             </w:pPr>
             <w:r xmlns:w="http://schemas.openxmlformats.org/wordprocessingml/2006/main" xmlns:wp="http://schemas.openxmlformats.org/drawingml/2006/wordprocessingDrawing" xmlns:r="http://schemas.openxmlformats.org/officeDocument/2006/relationships" xmlns:w14="http://schemas.microsoft.com/office/word/2010/wordml">
               <w:rPr>
-                <w:rFonts w:ascii="Helvetica"/>
+                <w:rFonts w:ascii="Helvetica" w:hAnsi="Helvetica" w:eastAsia="Helvetica" w:cs="Helvetica"/>
                 <w:i w:val="false"/>
                 <w:b w:val="false"/>
                 <w:u w:val="none"/>
-                <w:sz w:val="20"/>
-                <w:szCs w:val="20"/>
+                <w:strike w:val="false"/>
+                <w:sz w:val="22"/>
+                <w:szCs w:val="22"/>
                 <w:color w:val="000000"/>
               </w:rPr>
-              <w:t xml:space="preserve">3.85</w:t>
+              <w:t xml:space="preserve">2.320</w:t>
             </w:r>
           </w:p>
         </w:tc>
+      </w:tr>
+      <w:tr>
+        <w:trPr>
+          <w:trHeight w:val="569" w:hRule="auto"/>
+        </w:trPr>
+        body4
         <w:tc>
           <w:tcPr>
             <w:tcBorders>
               <w:bottom w:val="none" w:sz="0" w:space="0" w:color="000000"/>
               <w:top w:val="none" w:sz="0" w:space="0" w:color="000000"/>
               <w:left w:val="none" w:sz="0" w:space="0" w:color="000000"/>
-              <w:right w:val="single" w:sz="3" w:space="0" w:color="000000"/>
-            </w:tcBorders>
-            <w:shd w:val="clear" w:color="auto" w:fill="FFFFFF"/>
-            <w:tcMar>
-              <w:top w:w="0" w:type="dxa"/>
-              <w:bottom w:w="0" w:type="dxa"/>
-              <w:left w:w="0" w:type="dxa"/>
-              <w:right w:w="0" w:type="dxa"/>
-            </w:tcMar>
-            <w:vAlign w:val="top"/>
-          </w:tcPr>
-          <w:p>
-            <w:pPr>
-              <w:jc w:val="right"/>
-              <w:keepNext/>
-              <w:pBdr>
-                <w:bottom w:val="none" w:sz="0" w:space="0" w:color="000000"/>
-                <w:top w:val="none" w:sz="0" w:space="0" w:color="000000"/>
-                <w:left w:val="none" w:sz="0" w:space="0" w:color="000000"/>
-                <w:right w:val="none" w:sz="0" w:space="0" w:color="000000"/>
-              </w:pBdr>
-              <w:spacing w:after="120" w:before="120" w:line="240"/>
-              <w:ind w:firstLine="0" w:left="120" w:right="120"/>
-            </w:pPr>
-            <w:r xmlns:w="http://schemas.openxmlformats.org/wordprocessingml/2006/main" xmlns:wp="http://schemas.openxmlformats.org/drawingml/2006/wordprocessingDrawing" xmlns:r="http://schemas.openxmlformats.org/officeDocument/2006/relationships" xmlns:w14="http://schemas.microsoft.com/office/word/2010/wordml">
-              <w:rPr>
-                <w:rFonts w:ascii="Helvetica"/>
-                <w:i w:val="false"/>
-                <w:b w:val="false"/>
-                <w:u w:val="none"/>
-                <w:sz w:val="20"/>
-                <w:szCs w:val="20"/>
-                <w:color w:val="000000"/>
-              </w:rPr>
-              <w:t xml:space="preserve">2.32</w:t>
-            </w:r>
-          </w:p>
-        </w:tc>
-      </w:tr>
-      <w:tr>
-        <w:trPr>
-          <w:cantSplit/>
-          <w:trHeight w:val="360" w:hRule="auto"/>
-        </w:trPr>
-        body5
-        <w:tc>
-          <w:tcPr>
-            <w:tcBorders>
-              <w:bottom w:val="none" w:sz="0" w:space="0" w:color="000000"/>
-              <w:top w:val="none" w:sz="0" w:space="0" w:color="000000"/>
-              <w:left w:val="single" w:sz="3" w:space="0" w:color="000000"/>
               <w:right w:val="none" w:sz="0" w:space="0" w:color="000000"/>
             </w:tcBorders>
             <w:shd w:val="clear" w:color="auto" w:fill="FFFFFF"/>
@@ -4230,32 +4072,42 @@
               <w:left w:w="0" w:type="dxa"/>
               <w:right w:w="0" w:type="dxa"/>
             </w:tcMar>
-            <w:vAlign w:val="top"/>
+            <w:vAlign w:val="center"/>
           </w:tcPr>
           <w:p>
             <w:pPr>
-              <w:jc w:val="left"/>
-              <w:keepNext/>
+              <w:jc w:val="right"/>
               <w:pBdr>
                 <w:bottom w:val="none" w:sz="0" w:space="0" w:color="000000"/>
                 <w:top w:val="none" w:sz="0" w:space="0" w:color="000000"/>
                 <w:left w:val="none" w:sz="0" w:space="0" w:color="000000"/>
                 <w:right w:val="none" w:sz="0" w:space="0" w:color="000000"/>
               </w:pBdr>
-              <w:spacing w:after="120" w:before="120" w:line="240"/>
-              <w:ind w:firstLine="0" w:left="120" w:right="120"/>
+              <w:spacing w:after="100" w:before="100" w:line="240"/>
+              <w:ind w:left="100" w:right="100" w:firstLine="0" w:firstLineChars="0"/>
+              <w:rPr>
+                <w:rFonts w:ascii="Helvetica" w:hAnsi="Helvetica" w:eastAsia="Helvetica" w:cs="Helvetica"/>
+                <w:i w:val="false"/>
+                <w:b w:val="false"/>
+                <w:u w:val="none"/>
+                <w:strike w:val="false"/>
+                <w:sz w:val="22"/>
+                <w:szCs w:val="22"/>
+                <w:color w:val="000000"/>
+              </w:rPr>
             </w:pPr>
             <w:r xmlns:w="http://schemas.openxmlformats.org/wordprocessingml/2006/main" xmlns:wp="http://schemas.openxmlformats.org/drawingml/2006/wordprocessingDrawing" xmlns:r="http://schemas.openxmlformats.org/officeDocument/2006/relationships" xmlns:w14="http://schemas.microsoft.com/office/word/2010/wordml">
               <w:rPr>
-                <w:rFonts w:ascii="Helvetica"/>
+                <w:rFonts w:ascii="Helvetica" w:hAnsi="Helvetica" w:eastAsia="Helvetica" w:cs="Helvetica"/>
                 <w:i w:val="false"/>
                 <w:b w:val="false"/>
                 <w:u w:val="none"/>
-                <w:sz w:val="20"/>
-                <w:szCs w:val="20"/>
+                <w:strike w:val="false"/>
+                <w:sz w:val="22"/>
+                <w:szCs w:val="22"/>
                 <w:color w:val="000000"/>
               </w:rPr>
-              <w:t xml:space="preserve">Hornet 4.00 Drive</w:t>
+              <w:t xml:space="preserve">21.4</w:t>
             </w:r>
           </w:p>
         </w:tc>
@@ -4274,32 +4126,42 @@
               <w:left w:w="0" w:type="dxa"/>
               <w:right w:w="0" w:type="dxa"/>
             </w:tcMar>
-            <w:vAlign w:val="top"/>
+            <w:vAlign w:val="center"/>
           </w:tcPr>
           <w:p>
             <w:pPr>
               <w:jc w:val="right"/>
-              <w:keepNext/>
               <w:pBdr>
                 <w:bottom w:val="none" w:sz="0" w:space="0" w:color="000000"/>
                 <w:top w:val="none" w:sz="0" w:space="0" w:color="000000"/>
                 <w:left w:val="none" w:sz="0" w:space="0" w:color="000000"/>
                 <w:right w:val="none" w:sz="0" w:space="0" w:color="000000"/>
               </w:pBdr>
-              <w:spacing w:after="120" w:before="120" w:line="240"/>
-              <w:ind w:firstLine="0" w:left="120" w:right="120"/>
+              <w:spacing w:after="100" w:before="100" w:line="240"/>
+              <w:ind w:left="100" w:right="100" w:firstLine="0" w:firstLineChars="0"/>
+              <w:rPr>
+                <w:rFonts w:ascii="Helvetica" w:hAnsi="Helvetica" w:eastAsia="Helvetica" w:cs="Helvetica"/>
+                <w:i w:val="false"/>
+                <w:b w:val="false"/>
+                <w:u w:val="none"/>
+                <w:strike w:val="false"/>
+                <w:sz w:val="22"/>
+                <w:szCs w:val="22"/>
+                <w:color w:val="000000"/>
+              </w:rPr>
             </w:pPr>
             <w:r xmlns:w="http://schemas.openxmlformats.org/wordprocessingml/2006/main" xmlns:wp="http://schemas.openxmlformats.org/drawingml/2006/wordprocessingDrawing" xmlns:r="http://schemas.openxmlformats.org/officeDocument/2006/relationships" xmlns:w14="http://schemas.microsoft.com/office/word/2010/wordml">
               <w:rPr>
-                <w:rFonts w:ascii="Helvetica"/>
+                <w:rFonts w:ascii="Helvetica" w:hAnsi="Helvetica" w:eastAsia="Helvetica" w:cs="Helvetica"/>
                 <w:i w:val="false"/>
                 <w:b w:val="false"/>
                 <w:u w:val="none"/>
-                <w:sz w:val="20"/>
-                <w:szCs w:val="20"/>
+                <w:strike w:val="false"/>
+                <w:sz w:val="22"/>
+                <w:szCs w:val="22"/>
                 <w:color w:val="000000"/>
               </w:rPr>
-              <w:t xml:space="preserve">21.40</w:t>
+              <w:t xml:space="preserve">6</w:t>
             </w:r>
           </w:p>
         </w:tc>
@@ -4318,32 +4180,42 @@
               <w:left w:w="0" w:type="dxa"/>
               <w:right w:w="0" w:type="dxa"/>
             </w:tcMar>
-            <w:vAlign w:val="top"/>
+            <w:vAlign w:val="center"/>
           </w:tcPr>
           <w:p>
             <w:pPr>
               <w:jc w:val="right"/>
-              <w:keepNext/>
               <w:pBdr>
                 <w:bottom w:val="none" w:sz="0" w:space="0" w:color="000000"/>
                 <w:top w:val="none" w:sz="0" w:space="0" w:color="000000"/>
                 <w:left w:val="none" w:sz="0" w:space="0" w:color="000000"/>
                 <w:right w:val="none" w:sz="0" w:space="0" w:color="000000"/>
               </w:pBdr>
-              <w:spacing w:after="120" w:before="120" w:line="240"/>
-              <w:ind w:firstLine="0" w:left="120" w:right="120"/>
+              <w:spacing w:after="100" w:before="100" w:line="240"/>
+              <w:ind w:left="100" w:right="100" w:firstLine="0" w:firstLineChars="0"/>
+              <w:rPr>
+                <w:rFonts w:ascii="Helvetica" w:hAnsi="Helvetica" w:eastAsia="Helvetica" w:cs="Helvetica"/>
+                <w:i w:val="false"/>
+                <w:b w:val="false"/>
+                <w:u w:val="none"/>
+                <w:strike w:val="false"/>
+                <w:sz w:val="22"/>
+                <w:szCs w:val="22"/>
+                <w:color w:val="000000"/>
+              </w:rPr>
             </w:pPr>
             <w:r xmlns:w="http://schemas.openxmlformats.org/wordprocessingml/2006/main" xmlns:wp="http://schemas.openxmlformats.org/drawingml/2006/wordprocessingDrawing" xmlns:r="http://schemas.openxmlformats.org/officeDocument/2006/relationships" xmlns:w14="http://schemas.microsoft.com/office/word/2010/wordml">
               <w:rPr>
-                <w:rFonts w:ascii="Helvetica"/>
+                <w:rFonts w:ascii="Helvetica" w:hAnsi="Helvetica" w:eastAsia="Helvetica" w:cs="Helvetica"/>
                 <w:i w:val="false"/>
                 <w:b w:val="false"/>
                 <w:u w:val="none"/>
-                <w:sz w:val="20"/>
-                <w:szCs w:val="20"/>
+                <w:strike w:val="false"/>
+                <w:sz w:val="22"/>
+                <w:szCs w:val="22"/>
                 <w:color w:val="000000"/>
               </w:rPr>
-              <w:t xml:space="preserve">6.00</w:t>
+              <w:t xml:space="preserve">258</w:t>
             </w:r>
           </w:p>
         </w:tc>
@@ -4362,32 +4234,42 @@
               <w:left w:w="0" w:type="dxa"/>
               <w:right w:w="0" w:type="dxa"/>
             </w:tcMar>
-            <w:vAlign w:val="top"/>
+            <w:vAlign w:val="center"/>
           </w:tcPr>
           <w:p>
             <w:pPr>
               <w:jc w:val="right"/>
-              <w:keepNext/>
               <w:pBdr>
                 <w:bottom w:val="none" w:sz="0" w:space="0" w:color="000000"/>
                 <w:top w:val="none" w:sz="0" w:space="0" w:color="000000"/>
                 <w:left w:val="none" w:sz="0" w:space="0" w:color="000000"/>
                 <w:right w:val="none" w:sz="0" w:space="0" w:color="000000"/>
               </w:pBdr>
-              <w:spacing w:after="120" w:before="120" w:line="240"/>
-              <w:ind w:firstLine="0" w:left="120" w:right="120"/>
+              <w:spacing w:after="100" w:before="100" w:line="240"/>
+              <w:ind w:left="100" w:right="100" w:firstLine="0" w:firstLineChars="0"/>
+              <w:rPr>
+                <w:rFonts w:ascii="Helvetica" w:hAnsi="Helvetica" w:eastAsia="Helvetica" w:cs="Helvetica"/>
+                <w:i w:val="false"/>
+                <w:b w:val="false"/>
+                <w:u w:val="none"/>
+                <w:strike w:val="false"/>
+                <w:sz w:val="22"/>
+                <w:szCs w:val="22"/>
+                <w:color w:val="000000"/>
+              </w:rPr>
             </w:pPr>
             <w:r xmlns:w="http://schemas.openxmlformats.org/wordprocessingml/2006/main" xmlns:wp="http://schemas.openxmlformats.org/drawingml/2006/wordprocessingDrawing" xmlns:r="http://schemas.openxmlformats.org/officeDocument/2006/relationships" xmlns:w14="http://schemas.microsoft.com/office/word/2010/wordml">
               <w:rPr>
-                <w:rFonts w:ascii="Helvetica"/>
+                <w:rFonts w:ascii="Helvetica" w:hAnsi="Helvetica" w:eastAsia="Helvetica" w:cs="Helvetica"/>
                 <w:i w:val="false"/>
                 <w:b w:val="false"/>
                 <w:u w:val="none"/>
-                <w:sz w:val="20"/>
-                <w:szCs w:val="20"/>
+                <w:strike w:val="false"/>
+                <w:sz w:val="22"/>
+                <w:szCs w:val="22"/>
                 <w:color w:val="000000"/>
               </w:rPr>
-              <w:t xml:space="preserve">258.00</w:t>
+              <w:t xml:space="preserve">110</w:t>
             </w:r>
           </w:p>
         </w:tc>
@@ -4406,32 +4288,42 @@
               <w:left w:w="0" w:type="dxa"/>
               <w:right w:w="0" w:type="dxa"/>
             </w:tcMar>
-            <w:vAlign w:val="top"/>
+            <w:vAlign w:val="center"/>
           </w:tcPr>
           <w:p>
             <w:pPr>
               <w:jc w:val="right"/>
-              <w:keepNext/>
               <w:pBdr>
                 <w:bottom w:val="none" w:sz="0" w:space="0" w:color="000000"/>
                 <w:top w:val="none" w:sz="0" w:space="0" w:color="000000"/>
                 <w:left w:val="none" w:sz="0" w:space="0" w:color="000000"/>
                 <w:right w:val="none" w:sz="0" w:space="0" w:color="000000"/>
               </w:pBdr>
-              <w:spacing w:after="120" w:before="120" w:line="240"/>
-              <w:ind w:firstLine="0" w:left="120" w:right="120"/>
+              <w:spacing w:after="100" w:before="100" w:line="240"/>
+              <w:ind w:left="100" w:right="100" w:firstLine="0" w:firstLineChars="0"/>
+              <w:rPr>
+                <w:rFonts w:ascii="Helvetica" w:hAnsi="Helvetica" w:eastAsia="Helvetica" w:cs="Helvetica"/>
+                <w:i w:val="false"/>
+                <w:b w:val="false"/>
+                <w:u w:val="none"/>
+                <w:strike w:val="false"/>
+                <w:sz w:val="22"/>
+                <w:szCs w:val="22"/>
+                <w:color w:val="000000"/>
+              </w:rPr>
             </w:pPr>
             <w:r xmlns:w="http://schemas.openxmlformats.org/wordprocessingml/2006/main" xmlns:wp="http://schemas.openxmlformats.org/drawingml/2006/wordprocessingDrawing" xmlns:r="http://schemas.openxmlformats.org/officeDocument/2006/relationships" xmlns:w14="http://schemas.microsoft.com/office/word/2010/wordml">
               <w:rPr>
-                <w:rFonts w:ascii="Helvetica"/>
+                <w:rFonts w:ascii="Helvetica" w:hAnsi="Helvetica" w:eastAsia="Helvetica" w:cs="Helvetica"/>
                 <w:i w:val="false"/>
                 <w:b w:val="false"/>
                 <w:u w:val="none"/>
-                <w:sz w:val="20"/>
-                <w:szCs w:val="20"/>
+                <w:strike w:val="false"/>
+                <w:sz w:val="22"/>
+                <w:szCs w:val="22"/>
                 <w:color w:val="000000"/>
               </w:rPr>
-              <w:t xml:space="preserve">110.00</w:t>
+              <w:t xml:space="preserve">3.08</w:t>
             </w:r>
           </w:p>
         </w:tc>
@@ -4450,134 +4342,55 @@
               <w:left w:w="0" w:type="dxa"/>
               <w:right w:w="0" w:type="dxa"/>
             </w:tcMar>
-            <w:vAlign w:val="top"/>
+            <w:vAlign w:val="center"/>
           </w:tcPr>
           <w:p>
             <w:pPr>
               <w:jc w:val="right"/>
-              <w:keepNext/>
               <w:pBdr>
                 <w:bottom w:val="none" w:sz="0" w:space="0" w:color="000000"/>
                 <w:top w:val="none" w:sz="0" w:space="0" w:color="000000"/>
                 <w:left w:val="none" w:sz="0" w:space="0" w:color="000000"/>
                 <w:right w:val="none" w:sz="0" w:space="0" w:color="000000"/>
               </w:pBdr>
-              <w:spacing w:after="120" w:before="120" w:line="240"/>
-              <w:ind w:firstLine="0" w:left="120" w:right="120"/>
+              <w:spacing w:after="100" w:before="100" w:line="240"/>
+              <w:ind w:left="100" w:right="100" w:firstLine="0" w:firstLineChars="0"/>
+              <w:rPr>
+                <w:rFonts w:ascii="Helvetica" w:hAnsi="Helvetica" w:eastAsia="Helvetica" w:cs="Helvetica"/>
+                <w:i w:val="false"/>
+                <w:b w:val="false"/>
+                <w:u w:val="none"/>
+                <w:strike w:val="false"/>
+                <w:sz w:val="22"/>
+                <w:szCs w:val="22"/>
+                <w:color w:val="000000"/>
+              </w:rPr>
             </w:pPr>
             <w:r xmlns:w="http://schemas.openxmlformats.org/wordprocessingml/2006/main" xmlns:wp="http://schemas.openxmlformats.org/drawingml/2006/wordprocessingDrawing" xmlns:r="http://schemas.openxmlformats.org/officeDocument/2006/relationships" xmlns:w14="http://schemas.microsoft.com/office/word/2010/wordml">
               <w:rPr>
-                <w:rFonts w:ascii="Helvetica"/>
+                <w:rFonts w:ascii="Helvetica" w:hAnsi="Helvetica" w:eastAsia="Helvetica" w:cs="Helvetica"/>
                 <w:i w:val="false"/>
                 <w:b w:val="false"/>
                 <w:u w:val="none"/>
-                <w:sz w:val="20"/>
-                <w:szCs w:val="20"/>
+                <w:strike w:val="false"/>
+                <w:sz w:val="22"/>
+                <w:szCs w:val="22"/>
                 <w:color w:val="000000"/>
               </w:rPr>
-              <w:t xml:space="preserve">3.08</w:t>
-            </w:r>
-          </w:p>
-        </w:tc>
-        <w:tc>
-          <w:tcPr>
-            <w:tcBorders>
-              <w:bottom w:val="none" w:sz="0" w:space="0" w:color="000000"/>
-              <w:top w:val="none" w:sz="0" w:space="0" w:color="000000"/>
-              <w:left w:val="none" w:sz="0" w:space="0" w:color="000000"/>
-              <w:right w:val="single" w:sz="3" w:space="0" w:color="000000"/>
-            </w:tcBorders>
-            <w:shd w:val="clear" w:color="auto" w:fill="FFFFFF"/>
-            <w:tcMar>
-              <w:top w:w="0" w:type="dxa"/>
-              <w:bottom w:w="0" w:type="dxa"/>
-              <w:left w:w="0" w:type="dxa"/>
-              <w:right w:w="0" w:type="dxa"/>
-            </w:tcMar>
-            <w:vAlign w:val="top"/>
-          </w:tcPr>
-          <w:p>
-            <w:pPr>
-              <w:jc w:val="right"/>
-              <w:keepNext/>
-              <w:pBdr>
-                <w:bottom w:val="none" w:sz="0" w:space="0" w:color="000000"/>
-                <w:top w:val="none" w:sz="0" w:space="0" w:color="000000"/>
-                <w:left w:val="none" w:sz="0" w:space="0" w:color="000000"/>
-                <w:right w:val="none" w:sz="0" w:space="0" w:color="000000"/>
-              </w:pBdr>
-              <w:spacing w:after="120" w:before="120" w:line="240"/>
-              <w:ind w:firstLine="0" w:left="120" w:right="120"/>
-            </w:pPr>
-            <w:r xmlns:w="http://schemas.openxmlformats.org/wordprocessingml/2006/main" xmlns:wp="http://schemas.openxmlformats.org/drawingml/2006/wordprocessingDrawing" xmlns:r="http://schemas.openxmlformats.org/officeDocument/2006/relationships" xmlns:w14="http://schemas.microsoft.com/office/word/2010/wordml">
-              <w:rPr>
-                <w:rFonts w:ascii="Helvetica"/>
-                <w:i w:val="false"/>
-                <w:b w:val="false"/>
-                <w:u w:val="none"/>
-                <w:sz w:val="20"/>
-                <w:szCs w:val="20"/>
-                <w:color w:val="000000"/>
-              </w:rPr>
-              <w:t xml:space="preserve">3.21</w:t>
+              <w:t xml:space="preserve">3.215</w:t>
             </w:r>
           </w:p>
         </w:tc>
       </w:tr>
       <w:tr>
         <w:trPr>
-          <w:cantSplit/>
-          <w:trHeight w:val="360" w:hRule="auto"/>
+          <w:trHeight w:val="569" w:hRule="auto"/>
         </w:trPr>
-        body6
+        body5
         <w:tc>
           <w:tcPr>
             <w:tcBorders>
-              <w:bottom w:val="single" w:sz="3" w:space="0" w:color="000000"/>
-              <w:top w:val="none" w:sz="0" w:space="0" w:color="000000"/>
-              <w:left w:val="single" w:sz="3" w:space="0" w:color="000000"/>
-              <w:right w:val="none" w:sz="0" w:space="0" w:color="000000"/>
-            </w:tcBorders>
-            <w:shd w:val="clear" w:color="auto" w:fill="FFFFFF"/>
-            <w:tcMar>
-              <w:top w:w="0" w:type="dxa"/>
-              <w:bottom w:w="0" w:type="dxa"/>
-              <w:left w:w="0" w:type="dxa"/>
-              <w:right w:w="0" w:type="dxa"/>
-            </w:tcMar>
-            <w:vAlign w:val="top"/>
-          </w:tcPr>
-          <w:p>
-            <w:pPr>
-              <w:jc w:val="left"/>
-              <w:keepNext/>
-              <w:pBdr>
-                <w:bottom w:val="none" w:sz="0" w:space="0" w:color="000000"/>
-                <w:top w:val="none" w:sz="0" w:space="0" w:color="000000"/>
-                <w:left w:val="none" w:sz="0" w:space="0" w:color="000000"/>
-                <w:right w:val="none" w:sz="0" w:space="0" w:color="000000"/>
-              </w:pBdr>
-              <w:spacing w:after="120" w:before="120" w:line="240"/>
-              <w:ind w:firstLine="0" w:left="120" w:right="120"/>
-            </w:pPr>
-            <w:r xmlns:w="http://schemas.openxmlformats.org/wordprocessingml/2006/main" xmlns:wp="http://schemas.openxmlformats.org/drawingml/2006/wordprocessingDrawing" xmlns:r="http://schemas.openxmlformats.org/officeDocument/2006/relationships" xmlns:w14="http://schemas.microsoft.com/office/word/2010/wordml">
-              <w:rPr>
-                <w:rFonts w:ascii="Helvetica"/>
-                <w:i w:val="false"/>
-                <w:b w:val="false"/>
-                <w:u w:val="none"/>
-                <w:sz w:val="20"/>
-                <w:szCs w:val="20"/>
-                <w:color w:val="000000"/>
-              </w:rPr>
-              <w:t xml:space="preserve">Hornet Sportabout</w:t>
-            </w:r>
-          </w:p>
-        </w:tc>
-        <w:tc>
-          <w:tcPr>
-            <w:tcBorders>
-              <w:bottom w:val="single" w:sz="3" w:space="0" w:color="000000"/>
+              <w:bottom w:val="single" w:sz="12" w:space="0" w:color="666666"/>
               <w:top w:val="none" w:sz="0" w:space="0" w:color="000000"/>
               <w:left w:val="none" w:sz="0" w:space="0" w:color="000000"/>
               <w:right w:val="none" w:sz="0" w:space="0" w:color="000000"/>
@@ -4589,39 +4402,49 @@
               <w:left w:w="0" w:type="dxa"/>
               <w:right w:w="0" w:type="dxa"/>
             </w:tcMar>
-            <w:vAlign w:val="top"/>
+            <w:vAlign w:val="center"/>
           </w:tcPr>
           <w:p>
             <w:pPr>
               <w:jc w:val="right"/>
-              <w:keepNext/>
               <w:pBdr>
                 <w:bottom w:val="none" w:sz="0" w:space="0" w:color="000000"/>
                 <w:top w:val="none" w:sz="0" w:space="0" w:color="000000"/>
                 <w:left w:val="none" w:sz="0" w:space="0" w:color="000000"/>
                 <w:right w:val="none" w:sz="0" w:space="0" w:color="000000"/>
               </w:pBdr>
-              <w:spacing w:after="120" w:before="120" w:line="240"/>
-              <w:ind w:firstLine="0" w:left="120" w:right="120"/>
+              <w:spacing w:after="100" w:before="100" w:line="240"/>
+              <w:ind w:left="100" w:right="100" w:firstLine="0" w:firstLineChars="0"/>
+              <w:rPr>
+                <w:rFonts w:ascii="Helvetica" w:hAnsi="Helvetica" w:eastAsia="Helvetica" w:cs="Helvetica"/>
+                <w:i w:val="false"/>
+                <w:b w:val="false"/>
+                <w:u w:val="none"/>
+                <w:strike w:val="false"/>
+                <w:sz w:val="22"/>
+                <w:szCs w:val="22"/>
+                <w:color w:val="000000"/>
+              </w:rPr>
             </w:pPr>
             <w:r xmlns:w="http://schemas.openxmlformats.org/wordprocessingml/2006/main" xmlns:wp="http://schemas.openxmlformats.org/drawingml/2006/wordprocessingDrawing" xmlns:r="http://schemas.openxmlformats.org/officeDocument/2006/relationships" xmlns:w14="http://schemas.microsoft.com/office/word/2010/wordml">
               <w:rPr>
-                <w:rFonts w:ascii="Helvetica"/>
+                <w:rFonts w:ascii="Helvetica" w:hAnsi="Helvetica" w:eastAsia="Helvetica" w:cs="Helvetica"/>
                 <w:i w:val="false"/>
                 <w:b w:val="false"/>
                 <w:u w:val="none"/>
-                <w:sz w:val="20"/>
-                <w:szCs w:val="20"/>
+                <w:strike w:val="false"/>
+                <w:sz w:val="22"/>
+                <w:szCs w:val="22"/>
                 <w:color w:val="000000"/>
               </w:rPr>
-              <w:t xml:space="preserve">18.70</w:t>
+              <w:t xml:space="preserve">18.7</w:t>
             </w:r>
           </w:p>
         </w:tc>
         <w:tc>
           <w:tcPr>
             <w:tcBorders>
-              <w:bottom w:val="single" w:sz="3" w:space="0" w:color="000000"/>
+              <w:bottom w:val="single" w:sz="12" w:space="0" w:color="666666"/>
               <w:top w:val="none" w:sz="0" w:space="0" w:color="000000"/>
               <w:left w:val="none" w:sz="0" w:space="0" w:color="000000"/>
               <w:right w:val="none" w:sz="0" w:space="0" w:color="000000"/>
@@ -4633,39 +4456,49 @@
               <w:left w:w="0" w:type="dxa"/>
               <w:right w:w="0" w:type="dxa"/>
             </w:tcMar>
-            <w:vAlign w:val="top"/>
+            <w:vAlign w:val="center"/>
           </w:tcPr>
           <w:p>
             <w:pPr>
               <w:jc w:val="right"/>
-              <w:keepNext/>
               <w:pBdr>
                 <w:bottom w:val="none" w:sz="0" w:space="0" w:color="000000"/>
                 <w:top w:val="none" w:sz="0" w:space="0" w:color="000000"/>
                 <w:left w:val="none" w:sz="0" w:space="0" w:color="000000"/>
                 <w:right w:val="none" w:sz="0" w:space="0" w:color="000000"/>
               </w:pBdr>
-              <w:spacing w:after="120" w:before="120" w:line="240"/>
-              <w:ind w:firstLine="0" w:left="120" w:right="120"/>
+              <w:spacing w:after="100" w:before="100" w:line="240"/>
+              <w:ind w:left="100" w:right="100" w:firstLine="0" w:firstLineChars="0"/>
+              <w:rPr>
+                <w:rFonts w:ascii="Helvetica" w:hAnsi="Helvetica" w:eastAsia="Helvetica" w:cs="Helvetica"/>
+                <w:i w:val="false"/>
+                <w:b w:val="false"/>
+                <w:u w:val="none"/>
+                <w:strike w:val="false"/>
+                <w:sz w:val="22"/>
+                <w:szCs w:val="22"/>
+                <w:color w:val="000000"/>
+              </w:rPr>
             </w:pPr>
             <w:r xmlns:w="http://schemas.openxmlformats.org/wordprocessingml/2006/main" xmlns:wp="http://schemas.openxmlformats.org/drawingml/2006/wordprocessingDrawing" xmlns:r="http://schemas.openxmlformats.org/officeDocument/2006/relationships" xmlns:w14="http://schemas.microsoft.com/office/word/2010/wordml">
               <w:rPr>
-                <w:rFonts w:ascii="Helvetica"/>
+                <w:rFonts w:ascii="Helvetica" w:hAnsi="Helvetica" w:eastAsia="Helvetica" w:cs="Helvetica"/>
                 <w:i w:val="false"/>
                 <w:b w:val="false"/>
                 <w:u w:val="none"/>
-                <w:sz w:val="20"/>
-                <w:szCs w:val="20"/>
+                <w:strike w:val="false"/>
+                <w:sz w:val="22"/>
+                <w:szCs w:val="22"/>
                 <w:color w:val="000000"/>
               </w:rPr>
-              <w:t xml:space="preserve">8.00</w:t>
+              <w:t xml:space="preserve">8</w:t>
             </w:r>
           </w:p>
         </w:tc>
         <w:tc>
           <w:tcPr>
             <w:tcBorders>
-              <w:bottom w:val="single" w:sz="3" w:space="0" w:color="000000"/>
+              <w:bottom w:val="single" w:sz="12" w:space="0" w:color="666666"/>
               <w:top w:val="none" w:sz="0" w:space="0" w:color="000000"/>
               <w:left w:val="none" w:sz="0" w:space="0" w:color="000000"/>
               <w:right w:val="none" w:sz="0" w:space="0" w:color="000000"/>
@@ -4677,39 +4510,49 @@
               <w:left w:w="0" w:type="dxa"/>
               <w:right w:w="0" w:type="dxa"/>
             </w:tcMar>
-            <w:vAlign w:val="top"/>
+            <w:vAlign w:val="center"/>
           </w:tcPr>
           <w:p>
             <w:pPr>
               <w:jc w:val="right"/>
-              <w:keepNext/>
               <w:pBdr>
                 <w:bottom w:val="none" w:sz="0" w:space="0" w:color="000000"/>
                 <w:top w:val="none" w:sz="0" w:space="0" w:color="000000"/>
                 <w:left w:val="none" w:sz="0" w:space="0" w:color="000000"/>
                 <w:right w:val="none" w:sz="0" w:space="0" w:color="000000"/>
               </w:pBdr>
-              <w:spacing w:after="120" w:before="120" w:line="240"/>
-              <w:ind w:firstLine="0" w:left="120" w:right="120"/>
+              <w:spacing w:after="100" w:before="100" w:line="240"/>
+              <w:ind w:left="100" w:right="100" w:firstLine="0" w:firstLineChars="0"/>
+              <w:rPr>
+                <w:rFonts w:ascii="Helvetica" w:hAnsi="Helvetica" w:eastAsia="Helvetica" w:cs="Helvetica"/>
+                <w:i w:val="false"/>
+                <w:b w:val="false"/>
+                <w:u w:val="none"/>
+                <w:strike w:val="false"/>
+                <w:sz w:val="22"/>
+                <w:szCs w:val="22"/>
+                <w:color w:val="000000"/>
+              </w:rPr>
             </w:pPr>
             <w:r xmlns:w="http://schemas.openxmlformats.org/wordprocessingml/2006/main" xmlns:wp="http://schemas.openxmlformats.org/drawingml/2006/wordprocessingDrawing" xmlns:r="http://schemas.openxmlformats.org/officeDocument/2006/relationships" xmlns:w14="http://schemas.microsoft.com/office/word/2010/wordml">
               <w:rPr>
-                <w:rFonts w:ascii="Helvetica"/>
+                <w:rFonts w:ascii="Helvetica" w:hAnsi="Helvetica" w:eastAsia="Helvetica" w:cs="Helvetica"/>
                 <w:i w:val="false"/>
                 <w:b w:val="false"/>
                 <w:u w:val="none"/>
-                <w:sz w:val="20"/>
-                <w:szCs w:val="20"/>
+                <w:strike w:val="false"/>
+                <w:sz w:val="22"/>
+                <w:szCs w:val="22"/>
                 <w:color w:val="000000"/>
               </w:rPr>
-              <w:t xml:space="preserve">360.00</w:t>
+              <w:t xml:space="preserve">360</w:t>
             </w:r>
           </w:p>
         </w:tc>
         <w:tc>
           <w:tcPr>
             <w:tcBorders>
-              <w:bottom w:val="single" w:sz="3" w:space="0" w:color="000000"/>
+              <w:bottom w:val="single" w:sz="12" w:space="0" w:color="666666"/>
               <w:top w:val="none" w:sz="0" w:space="0" w:color="000000"/>
               <w:left w:val="none" w:sz="0" w:space="0" w:color="000000"/>
               <w:right w:val="none" w:sz="0" w:space="0" w:color="000000"/>
@@ -4721,39 +4564,49 @@
               <w:left w:w="0" w:type="dxa"/>
               <w:right w:w="0" w:type="dxa"/>
             </w:tcMar>
-            <w:vAlign w:val="top"/>
+            <w:vAlign w:val="center"/>
           </w:tcPr>
           <w:p>
             <w:pPr>
               <w:jc w:val="right"/>
-              <w:keepNext/>
               <w:pBdr>
                 <w:bottom w:val="none" w:sz="0" w:space="0" w:color="000000"/>
                 <w:top w:val="none" w:sz="0" w:space="0" w:color="000000"/>
                 <w:left w:val="none" w:sz="0" w:space="0" w:color="000000"/>
                 <w:right w:val="none" w:sz="0" w:space="0" w:color="000000"/>
               </w:pBdr>
-              <w:spacing w:after="120" w:before="120" w:line="240"/>
-              <w:ind w:firstLine="0" w:left="120" w:right="120"/>
+              <w:spacing w:after="100" w:before="100" w:line="240"/>
+              <w:ind w:left="100" w:right="100" w:firstLine="0" w:firstLineChars="0"/>
+              <w:rPr>
+                <w:rFonts w:ascii="Helvetica" w:hAnsi="Helvetica" w:eastAsia="Helvetica" w:cs="Helvetica"/>
+                <w:i w:val="false"/>
+                <w:b w:val="false"/>
+                <w:u w:val="none"/>
+                <w:strike w:val="false"/>
+                <w:sz w:val="22"/>
+                <w:szCs w:val="22"/>
+                <w:color w:val="000000"/>
+              </w:rPr>
             </w:pPr>
             <w:r xmlns:w="http://schemas.openxmlformats.org/wordprocessingml/2006/main" xmlns:wp="http://schemas.openxmlformats.org/drawingml/2006/wordprocessingDrawing" xmlns:r="http://schemas.openxmlformats.org/officeDocument/2006/relationships" xmlns:w14="http://schemas.microsoft.com/office/word/2010/wordml">
               <w:rPr>
-                <w:rFonts w:ascii="Helvetica"/>
+                <w:rFonts w:ascii="Helvetica" w:hAnsi="Helvetica" w:eastAsia="Helvetica" w:cs="Helvetica"/>
                 <w:i w:val="false"/>
                 <w:b w:val="false"/>
                 <w:u w:val="none"/>
-                <w:sz w:val="20"/>
-                <w:szCs w:val="20"/>
+                <w:strike w:val="false"/>
+                <w:sz w:val="22"/>
+                <w:szCs w:val="22"/>
                 <w:color w:val="000000"/>
               </w:rPr>
-              <w:t xml:space="preserve">175.00</w:t>
+              <w:t xml:space="preserve">175</w:t>
             </w:r>
           </w:p>
         </w:tc>
         <w:tc>
           <w:tcPr>
             <w:tcBorders>
-              <w:bottom w:val="single" w:sz="3" w:space="0" w:color="000000"/>
+              <w:bottom w:val="single" w:sz="12" w:space="0" w:color="666666"/>
               <w:top w:val="none" w:sz="0" w:space="0" w:color="000000"/>
               <w:left w:val="none" w:sz="0" w:space="0" w:color="000000"/>
               <w:right w:val="none" w:sz="0" w:space="0" w:color="000000"/>
@@ -4765,29 +4618,39 @@
               <w:left w:w="0" w:type="dxa"/>
               <w:right w:w="0" w:type="dxa"/>
             </w:tcMar>
-            <w:vAlign w:val="top"/>
+            <w:vAlign w:val="center"/>
           </w:tcPr>
           <w:p>
             <w:pPr>
               <w:jc w:val="right"/>
-              <w:keepNext/>
               <w:pBdr>
                 <w:bottom w:val="none" w:sz="0" w:space="0" w:color="000000"/>
                 <w:top w:val="none" w:sz="0" w:space="0" w:color="000000"/>
                 <w:left w:val="none" w:sz="0" w:space="0" w:color="000000"/>
                 <w:right w:val="none" w:sz="0" w:space="0" w:color="000000"/>
               </w:pBdr>
-              <w:spacing w:after="120" w:before="120" w:line="240"/>
-              <w:ind w:firstLine="0" w:left="120" w:right="120"/>
+              <w:spacing w:after="100" w:before="100" w:line="240"/>
+              <w:ind w:left="100" w:right="100" w:firstLine="0" w:firstLineChars="0"/>
+              <w:rPr>
+                <w:rFonts w:ascii="Helvetica" w:hAnsi="Helvetica" w:eastAsia="Helvetica" w:cs="Helvetica"/>
+                <w:i w:val="false"/>
+                <w:b w:val="false"/>
+                <w:u w:val="none"/>
+                <w:strike w:val="false"/>
+                <w:sz w:val="22"/>
+                <w:szCs w:val="22"/>
+                <w:color w:val="000000"/>
+              </w:rPr>
             </w:pPr>
             <w:r xmlns:w="http://schemas.openxmlformats.org/wordprocessingml/2006/main" xmlns:wp="http://schemas.openxmlformats.org/drawingml/2006/wordprocessingDrawing" xmlns:r="http://schemas.openxmlformats.org/officeDocument/2006/relationships" xmlns:w14="http://schemas.microsoft.com/office/word/2010/wordml">
               <w:rPr>
-                <w:rFonts w:ascii="Helvetica"/>
+                <w:rFonts w:ascii="Helvetica" w:hAnsi="Helvetica" w:eastAsia="Helvetica" w:cs="Helvetica"/>
                 <w:i w:val="false"/>
                 <w:b w:val="false"/>
                 <w:u w:val="none"/>
-                <w:sz w:val="20"/>
-                <w:szCs w:val="20"/>
+                <w:strike w:val="false"/>
+                <w:sz w:val="22"/>
+                <w:szCs w:val="22"/>
                 <w:color w:val="000000"/>
               </w:rPr>
               <w:t xml:space="preserve">3.15</w:t>
@@ -4797,10 +4660,10 @@
         <w:tc>
           <w:tcPr>
             <w:tcBorders>
-              <w:bottom w:val="single" w:sz="3" w:space="0" w:color="000000"/>
+              <w:bottom w:val="single" w:sz="12" w:space="0" w:color="666666"/>
               <w:top w:val="none" w:sz="0" w:space="0" w:color="000000"/>
               <w:left w:val="none" w:sz="0" w:space="0" w:color="000000"/>
-              <w:right w:val="single" w:sz="3" w:space="0" w:color="000000"/>
+              <w:right w:val="none" w:sz="0" w:space="0" w:color="000000"/>
             </w:tcBorders>
             <w:shd w:val="clear" w:color="auto" w:fill="FFFFFF"/>
             <w:tcMar>
@@ -4809,40 +4672,82 @@
               <w:left w:w="0" w:type="dxa"/>
               <w:right w:w="0" w:type="dxa"/>
             </w:tcMar>
-            <w:vAlign w:val="top"/>
+            <w:vAlign w:val="center"/>
           </w:tcPr>
           <w:p>
             <w:pPr>
               <w:jc w:val="right"/>
-              <w:keepNext/>
               <w:pBdr>
                 <w:bottom w:val="none" w:sz="0" w:space="0" w:color="000000"/>
                 <w:top w:val="none" w:sz="0" w:space="0" w:color="000000"/>
                 <w:left w:val="none" w:sz="0" w:space="0" w:color="000000"/>
                 <w:right w:val="none" w:sz="0" w:space="0" w:color="000000"/>
               </w:pBdr>
-              <w:spacing w:after="120" w:before="120" w:line="240"/>
-              <w:ind w:firstLine="0" w:left="120" w:right="120"/>
+              <w:spacing w:after="100" w:before="100" w:line="240"/>
+              <w:ind w:left="100" w:right="100" w:firstLine="0" w:firstLineChars="0"/>
+              <w:rPr>
+                <w:rFonts w:ascii="Helvetica" w:hAnsi="Helvetica" w:eastAsia="Helvetica" w:cs="Helvetica"/>
+                <w:i w:val="false"/>
+                <w:b w:val="false"/>
+                <w:u w:val="none"/>
+                <w:strike w:val="false"/>
+                <w:sz w:val="22"/>
+                <w:szCs w:val="22"/>
+                <w:color w:val="000000"/>
+              </w:rPr>
             </w:pPr>
             <w:r xmlns:w="http://schemas.openxmlformats.org/wordprocessingml/2006/main" xmlns:wp="http://schemas.openxmlformats.org/drawingml/2006/wordprocessingDrawing" xmlns:r="http://schemas.openxmlformats.org/officeDocument/2006/relationships" xmlns:w14="http://schemas.microsoft.com/office/word/2010/wordml">
               <w:rPr>
-                <w:rFonts w:ascii="Helvetica"/>
+                <w:rFonts w:ascii="Helvetica" w:hAnsi="Helvetica" w:eastAsia="Helvetica" w:cs="Helvetica"/>
                 <w:i w:val="false"/>
                 <w:b w:val="false"/>
                 <w:u w:val="none"/>
-                <w:sz w:val="20"/>
-                <w:szCs w:val="20"/>
+                <w:strike w:val="false"/>
+                <w:sz w:val="22"/>
+                <w:szCs w:val="22"/>
                 <w:color w:val="000000"/>
               </w:rPr>
-              <w:t xml:space="preserve">3.44</w:t>
+              <w:t xml:space="preserve">3.440</w:t>
             </w:r>
           </w:p>
         </w:tc>
       </w:tr>
     </w:tbl>
-    <w:bookmarkEnd w:id="35"/>
-    <w:bookmarkEnd w:id="36"/>
-    <w:bookmarkStart w:id="43" w:name="figures"/>
+    <w:p>
+      <w:pPr>
+        <w:pStyle w:val="Blocktext"/>
+      </w:pPr>
+      <w:r>
+        <w:rPr>
+          <w:b/>
+          <w:bCs/>
+        </w:rPr>
+        <w:t xml:space="preserve">Tip:</w:t>
+      </w:r>
+      <w:r>
+        <w:t xml:space="preserve"> </w:t>
+      </w:r>
+      <w:r>
+        <w:t xml:space="preserve">Another excellent table package is</w:t>
+      </w:r>
+      <w:r>
+        <w:t xml:space="preserve"> </w:t>
+      </w:r>
+      <w:hyperlink r:id="rId36">
+        <w:r>
+          <w:rPr>
+            <w:rStyle w:val="Hyperlink"/>
+          </w:rPr>
+          <w:t xml:space="preserve">gt</w:t>
+        </w:r>
+      </w:hyperlink>
+      <w:r>
+        <w:t xml:space="preserve">, which provides a tidyverse-compatible grammar for tables.</w:t>
+      </w:r>
+    </w:p>
+    <w:bookmarkEnd w:id="37"/>
+    <w:bookmarkEnd w:id="38"/>
+    <w:bookmarkStart w:id="47" w:name="figures"/>
     <w:p>
       <w:pPr>
         <w:pStyle w:val="berschrift2"/>
@@ -4877,18 +4782,18 @@
           <wp:inline>
             <wp:extent cx="5727700" cy="4582160"/>
             <wp:effectExtent b="0" l="0" r="0" t="0"/>
-            <wp:docPr descr="Figure 1: Relationship between horsepower and fuel economy." title="" id="38" name="Picture"/>
+            <wp:docPr descr="Figure 1: Relationship between horsepower and fuel economy." title="" id="40" name="Picture"/>
             <a:graphic>
               <a:graphicData uri="http://schemas.openxmlformats.org/drawingml/2006/picture">
                 <pic:pic>
                   <pic:nvPicPr>
-                    <pic:cNvPr descr="figs/base-fig-1.png" id="39" name="Picture"/>
+                    <pic:cNvPr descr="figs/base-fig-1.png" id="41" name="Picture"/>
                     <pic:cNvPicPr>
                       <a:picLocks noChangeArrowheads="1" noChangeAspect="1"/>
                     </pic:cNvPicPr>
                   </pic:nvPicPr>
                   <pic:blipFill>
-                    <a:blip r:embed="rId37"/>
+                    <a:blip r:embed="rId39"/>
                     <a:stretch>
                       <a:fillRect/>
                     </a:stretch>
@@ -4919,6 +4824,8 @@
       <w:pPr>
         <w:pStyle w:val="ImageCaption"/>
       </w:pPr>
+      <w:bookmarkStart w:id="42" w:name="fig:base-fig"/>
+      <w:bookmarkEnd w:id="42"/>
       <w:r>
         <w:t xml:space="preserve">Figure 1: Relationship between horsepower and fuel economy.</w:t>
       </w:r>
@@ -4949,18 +4856,18 @@
           <wp:inline>
             <wp:extent cx="5727700" cy="3436620"/>
             <wp:effectExtent b="0" l="0" r="0" t="0"/>
-            <wp:docPr descr="Figure 2: Fuel differences between transmission types (0 = automatic, 1 = manual)." title="" id="41" name="Picture"/>
+            <wp:docPr descr="Figure 2: Fuel differences between transmission types (0 = automatic, 1 = manual)." title="" id="44" name="Picture"/>
             <a:graphic>
               <a:graphicData uri="http://schemas.openxmlformats.org/drawingml/2006/picture">
                 <pic:pic>
                   <pic:nvPicPr>
-                    <pic:cNvPr descr="figs/boxplot-fig-1.png" id="42" name="Picture"/>
+                    <pic:cNvPr descr="figs/boxplot-fig-1.png" id="45" name="Picture"/>
                     <pic:cNvPicPr>
                       <a:picLocks noChangeArrowheads="1" noChangeAspect="1"/>
                     </pic:cNvPicPr>
                   </pic:nvPicPr>
                   <pic:blipFill>
-                    <a:blip r:embed="rId40"/>
+                    <a:blip r:embed="rId43"/>
                     <a:stretch>
                       <a:fillRect/>
                     </a:stretch>
@@ -4991,6 +4898,8 @@
       <w:pPr>
         <w:pStyle w:val="ImageCaption"/>
       </w:pPr>
+      <w:bookmarkStart w:id="46" w:name="fig:boxplot-fig"/>
+      <w:bookmarkEnd w:id="46"/>
       <w:r>
         <w:t xml:space="preserve">Figure 2: Fuel differences between transmission types (0 = automatic, 1 = manual).</w:t>
       </w:r>
@@ -5006,13 +4915,7 @@
         <w:t xml:space="preserve"> </w:t>
       </w:r>
       <w:r>
-        <w:t xml:space="preserve">‘</w:t>
-      </w:r>
-      <w:r>
-        <w:t xml:space="preserve">fig.height</w:t>
-      </w:r>
-      <w:r>
-        <w:t xml:space="preserve">’</w:t>
+        <w:t xml:space="preserve">‘fig.height’</w:t>
       </w:r>
       <w:r>
         <w:t xml:space="preserve"> </w:t>
@@ -5024,13 +4927,7 @@
         <w:t xml:space="preserve"> </w:t>
       </w:r>
       <w:r>
-        <w:t xml:space="preserve">‘</w:t>
-      </w:r>
-      <w:r>
-        <w:t xml:space="preserve">out.width</w:t>
-      </w:r>
-      <w:r>
-        <w:t xml:space="preserve">’</w:t>
+        <w:t xml:space="preserve">‘out.width’</w:t>
       </w:r>
       <w:r>
         <w:t xml:space="preserve"> </w:t>
@@ -5039,9 +4936,9 @@
         <w:t xml:space="preserve">do not currently work in Word! For external images adjust the width via the size of the image file itself.</w:t>
       </w:r>
     </w:p>
-    <w:bookmarkEnd w:id="43"/>
-    <w:bookmarkEnd w:id="44"/>
-    <w:bookmarkStart w:id="48" w:name="adding-citations-and-bibliography"/>
+    <w:bookmarkEnd w:id="47"/>
+    <w:bookmarkEnd w:id="48"/>
+    <w:bookmarkStart w:id="52" w:name="adding-citations-and-bibliography"/>
     <w:p>
       <w:pPr>
         <w:pStyle w:val="berschrift1"/>
@@ -5090,7 +4987,7 @@
       <w:r>
         <w:t xml:space="preserve"> </w:t>
       </w:r>
-      <w:hyperlink r:id="rId20">
+      <w:hyperlink r:id="rId19">
         <w:r>
           <w:rPr>
             <w:rStyle w:val="Hyperlink"/>
@@ -5140,7 +5037,7 @@
         <w:t xml:space="preserve">(Kamm, 2000; Knupp, 1999)</w:t>
       </w:r>
       <w:r>
-        <w:t xml:space="preserve">.</w:t>
+        <w:t xml:space="preserve">).</w:t>
       </w:r>
     </w:p>
     <w:p>
@@ -5153,7 +5050,7 @@
       <w:r>
         <w:t xml:space="preserve"> </w:t>
       </w:r>
-      <w:hyperlink r:id="rId45">
+      <w:hyperlink r:id="rId49">
         <w:r>
           <w:rPr>
             <w:rStyle w:val="Hyperlink"/>
@@ -5169,8 +5066,8 @@
       </w:r>
       <w:r>
         <w:rPr>
+          <w:i/>
           <w:iCs/>
-          <w:i/>
         </w:rPr>
         <w:t xml:space="preserve">citr</w:t>
       </w:r>
@@ -5183,7 +5080,7 @@
       <w:r>
         <w:t xml:space="preserve"> </w:t>
       </w:r>
-      <w:hyperlink r:id="rId46">
+      <w:hyperlink r:id="rId50">
         <w:r>
           <w:rPr>
             <w:rStyle w:val="Hyperlink"/>
@@ -5198,7 +5095,7 @@
         <w:t xml:space="preserve">the add-in can access your reference database directly.</w:t>
       </w:r>
     </w:p>
-    <w:bookmarkStart w:id="47" w:name="software"/>
+    <w:bookmarkStart w:id="51" w:name="software"/>
     <w:p>
       <w:pPr>
         <w:pStyle w:val="berschrift2"/>
@@ -5218,13 +5115,7 @@
         <w:t xml:space="preserve"> </w:t>
       </w:r>
       <w:r>
-        <w:t xml:space="preserve">‘</w:t>
-      </w:r>
-      <w:r>
-        <w:t xml:space="preserve">packages.bib</w:t>
-      </w:r>
-      <w:r>
-        <w:t xml:space="preserve">’</w:t>
+        <w:t xml:space="preserve">‘packages.bib’</w:t>
       </w:r>
       <w:r>
         <w:t xml:space="preserve"> </w:t>
@@ -5236,13 +5127,7 @@
         <w:t xml:space="preserve"> </w:t>
       </w:r>
       <w:r>
-        <w:t xml:space="preserve">‘</w:t>
-      </w:r>
-      <w:r>
-        <w:t xml:space="preserve">generate-package-refs</w:t>
-      </w:r>
-      <w:r>
-        <w:t xml:space="preserve">’</w:t>
+        <w:t xml:space="preserve">‘generate-package-refs’</w:t>
       </w:r>
       <w:r>
         <w:t xml:space="preserve">).</w:t>
@@ -5253,13 +5138,13 @@
         <w:pStyle w:val="Textkrper"/>
       </w:pPr>
       <w:r>
-        <w:t xml:space="preserve">All analyses were performed using the statistical software R (version 4.1.2)</w:t>
-      </w:r>
-      <w:r>
-        <w:t xml:space="preserve"> </w:t>
-      </w:r>
-      <w:r>
-        <w:t xml:space="preserve">(R Core Team, 2021)</w:t>
+        <w:t xml:space="preserve">All analyses were performed using the statistical software R (version 4.5.2)</w:t>
+      </w:r>
+      <w:r>
+        <w:t xml:space="preserve"> </w:t>
+      </w:r>
+      <w:r>
+        <w:t xml:space="preserve">(R Core Team, 2025)</w:t>
       </w:r>
       <w:r>
         <w:t xml:space="preserve">. This thesis, including tables, was generated using the packages</w:t>
@@ -5268,25 +5153,19 @@
         <w:t xml:space="preserve"> </w:t>
       </w:r>
       <w:r>
-        <w:t xml:space="preserve">‘</w:t>
-      </w:r>
-      <w:r>
-        <w:t xml:space="preserve">bookdown</w:t>
-      </w:r>
-      <w:r>
-        <w:t xml:space="preserve">’</w:t>
-      </w:r>
-      <w:r>
-        <w:t xml:space="preserve"> </w:t>
-      </w:r>
-      <w:r>
-        <w:t xml:space="preserve">(version 0.27)</w:t>
-      </w:r>
-      <w:r>
-        <w:t xml:space="preserve"> </w:t>
-      </w:r>
-      <w:r>
-        <w:t xml:space="preserve">(Xie, 2022a)</w:t>
+        <w:t xml:space="preserve">‘bookdown’</w:t>
+      </w:r>
+      <w:r>
+        <w:t xml:space="preserve"> </w:t>
+      </w:r>
+      <w:r>
+        <w:t xml:space="preserve">(version 0.46)</w:t>
+      </w:r>
+      <w:r>
+        <w:t xml:space="preserve"> </w:t>
+      </w:r>
+      <w:r>
+        <w:t xml:space="preserve">(Xie, 2025a)</w:t>
       </w:r>
       <w:r>
         <w:t xml:space="preserve">,</w:t>
@@ -5295,25 +5174,40 @@
         <w:t xml:space="preserve"> </w:t>
       </w:r>
       <w:r>
-        <w:t xml:space="preserve">‘</w:t>
-      </w:r>
-      <w:r>
-        <w:t xml:space="preserve">rmarkdown</w:t>
-      </w:r>
-      <w:r>
-        <w:t xml:space="preserve">’</w:t>
-      </w:r>
-      <w:r>
-        <w:t xml:space="preserve"> </w:t>
-      </w:r>
-      <w:r>
-        <w:t xml:space="preserve">(version 2.14)</w:t>
-      </w:r>
-      <w:r>
-        <w:t xml:space="preserve"> </w:t>
-      </w:r>
-      <w:r>
-        <w:t xml:space="preserve">(Allaire et al., 2022)</w:t>
+        <w:t xml:space="preserve">‘rmarkdown’</w:t>
+      </w:r>
+      <w:r>
+        <w:t xml:space="preserve"> </w:t>
+      </w:r>
+      <w:r>
+        <w:t xml:space="preserve">(version 2.30)</w:t>
+      </w:r>
+      <w:r>
+        <w:t xml:space="preserve"> </w:t>
+      </w:r>
+      <w:r>
+        <w:t xml:space="preserve">(Allaire et al., 2025)</w:t>
+      </w:r>
+      <w:r>
+        <w:t xml:space="preserve">,</w:t>
+      </w:r>
+      <w:r>
+        <w:t xml:space="preserve"> </w:t>
+      </w:r>
+      <w:r>
+        <w:t xml:space="preserve">‘UHHformats’</w:t>
+      </w:r>
+      <w:r>
+        <w:t xml:space="preserve"> </w:t>
+      </w:r>
+      <w:r>
+        <w:t xml:space="preserve">(version 1.1.0.9000)</w:t>
+      </w:r>
+      <w:r>
+        <w:t xml:space="preserve"> </w:t>
+      </w:r>
+      <w:r>
+        <w:t xml:space="preserve">(Otto, 2026)</w:t>
       </w:r>
       <w:r>
         <w:t xml:space="preserve">, and</w:t>
@@ -5322,25 +5216,19 @@
         <w:t xml:space="preserve"> </w:t>
       </w:r>
       <w:r>
-        <w:t xml:space="preserve">‘</w:t>
-      </w:r>
-      <w:r>
-        <w:t xml:space="preserve">knitr</w:t>
-      </w:r>
-      <w:r>
-        <w:t xml:space="preserve">’</w:t>
-      </w:r>
-      <w:r>
-        <w:t xml:space="preserve"> </w:t>
-      </w:r>
-      <w:r>
-        <w:t xml:space="preserve">(version 1.39)</w:t>
-      </w:r>
-      <w:r>
-        <w:t xml:space="preserve"> </w:t>
-      </w:r>
-      <w:r>
-        <w:t xml:space="preserve">(Xie, 2022b)</w:t>
+        <w:t xml:space="preserve">‘knitr’</w:t>
+      </w:r>
+      <w:r>
+        <w:t xml:space="preserve"> </w:t>
+      </w:r>
+      <w:r>
+        <w:t xml:space="preserve">(version 1.51)</w:t>
+      </w:r>
+      <w:r>
+        <w:t xml:space="preserve"> </w:t>
+      </w:r>
+      <w:r>
+        <w:t xml:space="preserve">(Xie, 2025b)</w:t>
       </w:r>
       <w:r>
         <w:t xml:space="preserve">.</w:t>
@@ -5351,9 +5239,9 @@
         <w:br w:type="page"/>
       </w:r>
     </w:p>
-    <w:bookmarkEnd w:id="47"/>
-    <w:bookmarkEnd w:id="48"/>
-    <w:bookmarkStart w:id="61" w:name="references"/>
+    <w:bookmarkEnd w:id="51"/>
+    <w:bookmarkEnd w:id="52"/>
+    <w:bookmarkStart w:id="67" w:name="references"/>
     <w:p>
       <w:pPr>
         <w:pStyle w:val="berschrift1"/>
@@ -5362,22 +5250,22 @@
         <w:t xml:space="preserve">References</w:t>
       </w:r>
     </w:p>
-    <w:bookmarkStart w:id="60" w:name="refs"/>
-    <w:bookmarkStart w:id="50" w:name="ref-R-rmarkdown"/>
+    <w:bookmarkStart w:id="66" w:name="refs"/>
+    <w:bookmarkStart w:id="54" w:name="ref-R-rmarkdown"/>
     <w:p>
       <w:pPr>
         <w:pStyle w:val="Literaturverzeichnis"/>
       </w:pPr>
       <w:r>
-        <w:t xml:space="preserve">Allaire J, Xie Y, McPherson J, et al. (2022)</w:t>
+        <w:t xml:space="preserve">Allaire J, Xie Y, Dervieux C, et al. (2025)</w:t>
       </w:r>
       <w:r>
         <w:t xml:space="preserve"> </w:t>
       </w:r>
       <w:r>
         <w:rPr>
+          <w:i/>
           <w:iCs/>
-          <w:i/>
         </w:rPr>
         <w:t xml:space="preserve">Rmarkdown: Dynamic Documents for r</w:t>
       </w:r>
@@ -5387,20 +5275,20 @@
       <w:r>
         <w:t xml:space="preserve"> </w:t>
       </w:r>
-      <w:hyperlink r:id="rId49">
+      <w:hyperlink r:id="rId53">
         <w:r>
           <w:rPr>
             <w:rStyle w:val="Hyperlink"/>
           </w:rPr>
-          <w:t xml:space="preserve">https://CRAN.R-project.org/package=rmarkdown</w:t>
+          <w:t xml:space="preserve">https://github.com/rstudio/rmarkdown</w:t>
         </w:r>
       </w:hyperlink>
       <w:r>
         <w:t xml:space="preserve">.</w:t>
       </w:r>
     </w:p>
-    <w:bookmarkEnd w:id="50"/>
-    <w:bookmarkStart w:id="51" w:name="ref-Kamm2000"/>
+    <w:bookmarkEnd w:id="54"/>
+    <w:bookmarkStart w:id="55" w:name="ref-Kamm2000"/>
     <w:p>
       <w:pPr>
         <w:pStyle w:val="Literaturverzeichnis"/>
@@ -5413,64 +5301,64 @@
       </w:r>
       <w:r>
         <w:rPr>
+          <w:i/>
           <w:iCs/>
-          <w:i/>
         </w:rPr>
         <w:t xml:space="preserve">Evaluation of the</w:t>
       </w:r>
       <w:r>
         <w:rPr>
+          <w:i/>
           <w:iCs/>
+        </w:rPr>
+        <w:t xml:space="preserve"> </w:t>
+      </w:r>
+      <w:r>
+        <w:rPr>
           <w:i/>
-        </w:rPr>
-        <w:t xml:space="preserve"> </w:t>
-      </w:r>
-      <w:r>
-        <w:rPr>
           <w:iCs/>
-          <w:i/>
         </w:rPr>
         <w:t xml:space="preserve">S</w:t>
       </w:r>
       <w:r>
         <w:rPr>
+          <w:i/>
           <w:iCs/>
-          <w:i/>
         </w:rPr>
         <w:t xml:space="preserve">edov-von</w:t>
       </w:r>
       <w:r>
         <w:rPr>
+          <w:i/>
           <w:iCs/>
+        </w:rPr>
+        <w:t xml:space="preserve"> </w:t>
+      </w:r>
+      <w:r>
+        <w:rPr>
           <w:i/>
-        </w:rPr>
-        <w:t xml:space="preserve"> </w:t>
-      </w:r>
-      <w:r>
-        <w:rPr>
           <w:iCs/>
-          <w:i/>
         </w:rPr>
         <w:t xml:space="preserve">N</w:t>
       </w:r>
       <w:r>
         <w:rPr>
+          <w:i/>
           <w:iCs/>
-          <w:i/>
         </w:rPr>
         <w:t xml:space="preserve">eumann-</w:t>
       </w:r>
       <w:r>
         <w:rPr>
+          <w:i/>
           <w:iCs/>
-          <w:i/>
         </w:rPr>
         <w:t xml:space="preserve">T</w:t>
       </w:r>
       <w:r>
         <w:rPr>
+          <w:i/>
           <w:iCs/>
-          <w:i/>
         </w:rPr>
         <w:t xml:space="preserve">aylor blast wave solution</w:t>
       </w:r>
@@ -5514,8 +5402,8 @@
         <w:t xml:space="preserve">aboratory.</w:t>
       </w:r>
     </w:p>
-    <w:bookmarkEnd w:id="51"/>
-    <w:bookmarkStart w:id="52" w:name="ref-Knupp1999"/>
+    <w:bookmarkEnd w:id="55"/>
+    <w:bookmarkStart w:id="56" w:name="ref-Knupp1999"/>
     <w:p>
       <w:pPr>
         <w:pStyle w:val="Literaturverzeichnis"/>
@@ -5528,29 +5416,29 @@
       </w:r>
       <w:r>
         <w:rPr>
+          <w:i/>
           <w:iCs/>
-          <w:i/>
         </w:rPr>
         <w:t xml:space="preserve">Eng</w:t>
       </w:r>
       <w:r>
         <w:rPr>
+          <w:i/>
           <w:iCs/>
+        </w:rPr>
+        <w:t xml:space="preserve"> </w:t>
+      </w:r>
+      <w:r>
+        <w:rPr>
           <w:i/>
-        </w:rPr>
-        <w:t xml:space="preserve"> </w:t>
-      </w:r>
-      <w:r>
-        <w:rPr>
           <w:iCs/>
-          <w:i/>
         </w:rPr>
         <w:t xml:space="preserve">C</w:t>
       </w:r>
       <w:r>
         <w:rPr>
+          <w:i/>
           <w:iCs/>
-          <w:i/>
         </w:rPr>
         <w:t xml:space="preserve">omput</w:t>
       </w:r>
@@ -5561,22 +5449,59 @@
         <w:t xml:space="preserve">15: 263–268.</w:t>
       </w:r>
     </w:p>
-    <w:bookmarkEnd w:id="52"/>
-    <w:bookmarkStart w:id="54" w:name="ref-R-base"/>
+    <w:bookmarkEnd w:id="56"/>
+    <w:bookmarkStart w:id="58" w:name="ref-R-UHHformats"/>
     <w:p>
       <w:pPr>
         <w:pStyle w:val="Literaturverzeichnis"/>
       </w:pPr>
       <w:r>
-        <w:t xml:space="preserve">R Core Team (2021)</w:t>
+        <w:t xml:space="preserve">Otto S (2026)</w:t>
       </w:r>
       <w:r>
         <w:t xml:space="preserve"> </w:t>
       </w:r>
       <w:r>
         <w:rPr>
+          <w:i/>
           <w:iCs/>
+        </w:rPr>
+        <w:t xml:space="preserve">UHHformats: Templates for HTML and PDF/LaTeX Output Formats Designed for the UHH</w:t>
+      </w:r>
+      <w:r>
+        <w:t xml:space="preserve">. Available at:</w:t>
+      </w:r>
+      <w:r>
+        <w:t xml:space="preserve"> </w:t>
+      </w:r>
+      <w:hyperlink r:id="rId57">
+        <w:r>
+          <w:rPr>
+            <w:rStyle w:val="Hyperlink"/>
+          </w:rPr>
+          <w:t xml:space="preserve">https://github.com/uham-bio/UHHformats</w:t>
+        </w:r>
+      </w:hyperlink>
+      <w:r>
+        <w:t xml:space="preserve">.</w:t>
+      </w:r>
+    </w:p>
+    <w:bookmarkEnd w:id="58"/>
+    <w:bookmarkStart w:id="60" w:name="ref-R-base"/>
+    <w:p>
+      <w:pPr>
+        <w:pStyle w:val="Literaturverzeichnis"/>
+      </w:pPr>
+      <w:r>
+        <w:t xml:space="preserve">R Core Team (2025)</w:t>
+      </w:r>
+      <w:r>
+        <w:t xml:space="preserve"> </w:t>
+      </w:r>
+      <w:r>
+        <w:rPr>
           <w:i/>
+          <w:iCs/>
         </w:rPr>
         <w:t xml:space="preserve">R: A Language and Environment for Statistical Computing</w:t>
       </w:r>
@@ -5586,7 +5511,7 @@
       <w:r>
         <w:t xml:space="preserve"> </w:t>
       </w:r>
-      <w:hyperlink r:id="rId53">
+      <w:hyperlink r:id="rId59">
         <w:r>
           <w:rPr>
             <w:rStyle w:val="Hyperlink"/>
@@ -5598,8 +5523,8 @@
         <w:t xml:space="preserve">.</w:t>
       </w:r>
     </w:p>
-    <w:bookmarkEnd w:id="54"/>
-    <w:bookmarkStart w:id="55" w:name="ref-Taylor1937"/>
+    <w:bookmarkEnd w:id="60"/>
+    <w:bookmarkStart w:id="61" w:name="ref-Taylor1937"/>
     <w:p>
       <w:pPr>
         <w:pStyle w:val="Literaturverzeichnis"/>
@@ -5612,106 +5537,106 @@
       </w:r>
       <w:r>
         <w:rPr>
+          <w:i/>
           <w:iCs/>
-          <w:i/>
         </w:rPr>
         <w:t xml:space="preserve">P</w:t>
       </w:r>
       <w:r>
         <w:rPr>
+          <w:i/>
           <w:iCs/>
+        </w:rPr>
+        <w:t xml:space="preserve"> </w:t>
+      </w:r>
+      <w:r>
+        <w:rPr>
           <w:i/>
-        </w:rPr>
-        <w:t xml:space="preserve"> </w:t>
-      </w:r>
-      <w:r>
-        <w:rPr>
           <w:iCs/>
-          <w:i/>
         </w:rPr>
         <w:t xml:space="preserve">R</w:t>
       </w:r>
       <w:r>
         <w:rPr>
+          <w:i/>
           <w:iCs/>
-          <w:i/>
         </w:rPr>
         <w:t xml:space="preserve">oy</w:t>
       </w:r>
       <w:r>
         <w:rPr>
+          <w:i/>
           <w:iCs/>
+        </w:rPr>
+        <w:t xml:space="preserve"> </w:t>
+      </w:r>
+      <w:r>
+        <w:rPr>
           <w:i/>
-        </w:rPr>
-        <w:t xml:space="preserve"> </w:t>
-      </w:r>
-      <w:r>
-        <w:rPr>
           <w:iCs/>
-          <w:i/>
         </w:rPr>
         <w:t xml:space="preserve">S</w:t>
       </w:r>
       <w:r>
         <w:rPr>
+          <w:i/>
           <w:iCs/>
-          <w:i/>
         </w:rPr>
         <w:t xml:space="preserve">oc</w:t>
       </w:r>
       <w:r>
         <w:rPr>
+          <w:i/>
           <w:iCs/>
+        </w:rPr>
+        <w:t xml:space="preserve"> </w:t>
+      </w:r>
+      <w:r>
+        <w:rPr>
           <w:i/>
-        </w:rPr>
-        <w:t xml:space="preserve"> </w:t>
-      </w:r>
-      <w:r>
-        <w:rPr>
           <w:iCs/>
-          <w:i/>
         </w:rPr>
         <w:t xml:space="preserve">L</w:t>
       </w:r>
       <w:r>
         <w:rPr>
+          <w:i/>
           <w:iCs/>
-          <w:i/>
         </w:rPr>
         <w:t xml:space="preserve">ond</w:t>
       </w:r>
       <w:r>
         <w:rPr>
+          <w:i/>
           <w:iCs/>
+        </w:rPr>
+        <w:t xml:space="preserve"> </w:t>
+      </w:r>
+      <w:r>
+        <w:rPr>
           <w:i/>
-        </w:rPr>
-        <w:t xml:space="preserve"> </w:t>
-      </w:r>
-      <w:r>
-        <w:rPr>
           <w:iCs/>
-          <w:i/>
         </w:rPr>
         <w:t xml:space="preserve">A</w:t>
       </w:r>
       <w:r>
         <w:rPr>
+          <w:i/>
           <w:iCs/>
+        </w:rPr>
+        <w:t xml:space="preserve"> </w:t>
+      </w:r>
+      <w:r>
+        <w:rPr>
           <w:i/>
-        </w:rPr>
-        <w:t xml:space="preserve"> </w:t>
-      </w:r>
-      <w:r>
-        <w:rPr>
           <w:iCs/>
-          <w:i/>
         </w:rPr>
         <w:t xml:space="preserve">M</w:t>
       </w:r>
       <w:r>
         <w:rPr>
+          <w:i/>
           <w:iCs/>
-          <w:i/>
         </w:rPr>
         <w:t xml:space="preserve">at</w:t>
       </w:r>
@@ -5722,22 +5647,22 @@
         <w:t xml:space="preserve">158(895): 499–521.</w:t>
       </w:r>
     </w:p>
-    <w:bookmarkEnd w:id="55"/>
-    <w:bookmarkStart w:id="57" w:name="ref-R-bookdown"/>
+    <w:bookmarkEnd w:id="61"/>
+    <w:bookmarkStart w:id="63" w:name="ref-R-bookdown"/>
     <w:p>
       <w:pPr>
         <w:pStyle w:val="Literaturverzeichnis"/>
       </w:pPr>
       <w:r>
-        <w:t xml:space="preserve">Xie Y (2022a)</w:t>
+        <w:t xml:space="preserve">Xie Y (2025a)</w:t>
       </w:r>
       <w:r>
         <w:t xml:space="preserve"> </w:t>
       </w:r>
       <w:r>
         <w:rPr>
+          <w:i/>
           <w:iCs/>
-          <w:i/>
         </w:rPr>
         <w:t xml:space="preserve">Bookdown: Authoring Books and Technical Documents with r Markdown</w:t>
       </w:r>
@@ -5747,34 +5672,34 @@
       <w:r>
         <w:t xml:space="preserve"> </w:t>
       </w:r>
-      <w:hyperlink r:id="rId56">
+      <w:hyperlink r:id="rId62">
         <w:r>
           <w:rPr>
             <w:rStyle w:val="Hyperlink"/>
           </w:rPr>
-          <w:t xml:space="preserve">https://CRAN.R-project.org/package=bookdown</w:t>
+          <w:t xml:space="preserve">https://github.com/rstudio/bookdown</w:t>
         </w:r>
       </w:hyperlink>
       <w:r>
         <w:t xml:space="preserve">.</w:t>
       </w:r>
     </w:p>
-    <w:bookmarkEnd w:id="57"/>
-    <w:bookmarkStart w:id="59" w:name="ref-R-knitr"/>
+    <w:bookmarkEnd w:id="63"/>
+    <w:bookmarkStart w:id="65" w:name="ref-R-knitr"/>
     <w:p>
       <w:pPr>
         <w:pStyle w:val="Literaturverzeichnis"/>
       </w:pPr>
       <w:r>
-        <w:t xml:space="preserve">Xie Y (2022b)</w:t>
+        <w:t xml:space="preserve">Xie Y (2025b)</w:t>
       </w:r>
       <w:r>
         <w:t xml:space="preserve"> </w:t>
       </w:r>
       <w:r>
         <w:rPr>
+          <w:i/>
           <w:iCs/>
-          <w:i/>
         </w:rPr>
         <w:t xml:space="preserve">Knitr: A General-Purpose Package for Dynamic Report Generation in r</w:t>
       </w:r>
@@ -5784,7 +5709,7 @@
       <w:r>
         <w:t xml:space="preserve"> </w:t>
       </w:r>
-      <w:hyperlink r:id="rId58">
+      <w:hyperlink r:id="rId64">
         <w:r>
           <w:rPr>
             <w:rStyle w:val="Hyperlink"/>
@@ -5796,14 +5721,14 @@
         <w:t xml:space="preserve">.</w:t>
       </w:r>
     </w:p>
-    <w:bookmarkEnd w:id="59"/>
-    <w:bookmarkEnd w:id="60"/>
-    <w:bookmarkEnd w:id="61"/>
+    <w:bookmarkEnd w:id="65"/>
+    <w:bookmarkEnd w:id="66"/>
+    <w:bookmarkEnd w:id="67"/>
     <w:sectPr>
-      <w:headerReference r:id="rId9" w:type="default"/>
-      <w:footerReference r:id="rId11" w:type="default"/>
-      <w:headerReference r:id="rId10" w:type="first"/>
-      <w:footerReference r:id="rId12" w:type="first"/>
+      <w:headerReference r:id="rId7" w:type="default"/>
+      <w:footerReference r:id="rId8" w:type="default"/>
+      <w:headerReference r:id="rId9" w:type="first"/>
+      <w:footerReference r:id="rId10" w:type="first"/>
       <w:pgSz w:h="16838" w:w="11906"/>
       <w:pgMar w:bottom="1440" w:footer="708" w:gutter="0" w:header="708" w:left="1440" w:right="1440" w:top="1816"/>
       <w:cols w:space="708"/>
@@ -6941,14 +6866,14 @@
     </w:lvl>
   </w:abstractNum>
   <w:abstractNum w:abstractNumId="990">
-    <w:nsid w:val="A990"/>
+    <w:nsid w:val="0000A990"/>
     <w:multiLevelType w:val="multilevel"/>
     <w:lvl w:ilvl="0">
       <w:numFmt w:val="bullet"/>
       <w:lvlText w:val=" "/>
       <w:lvlJc w:val="left"/>
       <w:pPr>
-        <w:ind w:left="720" w:hanging="480"/>
+        <w:ind w:left="720" w:hanging="360"/>
       </w:pPr>
     </w:lvl>
     <w:lvl w:ilvl="1">
@@ -6956,7 +6881,7 @@
       <w:lvlText w:val=" "/>
       <w:lvlJc w:val="left"/>
       <w:pPr>
-        <w:ind w:left="1440" w:hanging="480"/>
+        <w:ind w:left="1440" w:hanging="360"/>
       </w:pPr>
     </w:lvl>
     <w:lvl w:ilvl="2">
@@ -6964,7 +6889,7 @@
       <w:lvlText w:val=" "/>
       <w:lvlJc w:val="left"/>
       <w:pPr>
-        <w:ind w:left="2160" w:hanging="480"/>
+        <w:ind w:left="2160" w:hanging="360"/>
       </w:pPr>
     </w:lvl>
     <w:lvl w:ilvl="3">
@@ -6972,7 +6897,7 @@
       <w:lvlText w:val=" "/>
       <w:lvlJc w:val="left"/>
       <w:pPr>
-        <w:ind w:left="2880" w:hanging="480"/>
+        <w:ind w:left="2880" w:hanging="360"/>
       </w:pPr>
     </w:lvl>
     <w:lvl w:ilvl="4">
@@ -6980,7 +6905,7 @@
       <w:lvlText w:val=" "/>
       <w:lvlJc w:val="left"/>
       <w:pPr>
-        <w:ind w:left="3600" w:hanging="480"/>
+        <w:ind w:left="3600" w:hanging="360"/>
       </w:pPr>
     </w:lvl>
     <w:lvl w:ilvl="5">
@@ -6988,7 +6913,7 @@
       <w:lvlText w:val=" "/>
       <w:lvlJc w:val="left"/>
       <w:pPr>
-        <w:ind w:left="4320" w:hanging="480"/>
+        <w:ind w:left="4320" w:hanging="360"/>
       </w:pPr>
     </w:lvl>
     <w:lvl w:ilvl="6">
@@ -6996,7 +6921,7 @@
       <w:lvlText w:val=" "/>
       <w:lvlJc w:val="left"/>
       <w:pPr>
-        <w:ind w:left="5040" w:hanging="480"/>
+        <w:ind w:left="5040" w:hanging="360"/>
       </w:pPr>
     </w:lvl>
     <w:lvl w:ilvl="7">
@@ -7004,7 +6929,7 @@
       <w:lvlText w:val=" "/>
       <w:lvlJc w:val="left"/>
       <w:pPr>
-        <w:ind w:left="5760" w:hanging="480"/>
+        <w:ind w:left="5760" w:hanging="360"/>
       </w:pPr>
     </w:lvl>
     <w:lvl w:ilvl="8">
@@ -7012,84 +6937,111 @@
       <w:lvlText w:val=" "/>
       <w:lvlJc w:val="left"/>
       <w:pPr>
-        <w:ind w:left="6480" w:hanging="480"/>
+        <w:ind w:left="6480" w:hanging="360"/>
       </w:pPr>
     </w:lvl>
   </w:abstractNum>
   <w:abstractNum w:abstractNumId="991">
-    <w:nsid w:val="A991"/>
+    <w:nsid w:val="0000A991"/>
     <w:multiLevelType w:val="multilevel"/>
     <w:lvl w:ilvl="0">
       <w:numFmt w:val="bullet"/>
-      <w:lvlText w:val="•"/>
+      <w:lvlText w:val=""/>
       <w:lvlJc w:val="left"/>
       <w:pPr>
-        <w:ind w:left="720" w:hanging="480"/>
-      </w:pPr>
+        <w:ind w:left="720" w:hanging="360"/>
+      </w:pPr>
+      <w:rPr>
+        <w:rFonts w:ascii="Symbol" w:hAnsi="Symbol" w:cs="Symbol" w:hint="default"/>
+      </w:rPr>
     </w:lvl>
     <w:lvl w:ilvl="1">
       <w:numFmt w:val="bullet"/>
-      <w:lvlText w:val="–"/>
+      <w:lvlText w:val="o"/>
       <w:lvlJc w:val="left"/>
       <w:pPr>
-        <w:ind w:left="1440" w:hanging="480"/>
-      </w:pPr>
+        <w:ind w:left="1440" w:hanging="360"/>
+      </w:pPr>
+      <w:rPr>
+        <w:rFonts w:ascii="Courier New" w:hAnsi="Courier New" w:cs="Courier New" w:hint="default"/>
+      </w:rPr>
     </w:lvl>
     <w:lvl w:ilvl="2">
       <w:numFmt w:val="bullet"/>
-      <w:lvlText w:val="•"/>
+      <w:lvlText w:val=""/>
       <w:lvlJc w:val="left"/>
       <w:pPr>
-        <w:ind w:left="2160" w:hanging="480"/>
-      </w:pPr>
+        <w:ind w:left="2160" w:hanging="360"/>
+      </w:pPr>
+      <w:rPr>
+        <w:rFonts w:ascii="Wingdings" w:hAnsi="Wingdings" w:cs="Wingdings" w:hint="default"/>
+      </w:rPr>
     </w:lvl>
     <w:lvl w:ilvl="3">
       <w:numFmt w:val="bullet"/>
-      <w:lvlText w:val="–"/>
+      <w:lvlText w:val=""/>
       <w:lvlJc w:val="left"/>
       <w:pPr>
-        <w:ind w:left="2880" w:hanging="480"/>
-      </w:pPr>
+        <w:ind w:left="2880" w:hanging="360"/>
+      </w:pPr>
+      <w:rPr>
+        <w:rFonts w:ascii="Symbol" w:hAnsi="Symbol" w:cs="Symbol" w:hint="default"/>
+      </w:rPr>
     </w:lvl>
     <w:lvl w:ilvl="4">
       <w:numFmt w:val="bullet"/>
-      <w:lvlText w:val="•"/>
+      <w:lvlText w:val="o"/>
       <w:lvlJc w:val="left"/>
       <w:pPr>
-        <w:ind w:left="3600" w:hanging="480"/>
-      </w:pPr>
+        <w:ind w:left="3600" w:hanging="360"/>
+      </w:pPr>
+      <w:rPr>
+        <w:rFonts w:ascii="Courier New" w:hAnsi="Courier New" w:cs="Courier New" w:hint="default"/>
+      </w:rPr>
     </w:lvl>
     <w:lvl w:ilvl="5">
       <w:numFmt w:val="bullet"/>
-      <w:lvlText w:val="–"/>
+      <w:lvlText w:val=""/>
       <w:lvlJc w:val="left"/>
       <w:pPr>
-        <w:ind w:left="4320" w:hanging="480"/>
-      </w:pPr>
+        <w:ind w:left="4320" w:hanging="360"/>
+      </w:pPr>
+      <w:rPr>
+        <w:rFonts w:ascii="Wingdings" w:hAnsi="Wingdings" w:cs="Wingdings" w:hint="default"/>
+      </w:rPr>
     </w:lvl>
     <w:lvl w:ilvl="6">
       <w:numFmt w:val="bullet"/>
-      <w:lvlText w:val="•"/>
+      <w:lvlText w:val=""/>
       <w:lvlJc w:val="left"/>
       <w:pPr>
-        <w:ind w:left="5040" w:hanging="480"/>
-      </w:pPr>
+        <w:ind w:left="5040" w:hanging="360"/>
+      </w:pPr>
+      <w:rPr>
+        <w:rFonts w:ascii="Symbol" w:hAnsi="Symbol" w:cs="Symbol" w:hint="default"/>
+      </w:rPr>
     </w:lvl>
     <w:lvl w:ilvl="7">
       <w:numFmt w:val="bullet"/>
-      <w:lvlText w:val="–"/>
+      <w:lvlText w:val="o"/>
       <w:lvlJc w:val="left"/>
       <w:pPr>
-        <w:ind w:left="5760" w:hanging="480"/>
-      </w:pPr>
+        <w:ind w:left="5760" w:hanging="360"/>
+      </w:pPr>
+      <w:rPr>
+        <w:rFonts w:ascii="Courier New" w:hAnsi="Courier New" w:cs="Courier New" w:hint="default"/>
+      </w:rPr>
     </w:lvl>
     <w:lvl w:ilvl="8">
       <w:numFmt w:val="bullet"/>
-      <w:lvlText w:val="•"/>
+      <w:lvlText w:val=""/>
       <w:lvlJc w:val="left"/>
       <w:pPr>
-        <w:ind w:left="6480" w:hanging="480"/>
-      </w:pPr>
+        <w:ind w:left="6480" w:hanging="360"/>
+      </w:pPr>
+      <w:rPr>
+        <w:rFonts w:ascii="Wingdings" w:hAnsi="Wingdings" w:cs="Wingdings" w:hint="default"/>
+      </w:rPr>
     </w:lvl>
   </w:abstractNum>
   <w:num w16cid:durableId="705328000" w:numId="1">
